--- a/New Microsoft Word Document.docx
+++ b/New Microsoft Word Document.docx
@@ -2592,7 +2592,6 @@
         <w:pStyle w:val="NormalWeb"/>
         <w:spacing w:before="0" w:beforeAutospacing="0"/>
         <w:rPr>
-          <w:rFonts w:asciiTheme="minorHAnsi" w:hAnsiTheme="minorHAnsi" w:cstheme="minorHAnsi"/>
           <w:b/>
           <w:color w:val="000000" w:themeColor="text1"/>
           <w:sz w:val="18"/>
@@ -2652,9 +2651,2976 @@
         <w:pStyle w:val="NormalWeb"/>
         <w:spacing w:before="0" w:beforeAutospacing="0"/>
         <w:rPr>
-          <w:rFonts w:asciiTheme="minorHAnsi" w:hAnsiTheme="minorHAnsi" w:cstheme="minorHAnsi"/>
-          <w:sz w:val="16"/>
-          <w:szCs w:val="16"/>
+          <w:color w:val="000000" w:themeColor="text1"/>
+          <w:sz w:val="18"/>
+          <w:szCs w:val="18"/>
+          <w:u w:val="single"/>
+        </w:rPr>
+      </w:pPr>
+      <w:r>
+        <w:rPr>
+          <w:color w:val="000000" w:themeColor="text1"/>
+          <w:sz w:val="18"/>
+          <w:szCs w:val="18"/>
+          <w:u w:val="single"/>
+        </w:rPr>
+        <w:t>By default sparks creates 200 partitions for wide transformation.</w:t>
+      </w:r>
+    </w:p>
+    <w:p>
+      <w:pPr>
+        <w:pStyle w:val="NormalWeb"/>
+        <w:spacing w:before="0" w:beforeAutospacing="0"/>
+        <w:rPr>
+          <w:sz w:val="18"/>
+          <w:szCs w:val="18"/>
+        </w:rPr>
+      </w:pPr>
+      <w:r>
+        <w:rPr>
+          <w:b/>
+          <w:color w:val="44546A" w:themeColor="text2"/>
+          <w:sz w:val="28"/>
+          <w:szCs w:val="28"/>
+        </w:rPr>
+        <w:t>Joins</w:t>
+      </w:r>
+      <w:r>
+        <w:rPr>
+          <w:b/>
+          <w:color w:val="44546A" w:themeColor="text2"/>
+          <w:sz w:val="28"/>
+          <w:szCs w:val="28"/>
+        </w:rPr>
+        <w:t xml:space="preserve"> :</w:t>
+      </w:r>
+      <w:r>
+        <w:rPr>
+          <w:b/>
+          <w:color w:val="44546A" w:themeColor="text2"/>
+          <w:sz w:val="28"/>
+          <w:szCs w:val="28"/>
+        </w:rPr>
+        <w:br/>
+      </w:r>
+      <w:r>
+        <w:rPr>
+          <w:sz w:val="18"/>
+          <w:szCs w:val="18"/>
+        </w:rPr>
+        <w:t xml:space="preserve">In </w:t>
+      </w:r>
+      <w:r>
+        <w:rPr>
+          <w:rStyle w:val="whitespace-normal"/>
+          <w:sz w:val="18"/>
+          <w:szCs w:val="18"/>
+        </w:rPr>
+        <w:t>Apache Spark</w:t>
+      </w:r>
+      <w:r>
+        <w:rPr>
+          <w:sz w:val="18"/>
+          <w:szCs w:val="18"/>
+        </w:rPr>
+        <w:t xml:space="preserve">, a </w:t>
+      </w:r>
+      <w:r>
+        <w:rPr>
+          <w:rStyle w:val="Strong"/>
+          <w:sz w:val="18"/>
+          <w:szCs w:val="18"/>
+        </w:rPr>
+        <w:t>join</w:t>
+      </w:r>
+      <w:r>
+        <w:rPr>
+          <w:sz w:val="18"/>
+          <w:szCs w:val="18"/>
+        </w:rPr>
+        <w:t xml:space="preserve"> combines rows from two datasets (</w:t>
+      </w:r>
+      <w:r>
+        <w:rPr>
+          <w:rStyle w:val="HTMLCode"/>
+          <w:sz w:val="18"/>
+          <w:szCs w:val="18"/>
+        </w:rPr>
+        <w:t>DataFrame</w:t>
+      </w:r>
+      <w:r>
+        <w:rPr>
+          <w:sz w:val="18"/>
+          <w:szCs w:val="18"/>
+        </w:rPr>
+        <w:t xml:space="preserve"> / tables / RDDs) based on a related column (key). Joins are one of the most common and most expensive operations in Spark because they often require </w:t>
+      </w:r>
+      <w:r>
+        <w:rPr>
+          <w:rStyle w:val="Strong"/>
+          <w:sz w:val="18"/>
+          <w:szCs w:val="18"/>
+        </w:rPr>
+        <w:t>data shuffling</w:t>
+      </w:r>
+      <w:r>
+        <w:rPr>
+          <w:sz w:val="18"/>
+          <w:szCs w:val="18"/>
+        </w:rPr>
+        <w:t xml:space="preserve"> across the cluster.</w:t>
+      </w:r>
+    </w:p>
+    <w:p>
+      <w:pPr>
+        <w:pStyle w:val="NormalWeb"/>
+        <w:spacing w:before="0" w:beforeAutospacing="0" w:after="0" w:afterAutospacing="0"/>
+        <w:rPr>
+          <w:sz w:val="20"/>
+          <w:szCs w:val="20"/>
+        </w:rPr>
+      </w:pPr>
+      <w:r>
+        <w:rPr>
+          <w:sz w:val="20"/>
+          <w:szCs w:val="20"/>
+        </w:rPr>
+        <w:t>Common Join Types in Spark</w:t>
+      </w:r>
+      <w:r>
+        <w:rPr>
+          <w:sz w:val="20"/>
+          <w:szCs w:val="20"/>
+        </w:rPr>
+        <w:t>:</w:t>
+      </w:r>
+    </w:p>
+    <w:p>
+      <w:pPr>
+        <w:pStyle w:val="NormalWeb"/>
+        <w:spacing w:before="0" w:beforeAutospacing="0" w:after="0" w:afterAutospacing="0"/>
+        <w:rPr>
+          <w:sz w:val="20"/>
+          <w:szCs w:val="20"/>
+        </w:rPr>
+      </w:pPr>
+    </w:p>
+    <w:p>
+      <w:pPr>
+        <w:pStyle w:val="Heading2"/>
+        <w:spacing w:before="0" w:beforeAutospacing="0" w:after="0" w:afterAutospacing="0"/>
+        <w:rPr>
+          <w:sz w:val="18"/>
+          <w:szCs w:val="18"/>
+        </w:rPr>
+      </w:pPr>
+      <w:r>
+        <w:rPr>
+          <w:sz w:val="18"/>
+          <w:szCs w:val="18"/>
+        </w:rPr>
+        <w:t>1. Inner Join</w:t>
+      </w:r>
+    </w:p>
+    <w:p>
+      <w:pPr>
+        <w:pStyle w:val="NormalWeb"/>
+        <w:spacing w:before="0" w:beforeAutospacing="0" w:after="0" w:afterAutospacing="0"/>
+        <w:rPr>
+          <w:sz w:val="18"/>
+          <w:szCs w:val="18"/>
+        </w:rPr>
+      </w:pPr>
+      <w:r>
+        <w:rPr>
+          <w:sz w:val="18"/>
+          <w:szCs w:val="18"/>
+        </w:rPr>
+        <w:t>Returns matching rows from both tables.</w:t>
+      </w:r>
+    </w:p>
+    <w:p>
+      <w:pPr>
+        <w:pStyle w:val="HTMLPreformatted"/>
+        <w:rPr>
+          <w:sz w:val="18"/>
+          <w:szCs w:val="18"/>
+        </w:rPr>
+      </w:pPr>
+      <w:r>
+        <w:rPr>
+          <w:rStyle w:val="m"/>
+          <w:rFonts w:eastAsiaTheme="majorEastAsia"/>
+          <w:sz w:val="18"/>
+          <w:szCs w:val="18"/>
+        </w:rPr>
+        <w:t>employees</w:t>
+      </w:r>
+      <w:r>
+        <w:rPr>
+          <w:rStyle w:val="g"/>
+          <w:sz w:val="18"/>
+          <w:szCs w:val="18"/>
+        </w:rPr>
+        <w:t>.</w:t>
+      </w:r>
+      <w:r>
+        <w:rPr>
+          <w:rStyle w:val="HTMLCode"/>
+          <w:sz w:val="18"/>
+          <w:szCs w:val="18"/>
+        </w:rPr>
+        <w:t>join(</w:t>
+      </w:r>
+      <w:r>
+        <w:rPr>
+          <w:rStyle w:val="m"/>
+          <w:rFonts w:eastAsiaTheme="majorEastAsia"/>
+          <w:sz w:val="18"/>
+          <w:szCs w:val="18"/>
+        </w:rPr>
+        <w:t>departments</w:t>
+      </w:r>
+      <w:r>
+        <w:rPr>
+          <w:rStyle w:val="HTMLCode"/>
+          <w:sz w:val="18"/>
+          <w:szCs w:val="18"/>
+        </w:rPr>
+        <w:t xml:space="preserve">, </w:t>
+      </w:r>
+      <w:r>
+        <w:rPr>
+          <w:rStyle w:val="k"/>
+          <w:sz w:val="18"/>
+          <w:szCs w:val="18"/>
+        </w:rPr>
+        <w:t>"deptId"</w:t>
+      </w:r>
+      <w:r>
+        <w:rPr>
+          <w:rStyle w:val="HTMLCode"/>
+          <w:sz w:val="18"/>
+          <w:szCs w:val="18"/>
+        </w:rPr>
+        <w:t xml:space="preserve">, </w:t>
+      </w:r>
+      <w:r>
+        <w:rPr>
+          <w:rStyle w:val="k"/>
+          <w:sz w:val="18"/>
+          <w:szCs w:val="18"/>
+        </w:rPr>
+        <w:t>"inner"</w:t>
+      </w:r>
+      <w:r>
+        <w:rPr>
+          <w:rStyle w:val="HTMLCode"/>
+          <w:sz w:val="18"/>
+          <w:szCs w:val="18"/>
+        </w:rPr>
+        <w:t>)</w:t>
+      </w:r>
+    </w:p>
+    <w:p>
+      <w:pPr>
+        <w:pStyle w:val="NormalWeb"/>
+        <w:spacing w:before="0" w:beforeAutospacing="0"/>
+        <w:rPr>
+          <w:b/>
+          <w:color w:val="44546A" w:themeColor="text2"/>
+          <w:sz w:val="20"/>
+          <w:szCs w:val="20"/>
+        </w:rPr>
+      </w:pPr>
+    </w:p>
+    <w:p>
+      <w:pPr>
+        <w:pStyle w:val="Heading2"/>
+        <w:spacing w:before="0" w:beforeAutospacing="0" w:after="0" w:afterAutospacing="0"/>
+        <w:rPr>
+          <w:sz w:val="18"/>
+          <w:szCs w:val="18"/>
+        </w:rPr>
+      </w:pPr>
+      <w:r>
+        <w:rPr>
+          <w:sz w:val="18"/>
+          <w:szCs w:val="18"/>
+        </w:rPr>
+        <w:t>2. Left Join (Left Outer)</w:t>
+      </w:r>
+    </w:p>
+    <w:p>
+      <w:pPr>
+        <w:pStyle w:val="NormalWeb"/>
+        <w:spacing w:before="0" w:beforeAutospacing="0" w:after="0" w:afterAutospacing="0"/>
+        <w:rPr>
+          <w:sz w:val="18"/>
+          <w:szCs w:val="18"/>
+        </w:rPr>
+      </w:pPr>
+      <w:r>
+        <w:rPr>
+          <w:sz w:val="18"/>
+          <w:szCs w:val="18"/>
+        </w:rPr>
+        <w:t>Keeps all rows from the left table.</w:t>
+      </w:r>
+    </w:p>
+    <w:p>
+      <w:pPr>
+        <w:pStyle w:val="HTMLPreformatted"/>
+        <w:rPr>
+          <w:rStyle w:val="HTMLCode"/>
+          <w:sz w:val="18"/>
+          <w:szCs w:val="18"/>
+        </w:rPr>
+      </w:pPr>
+      <w:r>
+        <w:rPr>
+          <w:rStyle w:val="m"/>
+          <w:rFonts w:eastAsiaTheme="majorEastAsia"/>
+          <w:sz w:val="18"/>
+          <w:szCs w:val="18"/>
+        </w:rPr>
+        <w:t>employees</w:t>
+      </w:r>
+      <w:r>
+        <w:rPr>
+          <w:rStyle w:val="g"/>
+          <w:sz w:val="18"/>
+          <w:szCs w:val="18"/>
+        </w:rPr>
+        <w:t>.</w:t>
+      </w:r>
+      <w:r>
+        <w:rPr>
+          <w:rStyle w:val="HTMLCode"/>
+          <w:sz w:val="18"/>
+          <w:szCs w:val="18"/>
+        </w:rPr>
+        <w:t>join(</w:t>
+      </w:r>
+      <w:r>
+        <w:rPr>
+          <w:rStyle w:val="m"/>
+          <w:rFonts w:eastAsiaTheme="majorEastAsia"/>
+          <w:sz w:val="18"/>
+          <w:szCs w:val="18"/>
+        </w:rPr>
+        <w:t>departments</w:t>
+      </w:r>
+      <w:r>
+        <w:rPr>
+          <w:rStyle w:val="HTMLCode"/>
+          <w:sz w:val="18"/>
+          <w:szCs w:val="18"/>
+        </w:rPr>
+        <w:t xml:space="preserve">, </w:t>
+      </w:r>
+      <w:r>
+        <w:rPr>
+          <w:rStyle w:val="k"/>
+          <w:sz w:val="18"/>
+          <w:szCs w:val="18"/>
+        </w:rPr>
+        <w:t>"deptId"</w:t>
+      </w:r>
+      <w:r>
+        <w:rPr>
+          <w:rStyle w:val="HTMLCode"/>
+          <w:sz w:val="18"/>
+          <w:szCs w:val="18"/>
+        </w:rPr>
+        <w:t xml:space="preserve">, </w:t>
+      </w:r>
+      <w:r>
+        <w:rPr>
+          <w:rStyle w:val="k"/>
+          <w:sz w:val="18"/>
+          <w:szCs w:val="18"/>
+        </w:rPr>
+        <w:t>"left"</w:t>
+      </w:r>
+      <w:r>
+        <w:rPr>
+          <w:rStyle w:val="HTMLCode"/>
+          <w:sz w:val="18"/>
+          <w:szCs w:val="18"/>
+        </w:rPr>
+        <w:t>)</w:t>
+      </w:r>
+    </w:p>
+    <w:p>
+      <w:pPr>
+        <w:pStyle w:val="HTMLPreformatted"/>
+        <w:rPr>
+          <w:rStyle w:val="HTMLCode"/>
+          <w:sz w:val="18"/>
+          <w:szCs w:val="18"/>
+        </w:rPr>
+      </w:pPr>
+    </w:p>
+    <w:p>
+      <w:pPr>
+        <w:pStyle w:val="Heading2"/>
+        <w:spacing w:before="0" w:beforeAutospacing="0" w:after="0" w:afterAutospacing="0"/>
+        <w:rPr>
+          <w:sz w:val="18"/>
+          <w:szCs w:val="18"/>
+        </w:rPr>
+      </w:pPr>
+      <w:r>
+        <w:rPr>
+          <w:sz w:val="18"/>
+          <w:szCs w:val="18"/>
+        </w:rPr>
+        <w:lastRenderedPageBreak/>
+        <w:t>3. Right Join</w:t>
+      </w:r>
+    </w:p>
+    <w:p>
+      <w:pPr>
+        <w:pStyle w:val="NormalWeb"/>
+        <w:spacing w:before="0" w:beforeAutospacing="0" w:after="0" w:afterAutospacing="0"/>
+        <w:rPr>
+          <w:sz w:val="18"/>
+          <w:szCs w:val="18"/>
+        </w:rPr>
+      </w:pPr>
+      <w:r>
+        <w:rPr>
+          <w:sz w:val="18"/>
+          <w:szCs w:val="18"/>
+        </w:rPr>
+        <w:t>Keeps all rows from the right table.</w:t>
+      </w:r>
+    </w:p>
+    <w:p>
+      <w:pPr>
+        <w:pStyle w:val="HTMLPreformatted"/>
+        <w:rPr>
+          <w:rStyle w:val="HTMLCode"/>
+          <w:sz w:val="18"/>
+          <w:szCs w:val="18"/>
+        </w:rPr>
+      </w:pPr>
+      <w:r>
+        <w:rPr>
+          <w:rStyle w:val="m"/>
+          <w:rFonts w:eastAsiaTheme="majorEastAsia"/>
+          <w:sz w:val="18"/>
+          <w:szCs w:val="18"/>
+        </w:rPr>
+        <w:t>employees</w:t>
+      </w:r>
+      <w:r>
+        <w:rPr>
+          <w:rStyle w:val="g"/>
+          <w:sz w:val="18"/>
+          <w:szCs w:val="18"/>
+        </w:rPr>
+        <w:t>.</w:t>
+      </w:r>
+      <w:r>
+        <w:rPr>
+          <w:rStyle w:val="HTMLCode"/>
+          <w:sz w:val="18"/>
+          <w:szCs w:val="18"/>
+        </w:rPr>
+        <w:t>join(</w:t>
+      </w:r>
+      <w:r>
+        <w:rPr>
+          <w:rStyle w:val="m"/>
+          <w:rFonts w:eastAsiaTheme="majorEastAsia"/>
+          <w:sz w:val="18"/>
+          <w:szCs w:val="18"/>
+        </w:rPr>
+        <w:t>departments</w:t>
+      </w:r>
+      <w:r>
+        <w:rPr>
+          <w:rStyle w:val="HTMLCode"/>
+          <w:sz w:val="18"/>
+          <w:szCs w:val="18"/>
+        </w:rPr>
+        <w:t xml:space="preserve">, </w:t>
+      </w:r>
+      <w:r>
+        <w:rPr>
+          <w:rStyle w:val="k"/>
+          <w:sz w:val="18"/>
+          <w:szCs w:val="18"/>
+        </w:rPr>
+        <w:t>"deptId"</w:t>
+      </w:r>
+      <w:r>
+        <w:rPr>
+          <w:rStyle w:val="HTMLCode"/>
+          <w:sz w:val="18"/>
+          <w:szCs w:val="18"/>
+        </w:rPr>
+        <w:t xml:space="preserve">, </w:t>
+      </w:r>
+      <w:r>
+        <w:rPr>
+          <w:rStyle w:val="k"/>
+          <w:sz w:val="18"/>
+          <w:szCs w:val="18"/>
+        </w:rPr>
+        <w:t>"right"</w:t>
+      </w:r>
+      <w:r>
+        <w:rPr>
+          <w:rStyle w:val="HTMLCode"/>
+          <w:sz w:val="18"/>
+          <w:szCs w:val="18"/>
+        </w:rPr>
+        <w:t>)</w:t>
+      </w:r>
+    </w:p>
+    <w:p>
+      <w:pPr>
+        <w:pStyle w:val="HTMLPreformatted"/>
+        <w:rPr>
+          <w:rStyle w:val="HTMLCode"/>
+          <w:sz w:val="18"/>
+          <w:szCs w:val="18"/>
+        </w:rPr>
+      </w:pPr>
+    </w:p>
+    <w:p>
+      <w:pPr>
+        <w:pStyle w:val="Heading2"/>
+        <w:spacing w:before="0" w:beforeAutospacing="0" w:after="0" w:afterAutospacing="0"/>
+        <w:rPr>
+          <w:sz w:val="18"/>
+          <w:szCs w:val="18"/>
+        </w:rPr>
+      </w:pPr>
+      <w:r>
+        <w:rPr>
+          <w:sz w:val="18"/>
+          <w:szCs w:val="18"/>
+        </w:rPr>
+        <w:t>4. Full Outer Join</w:t>
+      </w:r>
+    </w:p>
+    <w:p>
+      <w:pPr>
+        <w:pStyle w:val="NormalWeb"/>
+        <w:spacing w:before="0" w:beforeAutospacing="0" w:after="0" w:afterAutospacing="0"/>
+        <w:rPr>
+          <w:sz w:val="18"/>
+          <w:szCs w:val="18"/>
+        </w:rPr>
+      </w:pPr>
+      <w:r>
+        <w:rPr>
+          <w:sz w:val="18"/>
+          <w:szCs w:val="18"/>
+        </w:rPr>
+        <w:t>Keeps all rows from both sides.</w:t>
+      </w:r>
+    </w:p>
+    <w:p>
+      <w:pPr>
+        <w:pStyle w:val="HTMLPreformatted"/>
+        <w:rPr>
+          <w:rStyle w:val="HTMLCode"/>
+          <w:sz w:val="18"/>
+          <w:szCs w:val="18"/>
+        </w:rPr>
+      </w:pPr>
+      <w:r>
+        <w:rPr>
+          <w:rStyle w:val="m"/>
+          <w:rFonts w:eastAsiaTheme="majorEastAsia"/>
+          <w:sz w:val="18"/>
+          <w:szCs w:val="18"/>
+        </w:rPr>
+        <w:t>employees</w:t>
+      </w:r>
+      <w:r>
+        <w:rPr>
+          <w:rStyle w:val="g"/>
+          <w:sz w:val="18"/>
+          <w:szCs w:val="18"/>
+        </w:rPr>
+        <w:t>.</w:t>
+      </w:r>
+      <w:r>
+        <w:rPr>
+          <w:rStyle w:val="HTMLCode"/>
+          <w:sz w:val="18"/>
+          <w:szCs w:val="18"/>
+        </w:rPr>
+        <w:t>join(</w:t>
+      </w:r>
+      <w:r>
+        <w:rPr>
+          <w:rStyle w:val="m"/>
+          <w:rFonts w:eastAsiaTheme="majorEastAsia"/>
+          <w:sz w:val="18"/>
+          <w:szCs w:val="18"/>
+        </w:rPr>
+        <w:t>departments</w:t>
+      </w:r>
+      <w:r>
+        <w:rPr>
+          <w:rStyle w:val="HTMLCode"/>
+          <w:sz w:val="18"/>
+          <w:szCs w:val="18"/>
+        </w:rPr>
+        <w:t xml:space="preserve">, </w:t>
+      </w:r>
+      <w:r>
+        <w:rPr>
+          <w:rStyle w:val="k"/>
+          <w:sz w:val="18"/>
+          <w:szCs w:val="18"/>
+        </w:rPr>
+        <w:t>"deptId"</w:t>
+      </w:r>
+      <w:r>
+        <w:rPr>
+          <w:rStyle w:val="HTMLCode"/>
+          <w:sz w:val="18"/>
+          <w:szCs w:val="18"/>
+        </w:rPr>
+        <w:t xml:space="preserve">, </w:t>
+      </w:r>
+      <w:r>
+        <w:rPr>
+          <w:rStyle w:val="k"/>
+          <w:sz w:val="18"/>
+          <w:szCs w:val="18"/>
+        </w:rPr>
+        <w:t>"outer"</w:t>
+      </w:r>
+      <w:r>
+        <w:rPr>
+          <w:rStyle w:val="HTMLCode"/>
+          <w:sz w:val="18"/>
+          <w:szCs w:val="18"/>
+        </w:rPr>
+        <w:t>)</w:t>
+      </w:r>
+    </w:p>
+    <w:p>
+      <w:pPr>
+        <w:pStyle w:val="HTMLPreformatted"/>
+        <w:rPr>
+          <w:rStyle w:val="HTMLCode"/>
+          <w:sz w:val="18"/>
+          <w:szCs w:val="18"/>
+        </w:rPr>
+      </w:pPr>
+    </w:p>
+    <w:p>
+      <w:pPr>
+        <w:pStyle w:val="Heading2"/>
+        <w:spacing w:before="0" w:beforeAutospacing="0" w:after="0" w:afterAutospacing="0"/>
+        <w:rPr>
+          <w:sz w:val="18"/>
+          <w:szCs w:val="18"/>
+        </w:rPr>
+      </w:pPr>
+      <w:r>
+        <w:rPr>
+          <w:sz w:val="18"/>
+          <w:szCs w:val="18"/>
+        </w:rPr>
+        <w:t>5. Left Semi Join</w:t>
+      </w:r>
+    </w:p>
+    <w:p>
+      <w:pPr>
+        <w:pStyle w:val="NormalWeb"/>
+        <w:spacing w:before="0" w:beforeAutospacing="0" w:after="0" w:afterAutospacing="0"/>
+        <w:rPr>
+          <w:sz w:val="18"/>
+          <w:szCs w:val="18"/>
+        </w:rPr>
+      </w:pPr>
+      <w:r>
+        <w:rPr>
+          <w:sz w:val="18"/>
+          <w:szCs w:val="18"/>
+        </w:rPr>
+        <w:t>Returns rows from the left table where a match exists in the right table.</w:t>
+      </w:r>
+    </w:p>
+    <w:p>
+      <w:pPr>
+        <w:pStyle w:val="HTMLPreformatted"/>
+        <w:rPr>
+          <w:rStyle w:val="HTMLCode"/>
+          <w:sz w:val="18"/>
+          <w:szCs w:val="18"/>
+        </w:rPr>
+      </w:pPr>
+      <w:r>
+        <w:rPr>
+          <w:rStyle w:val="m"/>
+          <w:rFonts w:eastAsiaTheme="majorEastAsia"/>
+          <w:sz w:val="18"/>
+          <w:szCs w:val="18"/>
+        </w:rPr>
+        <w:t>employees</w:t>
+      </w:r>
+      <w:r>
+        <w:rPr>
+          <w:rStyle w:val="g"/>
+          <w:sz w:val="18"/>
+          <w:szCs w:val="18"/>
+        </w:rPr>
+        <w:t>.</w:t>
+      </w:r>
+      <w:r>
+        <w:rPr>
+          <w:rStyle w:val="HTMLCode"/>
+          <w:sz w:val="18"/>
+          <w:szCs w:val="18"/>
+        </w:rPr>
+        <w:t>join(</w:t>
+      </w:r>
+      <w:r>
+        <w:rPr>
+          <w:rStyle w:val="m"/>
+          <w:rFonts w:eastAsiaTheme="majorEastAsia"/>
+          <w:sz w:val="18"/>
+          <w:szCs w:val="18"/>
+        </w:rPr>
+        <w:t>departments</w:t>
+      </w:r>
+      <w:r>
+        <w:rPr>
+          <w:rStyle w:val="HTMLCode"/>
+          <w:sz w:val="18"/>
+          <w:szCs w:val="18"/>
+        </w:rPr>
+        <w:t xml:space="preserve">, </w:t>
+      </w:r>
+      <w:r>
+        <w:rPr>
+          <w:rStyle w:val="k"/>
+          <w:sz w:val="18"/>
+          <w:szCs w:val="18"/>
+        </w:rPr>
+        <w:t>"deptId"</w:t>
+      </w:r>
+      <w:r>
+        <w:rPr>
+          <w:rStyle w:val="HTMLCode"/>
+          <w:sz w:val="18"/>
+          <w:szCs w:val="18"/>
+        </w:rPr>
+        <w:t xml:space="preserve">, </w:t>
+      </w:r>
+      <w:r>
+        <w:rPr>
+          <w:rStyle w:val="k"/>
+          <w:sz w:val="18"/>
+          <w:szCs w:val="18"/>
+        </w:rPr>
+        <w:t>"left_semi"</w:t>
+      </w:r>
+      <w:r>
+        <w:rPr>
+          <w:rStyle w:val="HTMLCode"/>
+          <w:sz w:val="18"/>
+          <w:szCs w:val="18"/>
+        </w:rPr>
+        <w:t>)</w:t>
+      </w:r>
+    </w:p>
+    <w:p>
+      <w:pPr>
+        <w:pStyle w:val="HTMLPreformatted"/>
+        <w:rPr>
+          <w:rStyle w:val="HTMLCode"/>
+          <w:sz w:val="18"/>
+          <w:szCs w:val="18"/>
+        </w:rPr>
+      </w:pPr>
+    </w:p>
+    <w:p>
+      <w:pPr>
+        <w:pStyle w:val="Heading2"/>
+        <w:spacing w:before="0" w:beforeAutospacing="0" w:after="0" w:afterAutospacing="0"/>
+        <w:rPr>
+          <w:sz w:val="18"/>
+          <w:szCs w:val="18"/>
+        </w:rPr>
+      </w:pPr>
+      <w:r>
+        <w:rPr>
+          <w:sz w:val="18"/>
+          <w:szCs w:val="18"/>
+        </w:rPr>
+        <w:t>6. Left Anti Join</w:t>
+      </w:r>
+    </w:p>
+    <w:p>
+      <w:pPr>
+        <w:pStyle w:val="NormalWeb"/>
+        <w:spacing w:before="0" w:beforeAutospacing="0" w:after="0" w:afterAutospacing="0"/>
+        <w:rPr>
+          <w:sz w:val="18"/>
+          <w:szCs w:val="18"/>
+        </w:rPr>
+      </w:pPr>
+      <w:r>
+        <w:rPr>
+          <w:sz w:val="18"/>
+          <w:szCs w:val="18"/>
+        </w:rPr>
+        <w:t>Returns rows from the left table with NO match in the right table.</w:t>
+      </w:r>
+    </w:p>
+    <w:p>
+      <w:pPr>
+        <w:pStyle w:val="HTMLPreformatted"/>
+        <w:rPr>
+          <w:rStyle w:val="HTMLCode"/>
+          <w:sz w:val="18"/>
+          <w:szCs w:val="18"/>
+        </w:rPr>
+      </w:pPr>
+      <w:r>
+        <w:rPr>
+          <w:rStyle w:val="m"/>
+          <w:rFonts w:eastAsiaTheme="majorEastAsia"/>
+          <w:sz w:val="18"/>
+          <w:szCs w:val="18"/>
+        </w:rPr>
+        <w:t>employees</w:t>
+      </w:r>
+      <w:r>
+        <w:rPr>
+          <w:rStyle w:val="g"/>
+          <w:sz w:val="18"/>
+          <w:szCs w:val="18"/>
+        </w:rPr>
+        <w:t>.</w:t>
+      </w:r>
+      <w:r>
+        <w:rPr>
+          <w:rStyle w:val="HTMLCode"/>
+          <w:sz w:val="18"/>
+          <w:szCs w:val="18"/>
+        </w:rPr>
+        <w:t>join(</w:t>
+      </w:r>
+      <w:r>
+        <w:rPr>
+          <w:rStyle w:val="m"/>
+          <w:rFonts w:eastAsiaTheme="majorEastAsia"/>
+          <w:sz w:val="18"/>
+          <w:szCs w:val="18"/>
+        </w:rPr>
+        <w:t>departments</w:t>
+      </w:r>
+      <w:r>
+        <w:rPr>
+          <w:rStyle w:val="HTMLCode"/>
+          <w:sz w:val="18"/>
+          <w:szCs w:val="18"/>
+        </w:rPr>
+        <w:t xml:space="preserve">, </w:t>
+      </w:r>
+      <w:r>
+        <w:rPr>
+          <w:rStyle w:val="k"/>
+          <w:sz w:val="18"/>
+          <w:szCs w:val="18"/>
+        </w:rPr>
+        <w:t>"deptId"</w:t>
+      </w:r>
+      <w:r>
+        <w:rPr>
+          <w:rStyle w:val="HTMLCode"/>
+          <w:sz w:val="18"/>
+          <w:szCs w:val="18"/>
+        </w:rPr>
+        <w:t xml:space="preserve">, </w:t>
+      </w:r>
+      <w:r>
+        <w:rPr>
+          <w:rStyle w:val="k"/>
+          <w:sz w:val="18"/>
+          <w:szCs w:val="18"/>
+        </w:rPr>
+        <w:t>"left_anti"</w:t>
+      </w:r>
+      <w:r>
+        <w:rPr>
+          <w:rStyle w:val="HTMLCode"/>
+          <w:sz w:val="18"/>
+          <w:szCs w:val="18"/>
+        </w:rPr>
+        <w:t>)</w:t>
+      </w:r>
+    </w:p>
+    <w:p>
+      <w:pPr>
+        <w:pStyle w:val="HTMLPreformatted"/>
+        <w:rPr>
+          <w:rStyle w:val="HTMLCode"/>
+          <w:sz w:val="18"/>
+          <w:szCs w:val="18"/>
+        </w:rPr>
+      </w:pPr>
+    </w:p>
+    <w:p>
+      <w:pPr>
+        <w:pStyle w:val="Heading1"/>
+        <w:rPr>
+          <w:b/>
+          <w:sz w:val="28"/>
+          <w:szCs w:val="28"/>
+        </w:rPr>
+      </w:pPr>
+      <w:r>
+        <w:rPr>
+          <w:b/>
+          <w:sz w:val="28"/>
+          <w:szCs w:val="28"/>
+        </w:rPr>
+        <w:t>Spark Join Strategies (Execution Level)</w:t>
+      </w:r>
+    </w:p>
+    <w:p>
+      <w:pPr>
+        <w:pStyle w:val="NormalWeb"/>
+        <w:rPr>
+          <w:sz w:val="20"/>
+          <w:szCs w:val="20"/>
+        </w:rPr>
+      </w:pPr>
+      <w:r>
+        <w:rPr>
+          <w:sz w:val="20"/>
+          <w:szCs w:val="20"/>
+        </w:rPr>
+        <w:t>Spark internally chooses a physical strategy.</w:t>
+      </w:r>
+    </w:p>
+    <w:p>
+      <w:pPr>
+        <w:pStyle w:val="Heading2"/>
+        <w:numPr>
+          <w:ilvl w:val="0"/>
+          <w:numId w:val="9"/>
+        </w:numPr>
+        <w:spacing w:before="0" w:beforeAutospacing="0" w:after="0" w:afterAutospacing="0"/>
+        <w:rPr>
+          <w:sz w:val="18"/>
+          <w:szCs w:val="18"/>
+        </w:rPr>
+      </w:pPr>
+      <w:r>
+        <w:rPr>
+          <w:sz w:val="18"/>
+          <w:szCs w:val="18"/>
+        </w:rPr>
+        <w:t xml:space="preserve">Shuffle </w:t>
+      </w:r>
+      <w:r>
+        <w:rPr>
+          <w:sz w:val="18"/>
+          <w:szCs w:val="18"/>
+        </w:rPr>
+        <w:t>Sort Merge Join (Most common in big data)</w:t>
+      </w:r>
+    </w:p>
+    <w:p>
+      <w:pPr>
+        <w:pStyle w:val="Heading2"/>
+        <w:spacing w:before="0" w:beforeAutospacing="0" w:after="0" w:afterAutospacing="0"/>
+        <w:rPr>
+          <w:sz w:val="18"/>
+          <w:szCs w:val="18"/>
+        </w:rPr>
+      </w:pPr>
+    </w:p>
+    <w:p>
+      <w:pPr>
+        <w:pStyle w:val="NormalWeb"/>
+        <w:spacing w:before="0" w:beforeAutospacing="0" w:after="0" w:afterAutospacing="0"/>
+        <w:rPr>
+          <w:sz w:val="18"/>
+          <w:szCs w:val="18"/>
+        </w:rPr>
+      </w:pPr>
+      <w:r>
+        <w:rPr>
+          <w:sz w:val="18"/>
+          <w:szCs w:val="18"/>
+        </w:rPr>
+        <w:t>Sort Merge Join shuffles and sorts both datasets by join key, then performs a streaming merge of corresponding partitions. It is Spark’s preferred strategy for large distributed joins because it scales efficiently and minimizes memory pressure</w:t>
+      </w:r>
+    </w:p>
+    <w:p>
+      <w:pPr>
+        <w:pStyle w:val="NormalWeb"/>
+        <w:spacing w:before="0" w:beforeAutospacing="0" w:after="0" w:afterAutospacing="0"/>
+        <w:rPr>
+          <w:sz w:val="18"/>
+          <w:szCs w:val="18"/>
+        </w:rPr>
+      </w:pPr>
+    </w:p>
+    <w:p>
+      <w:pPr>
+        <w:spacing w:after="0" w:line="240" w:lineRule="auto"/>
+        <w:rPr>
+          <w:rFonts w:ascii="Times New Roman" w:eastAsia="Times New Roman" w:hAnsi="Times New Roman" w:cs="Times New Roman"/>
+          <w:sz w:val="18"/>
+          <w:szCs w:val="18"/>
+        </w:rPr>
+      </w:pPr>
+      <w:r>
+        <w:rPr>
+          <w:rFonts w:ascii="Times New Roman" w:eastAsia="Times New Roman" w:hAnsi="Times New Roman" w:cs="Times New Roman"/>
+          <w:sz w:val="18"/>
+          <w:szCs w:val="18"/>
+        </w:rPr>
+        <w:t>It is preferred when:</w:t>
+      </w:r>
+    </w:p>
+    <w:p>
+      <w:pPr>
+        <w:numPr>
+          <w:ilvl w:val="0"/>
+          <w:numId w:val="19"/>
+        </w:numPr>
+        <w:spacing w:after="0" w:line="240" w:lineRule="auto"/>
+        <w:rPr>
+          <w:rFonts w:ascii="Times New Roman" w:eastAsia="Times New Roman" w:hAnsi="Times New Roman" w:cs="Times New Roman"/>
+          <w:sz w:val="18"/>
+          <w:szCs w:val="18"/>
+        </w:rPr>
+      </w:pPr>
+      <w:r>
+        <w:rPr>
+          <w:rFonts w:ascii="Times New Roman" w:eastAsia="Times New Roman" w:hAnsi="Times New Roman" w:cs="Times New Roman"/>
+          <w:sz w:val="18"/>
+          <w:szCs w:val="18"/>
+        </w:rPr>
+        <w:t xml:space="preserve">both datasets are large </w:t>
+      </w:r>
+    </w:p>
+    <w:p>
+      <w:pPr>
+        <w:numPr>
+          <w:ilvl w:val="0"/>
+          <w:numId w:val="19"/>
+        </w:numPr>
+        <w:spacing w:after="0" w:line="240" w:lineRule="auto"/>
+        <w:rPr>
+          <w:rFonts w:ascii="Times New Roman" w:eastAsia="Times New Roman" w:hAnsi="Times New Roman" w:cs="Times New Roman"/>
+          <w:sz w:val="18"/>
+          <w:szCs w:val="18"/>
+        </w:rPr>
+      </w:pPr>
+      <w:r>
+        <w:rPr>
+          <w:rFonts w:ascii="Times New Roman" w:eastAsia="Times New Roman" w:hAnsi="Times New Roman" w:cs="Times New Roman"/>
+          <w:sz w:val="18"/>
+          <w:szCs w:val="18"/>
+        </w:rPr>
+        <w:t xml:space="preserve">broadcasting is not feasible </w:t>
+      </w:r>
+    </w:p>
+    <w:p>
+      <w:pPr>
+        <w:numPr>
+          <w:ilvl w:val="0"/>
+          <w:numId w:val="19"/>
+        </w:numPr>
+        <w:spacing w:after="0" w:line="240" w:lineRule="auto"/>
+        <w:rPr>
+          <w:rFonts w:ascii="Times New Roman" w:eastAsia="Times New Roman" w:hAnsi="Times New Roman" w:cs="Times New Roman"/>
+          <w:sz w:val="18"/>
+          <w:szCs w:val="18"/>
+        </w:rPr>
+      </w:pPr>
+      <w:r>
+        <w:rPr>
+          <w:rFonts w:ascii="Times New Roman" w:eastAsia="Times New Roman" w:hAnsi="Times New Roman" w:cs="Times New Roman"/>
+          <w:sz w:val="18"/>
+          <w:szCs w:val="18"/>
+        </w:rPr>
+        <w:t xml:space="preserve">hash tables may not safely fit in memory </w:t>
+      </w:r>
+    </w:p>
+    <w:p>
+      <w:pPr>
+        <w:spacing w:after="0" w:line="240" w:lineRule="auto"/>
+        <w:rPr>
+          <w:rFonts w:ascii="Times New Roman" w:eastAsia="Times New Roman" w:hAnsi="Times New Roman" w:cs="Times New Roman"/>
+          <w:sz w:val="18"/>
+          <w:szCs w:val="18"/>
+        </w:rPr>
+      </w:pPr>
+      <w:r>
+        <w:rPr>
+          <w:rFonts w:ascii="Times New Roman" w:eastAsia="Times New Roman" w:hAnsi="Times New Roman" w:cs="Times New Roman"/>
+          <w:sz w:val="18"/>
+          <w:szCs w:val="18"/>
+        </w:rPr>
+        <w:t>Spark:</w:t>
+      </w:r>
+    </w:p>
+    <w:p>
+      <w:pPr>
+        <w:numPr>
+          <w:ilvl w:val="0"/>
+          <w:numId w:val="20"/>
+        </w:numPr>
+        <w:spacing w:after="0" w:line="240" w:lineRule="auto"/>
+        <w:rPr>
+          <w:rFonts w:ascii="Times New Roman" w:eastAsia="Times New Roman" w:hAnsi="Times New Roman" w:cs="Times New Roman"/>
+          <w:sz w:val="18"/>
+          <w:szCs w:val="18"/>
+        </w:rPr>
+      </w:pPr>
+      <w:r>
+        <w:rPr>
+          <w:rFonts w:ascii="Times New Roman" w:eastAsia="Times New Roman" w:hAnsi="Times New Roman" w:cs="Times New Roman"/>
+          <w:sz w:val="18"/>
+          <w:szCs w:val="18"/>
+        </w:rPr>
+        <w:t xml:space="preserve">Shuffles both datasets by join key </w:t>
+      </w:r>
+    </w:p>
+    <w:p>
+      <w:pPr>
+        <w:numPr>
+          <w:ilvl w:val="0"/>
+          <w:numId w:val="20"/>
+        </w:numPr>
+        <w:spacing w:after="0" w:line="240" w:lineRule="auto"/>
+        <w:rPr>
+          <w:rFonts w:ascii="Times New Roman" w:eastAsia="Times New Roman" w:hAnsi="Times New Roman" w:cs="Times New Roman"/>
+          <w:sz w:val="18"/>
+          <w:szCs w:val="18"/>
+        </w:rPr>
+      </w:pPr>
+      <w:r>
+        <w:rPr>
+          <w:rFonts w:ascii="Times New Roman" w:eastAsia="Times New Roman" w:hAnsi="Times New Roman" w:cs="Times New Roman"/>
+          <w:sz w:val="18"/>
+          <w:szCs w:val="18"/>
+        </w:rPr>
+        <w:t xml:space="preserve">Sorts each partition by key </w:t>
+      </w:r>
+    </w:p>
+    <w:p>
+      <w:pPr>
+        <w:numPr>
+          <w:ilvl w:val="0"/>
+          <w:numId w:val="20"/>
+        </w:numPr>
+        <w:spacing w:after="0" w:line="240" w:lineRule="auto"/>
+        <w:rPr>
+          <w:rFonts w:ascii="Times New Roman" w:eastAsia="Times New Roman" w:hAnsi="Times New Roman" w:cs="Times New Roman"/>
+          <w:sz w:val="18"/>
+          <w:szCs w:val="18"/>
+        </w:rPr>
+      </w:pPr>
+      <w:r>
+        <w:rPr>
+          <w:rFonts w:ascii="Times New Roman" w:eastAsia="Times New Roman" w:hAnsi="Times New Roman" w:cs="Times New Roman"/>
+          <w:sz w:val="18"/>
+          <w:szCs w:val="18"/>
+        </w:rPr>
+        <w:t xml:space="preserve">Sequentially merges matching sorted partitions </w:t>
+      </w:r>
+    </w:p>
+    <w:p>
+      <w:pPr>
+        <w:spacing w:after="0" w:line="240" w:lineRule="auto"/>
+        <w:rPr>
+          <w:rFonts w:ascii="Times New Roman" w:eastAsia="Times New Roman" w:hAnsi="Times New Roman" w:cs="Times New Roman"/>
+          <w:sz w:val="18"/>
+          <w:szCs w:val="18"/>
+        </w:rPr>
+      </w:pPr>
+      <w:r>
+        <w:rPr>
+          <w:rFonts w:ascii="Times New Roman" w:eastAsia="Times New Roman" w:hAnsi="Times New Roman" w:cs="Times New Roman"/>
+          <w:sz w:val="18"/>
+          <w:szCs w:val="18"/>
+        </w:rPr>
+        <w:t>Because the merge operation is streaming and memory-efficient, SMJ scales very well for large joins.</w:t>
+      </w:r>
+    </w:p>
+    <w:p>
+      <w:pPr>
+        <w:shd w:val="clear" w:color="auto" w:fill="FFFFFF"/>
+        <w:spacing w:after="0" w:line="240" w:lineRule="auto"/>
+        <w:rPr>
+          <w:rFonts w:ascii="Georgia" w:eastAsia="Times New Roman" w:hAnsi="Georgia" w:cs="Times New Roman"/>
+          <w:color w:val="242424"/>
+          <w:spacing w:val="-1"/>
+          <w:sz w:val="16"/>
+          <w:szCs w:val="16"/>
+        </w:rPr>
+      </w:pPr>
+      <w:r>
+        <w:rPr>
+          <w:rFonts w:ascii="Georgia" w:eastAsia="Times New Roman" w:hAnsi="Georgia" w:cs="Times New Roman"/>
+          <w:color w:val="242424"/>
+          <w:spacing w:val="-1"/>
+          <w:sz w:val="16"/>
+          <w:szCs w:val="16"/>
+        </w:rPr>
+        <w:t>This strategy can be enabled or disabled by setting the parameter </w:t>
+      </w:r>
+      <w:r>
+        <w:rPr>
+          <w:rFonts w:ascii="Courier New" w:eastAsia="Times New Roman" w:hAnsi="Courier New" w:cs="Courier New"/>
+          <w:color w:val="242424"/>
+          <w:spacing w:val="-1"/>
+          <w:sz w:val="16"/>
+          <w:szCs w:val="16"/>
+          <w:shd w:val="clear" w:color="auto" w:fill="F2F2F2"/>
+        </w:rPr>
+        <w:t>spark.sql.join.preferSortMergeJoin</w:t>
+      </w:r>
+      <w:r>
+        <w:rPr>
+          <w:rFonts w:ascii="Georgia" w:eastAsia="Times New Roman" w:hAnsi="Georgia" w:cs="Times New Roman"/>
+          <w:color w:val="242424"/>
+          <w:spacing w:val="-1"/>
+          <w:sz w:val="16"/>
+          <w:szCs w:val="16"/>
+        </w:rPr>
+        <w:t> to false or true.</w:t>
+      </w:r>
+    </w:p>
+    <w:p>
+      <w:pPr>
+        <w:shd w:val="clear" w:color="auto" w:fill="FFFFFF"/>
+        <w:spacing w:after="0" w:line="240" w:lineRule="auto"/>
+        <w:rPr>
+          <w:rFonts w:ascii="Georgia" w:eastAsia="Times New Roman" w:hAnsi="Georgia" w:cs="Times New Roman"/>
+          <w:color w:val="242424"/>
+          <w:spacing w:val="-1"/>
+          <w:sz w:val="16"/>
+          <w:szCs w:val="16"/>
+        </w:rPr>
+      </w:pPr>
+      <w:r>
+        <w:rPr>
+          <w:rFonts w:ascii="Georgia" w:eastAsia="Times New Roman" w:hAnsi="Georgia" w:cs="Times New Roman"/>
+          <w:color w:val="242424"/>
+          <w:spacing w:val="-1"/>
+          <w:sz w:val="16"/>
+          <w:szCs w:val="16"/>
+        </w:rPr>
+        <w:t>The </w:t>
+      </w:r>
+      <w:r>
+        <w:rPr>
+          <w:rFonts w:ascii="Courier New" w:eastAsia="Times New Roman" w:hAnsi="Courier New" w:cs="Courier New"/>
+          <w:color w:val="242424"/>
+          <w:spacing w:val="-1"/>
+          <w:sz w:val="16"/>
+          <w:szCs w:val="16"/>
+          <w:shd w:val="clear" w:color="auto" w:fill="F2F2F2"/>
+        </w:rPr>
+        <w:t>MERGE</w:t>
+      </w:r>
+      <w:r>
+        <w:rPr>
+          <w:rFonts w:ascii="Georgia" w:eastAsia="Times New Roman" w:hAnsi="Georgia" w:cs="Times New Roman"/>
+          <w:color w:val="242424"/>
+          <w:spacing w:val="-1"/>
+          <w:sz w:val="16"/>
+          <w:szCs w:val="16"/>
+        </w:rPr>
+        <w:t>join hint suggests Spark use shuffle sort merge join. Its aliases are </w:t>
+      </w:r>
+      <w:r>
+        <w:rPr>
+          <w:rFonts w:ascii="Courier New" w:eastAsia="Times New Roman" w:hAnsi="Courier New" w:cs="Courier New"/>
+          <w:color w:val="242424"/>
+          <w:spacing w:val="-1"/>
+          <w:sz w:val="16"/>
+          <w:szCs w:val="16"/>
+          <w:shd w:val="clear" w:color="auto" w:fill="F2F2F2"/>
+        </w:rPr>
+        <w:t>SHUFFLE_MERGE</w:t>
+      </w:r>
+      <w:r>
+        <w:rPr>
+          <w:rFonts w:ascii="Georgia" w:eastAsia="Times New Roman" w:hAnsi="Georgia" w:cs="Times New Roman"/>
+          <w:color w:val="242424"/>
+          <w:spacing w:val="-1"/>
+          <w:sz w:val="16"/>
+          <w:szCs w:val="16"/>
+        </w:rPr>
+        <w:t>and </w:t>
+      </w:r>
+      <w:r>
+        <w:rPr>
+          <w:rFonts w:ascii="Courier New" w:eastAsia="Times New Roman" w:hAnsi="Courier New" w:cs="Courier New"/>
+          <w:color w:val="242424"/>
+          <w:spacing w:val="-1"/>
+          <w:sz w:val="16"/>
+          <w:szCs w:val="16"/>
+          <w:shd w:val="clear" w:color="auto" w:fill="F2F2F2"/>
+        </w:rPr>
+        <w:t>MERGEJOIN</w:t>
+      </w:r>
+      <w:r>
+        <w:rPr>
+          <w:rFonts w:ascii="Georgia" w:eastAsia="Times New Roman" w:hAnsi="Georgia" w:cs="Times New Roman"/>
+          <w:color w:val="242424"/>
+          <w:spacing w:val="-1"/>
+          <w:sz w:val="16"/>
+          <w:szCs w:val="16"/>
+        </w:rPr>
+        <w:t>.</w:t>
+      </w:r>
+    </w:p>
+    <w:p>
+      <w:pPr>
+        <w:shd w:val="clear" w:color="auto" w:fill="FFFFFF"/>
+        <w:spacing w:after="0" w:line="240" w:lineRule="auto"/>
+        <w:rPr>
+          <w:rFonts w:ascii="Georgia" w:eastAsia="Times New Roman" w:hAnsi="Georgia" w:cs="Times New Roman"/>
+          <w:color w:val="242424"/>
+          <w:spacing w:val="-1"/>
+          <w:sz w:val="16"/>
+          <w:szCs w:val="16"/>
+        </w:rPr>
+      </w:pPr>
+    </w:p>
+    <w:p>
+      <w:pPr>
+        <w:shd w:val="clear" w:color="auto" w:fill="FFFFFF"/>
+        <w:spacing w:after="0" w:line="240" w:lineRule="auto"/>
+        <w:rPr>
+          <w:rFonts w:ascii="Courier New" w:hAnsi="Courier New" w:cs="Courier New"/>
+          <w:color w:val="242424"/>
+          <w:spacing w:val="-5"/>
+          <w:sz w:val="18"/>
+          <w:szCs w:val="18"/>
+          <w:shd w:val="clear" w:color="auto" w:fill="F9F9F9"/>
+        </w:rPr>
+      </w:pPr>
+      <w:r>
+        <w:rPr>
+          <w:rFonts w:ascii="Courier New" w:hAnsi="Courier New" w:cs="Courier New"/>
+          <w:color w:val="242424"/>
+          <w:spacing w:val="-5"/>
+          <w:sz w:val="18"/>
+          <w:szCs w:val="18"/>
+          <w:shd w:val="clear" w:color="auto" w:fill="F9F9F9"/>
+        </w:rPr>
+        <w:t>sort_merge_join = df_clients.hint(</w:t>
+      </w:r>
+      <w:r>
+        <w:rPr>
+          <w:rStyle w:val="hljs-string"/>
+          <w:rFonts w:ascii="Courier New" w:hAnsi="Courier New" w:cs="Courier New"/>
+          <w:color w:val="C41A16"/>
+          <w:spacing w:val="-5"/>
+          <w:sz w:val="18"/>
+          <w:szCs w:val="18"/>
+          <w:shd w:val="clear" w:color="auto" w:fill="F9F9F9"/>
+        </w:rPr>
+        <w:t>"MERGE"</w:t>
+      </w:r>
+      <w:r>
+        <w:rPr>
+          <w:rFonts w:ascii="Courier New" w:hAnsi="Courier New" w:cs="Courier New"/>
+          <w:color w:val="242424"/>
+          <w:spacing w:val="-5"/>
+          <w:sz w:val="18"/>
+          <w:szCs w:val="18"/>
+          <w:shd w:val="clear" w:color="auto" w:fill="F9F9F9"/>
+        </w:rPr>
+        <w:t>).</w:t>
+      </w:r>
+      <w:r>
+        <w:rPr>
+          <w:rStyle w:val="hljs-keyword"/>
+          <w:color w:val="AA0D91"/>
+          <w:spacing w:val="-5"/>
+          <w:sz w:val="18"/>
+          <w:szCs w:val="18"/>
+          <w:shd w:val="clear" w:color="auto" w:fill="F9F9F9"/>
+        </w:rPr>
+        <w:t>join</w:t>
+      </w:r>
+      <w:r>
+        <w:rPr>
+          <w:rFonts w:ascii="Courier New" w:hAnsi="Courier New" w:cs="Courier New"/>
+          <w:color w:val="242424"/>
+          <w:spacing w:val="-5"/>
+          <w:sz w:val="18"/>
+          <w:szCs w:val="18"/>
+          <w:shd w:val="clear" w:color="auto" w:fill="F9F9F9"/>
+        </w:rPr>
+        <w:t xml:space="preserve">(df_orders, </w:t>
+      </w:r>
+      <w:r>
+        <w:rPr>
+          <w:rStyle w:val="hljs-keyword"/>
+          <w:color w:val="AA0D91"/>
+          <w:spacing w:val="-5"/>
+          <w:sz w:val="18"/>
+          <w:szCs w:val="18"/>
+          <w:shd w:val="clear" w:color="auto" w:fill="F9F9F9"/>
+        </w:rPr>
+        <w:t>on</w:t>
+      </w:r>
+      <w:r>
+        <w:rPr>
+          <w:rFonts w:ascii="Courier New" w:hAnsi="Courier New" w:cs="Courier New"/>
+          <w:color w:val="242424"/>
+          <w:spacing w:val="-5"/>
+          <w:sz w:val="18"/>
+          <w:szCs w:val="18"/>
+          <w:shd w:val="clear" w:color="auto" w:fill="F9F9F9"/>
+        </w:rPr>
+        <w:t>=</w:t>
+      </w:r>
+      <w:r>
+        <w:rPr>
+          <w:rStyle w:val="hljs-string"/>
+          <w:rFonts w:ascii="Courier New" w:hAnsi="Courier New" w:cs="Courier New"/>
+          <w:color w:val="C41A16"/>
+          <w:spacing w:val="-5"/>
+          <w:sz w:val="18"/>
+          <w:szCs w:val="18"/>
+          <w:shd w:val="clear" w:color="auto" w:fill="F9F9F9"/>
+        </w:rPr>
+        <w:t>'client_id'</w:t>
+      </w:r>
+      <w:r>
+        <w:rPr>
+          <w:rFonts w:ascii="Courier New" w:hAnsi="Courier New" w:cs="Courier New"/>
+          <w:color w:val="242424"/>
+          <w:spacing w:val="-5"/>
+          <w:sz w:val="18"/>
+          <w:szCs w:val="18"/>
+          <w:shd w:val="clear" w:color="auto" w:fill="F9F9F9"/>
+        </w:rPr>
+        <w:t>, how=</w:t>
+      </w:r>
+      <w:r>
+        <w:rPr>
+          <w:rStyle w:val="hljs-string"/>
+          <w:rFonts w:ascii="Courier New" w:hAnsi="Courier New" w:cs="Courier New"/>
+          <w:color w:val="C41A16"/>
+          <w:spacing w:val="-5"/>
+          <w:sz w:val="18"/>
+          <w:szCs w:val="18"/>
+          <w:shd w:val="clear" w:color="auto" w:fill="F9F9F9"/>
+        </w:rPr>
+        <w:t>'inner'</w:t>
+      </w:r>
+      <w:r>
+        <w:rPr>
+          <w:rFonts w:ascii="Courier New" w:hAnsi="Courier New" w:cs="Courier New"/>
+          <w:color w:val="242424"/>
+          <w:spacing w:val="-5"/>
+          <w:sz w:val="18"/>
+          <w:szCs w:val="18"/>
+          <w:shd w:val="clear" w:color="auto" w:fill="F9F9F9"/>
+        </w:rPr>
+        <w:t>)</w:t>
+      </w:r>
+      <w:r>
+        <w:rPr>
+          <w:rFonts w:ascii="Courier New" w:hAnsi="Courier New" w:cs="Courier New"/>
+          <w:color w:val="242424"/>
+          <w:spacing w:val="-5"/>
+          <w:sz w:val="18"/>
+          <w:szCs w:val="18"/>
+        </w:rPr>
+        <w:br/>
+      </w:r>
+      <w:r>
+        <w:rPr>
+          <w:rFonts w:ascii="Courier New" w:hAnsi="Courier New" w:cs="Courier New"/>
+          <w:color w:val="242424"/>
+          <w:spacing w:val="-5"/>
+          <w:sz w:val="18"/>
+          <w:szCs w:val="18"/>
+          <w:shd w:val="clear" w:color="auto" w:fill="F9F9F9"/>
+        </w:rPr>
+        <w:t>sort_merge_join.explain(mode=</w:t>
+      </w:r>
+      <w:r>
+        <w:rPr>
+          <w:rStyle w:val="hljs-string"/>
+          <w:rFonts w:ascii="Courier New" w:hAnsi="Courier New" w:cs="Courier New"/>
+          <w:color w:val="C41A16"/>
+          <w:spacing w:val="-5"/>
+          <w:sz w:val="18"/>
+          <w:szCs w:val="18"/>
+          <w:shd w:val="clear" w:color="auto" w:fill="F9F9F9"/>
+        </w:rPr>
+        <w:t>"formatted"</w:t>
+      </w:r>
+      <w:r>
+        <w:rPr>
+          <w:rFonts w:ascii="Courier New" w:hAnsi="Courier New" w:cs="Courier New"/>
+          <w:color w:val="242424"/>
+          <w:spacing w:val="-5"/>
+          <w:sz w:val="18"/>
+          <w:szCs w:val="18"/>
+          <w:shd w:val="clear" w:color="auto" w:fill="F9F9F9"/>
+        </w:rPr>
+        <w:t>)</w:t>
+      </w:r>
+      <w:r>
+        <w:rPr>
+          <w:rFonts w:ascii="Courier New" w:hAnsi="Courier New" w:cs="Courier New"/>
+          <w:color w:val="242424"/>
+          <w:spacing w:val="-5"/>
+          <w:sz w:val="18"/>
+          <w:szCs w:val="18"/>
+        </w:rPr>
+        <w:br/>
+      </w:r>
+      <w:r>
+        <w:rPr>
+          <w:rFonts w:ascii="Courier New" w:hAnsi="Courier New" w:cs="Courier New"/>
+          <w:color w:val="242424"/>
+          <w:spacing w:val="-5"/>
+          <w:sz w:val="18"/>
+          <w:szCs w:val="18"/>
+          <w:shd w:val="clear" w:color="auto" w:fill="F9F9F9"/>
+        </w:rPr>
+        <w:t>sort_merge_join.show()</w:t>
+      </w:r>
+    </w:p>
+    <w:p>
+      <w:pPr>
+        <w:shd w:val="clear" w:color="auto" w:fill="FFFFFF"/>
+        <w:spacing w:after="0" w:line="240" w:lineRule="auto"/>
+        <w:rPr>
+          <w:rFonts w:ascii="Georgia" w:eastAsia="Times New Roman" w:hAnsi="Georgia" w:cs="Times New Roman"/>
+          <w:color w:val="242424"/>
+          <w:spacing w:val="-1"/>
+          <w:sz w:val="18"/>
+          <w:szCs w:val="18"/>
+        </w:rPr>
+      </w:pPr>
+    </w:p>
+    <w:p>
+      <w:pPr>
+        <w:shd w:val="clear" w:color="auto" w:fill="FFFFFF"/>
+        <w:spacing w:after="0" w:line="240" w:lineRule="auto"/>
+        <w:rPr>
+          <w:rFonts w:ascii="Georgia" w:eastAsia="Times New Roman" w:hAnsi="Georgia" w:cs="Times New Roman"/>
+          <w:color w:val="242424"/>
+          <w:spacing w:val="-1"/>
+          <w:sz w:val="16"/>
+          <w:szCs w:val="16"/>
+        </w:rPr>
+      </w:pPr>
+      <w:r>
+        <w:rPr>
+          <w:rFonts w:ascii="Georgia" w:eastAsia="Times New Roman" w:hAnsi="Georgia" w:cs="Times New Roman"/>
+          <w:color w:val="242424"/>
+          <w:spacing w:val="-1"/>
+          <w:sz w:val="16"/>
+          <w:szCs w:val="16"/>
+        </w:rPr>
+        <w:t>As indicated by the Physical Plan and DAG, the Sort Merge Join occurs in three steps:</w:t>
+      </w:r>
+    </w:p>
+    <w:p>
+      <w:pPr>
+        <w:numPr>
+          <w:ilvl w:val="0"/>
+          <w:numId w:val="10"/>
+        </w:numPr>
+        <w:shd w:val="clear" w:color="auto" w:fill="FFFFFF"/>
+        <w:spacing w:after="0" w:line="240" w:lineRule="auto"/>
+        <w:ind w:left="450"/>
+        <w:rPr>
+          <w:rFonts w:ascii="Georgia" w:eastAsia="Times New Roman" w:hAnsi="Georgia" w:cs="Segoe UI"/>
+          <w:color w:val="242424"/>
+          <w:spacing w:val="-1"/>
+          <w:sz w:val="16"/>
+          <w:szCs w:val="16"/>
+        </w:rPr>
+      </w:pPr>
+      <w:r>
+        <w:rPr>
+          <w:rFonts w:ascii="Georgia" w:eastAsia="Times New Roman" w:hAnsi="Georgia" w:cs="Segoe UI"/>
+          <w:b/>
+          <w:bCs/>
+          <w:color w:val="242424"/>
+          <w:spacing w:val="-1"/>
+          <w:sz w:val="16"/>
+          <w:szCs w:val="16"/>
+        </w:rPr>
+        <w:t>Shuffle:</w:t>
+      </w:r>
+      <w:r>
+        <w:rPr>
+          <w:rFonts w:ascii="Georgia" w:eastAsia="Times New Roman" w:hAnsi="Georgia" w:cs="Segoe UI"/>
+          <w:color w:val="242424"/>
+          <w:spacing w:val="-1"/>
+          <w:sz w:val="16"/>
+          <w:szCs w:val="16"/>
+        </w:rPr>
+        <w:t> The data from both tables is partitioned based on the join key. This partitioning ensures that records with the same join key are directed to the same partition.</w:t>
+      </w:r>
+    </w:p>
+    <w:p>
+      <w:pPr>
+        <w:numPr>
+          <w:ilvl w:val="0"/>
+          <w:numId w:val="10"/>
+        </w:numPr>
+        <w:shd w:val="clear" w:color="auto" w:fill="FFFFFF"/>
+        <w:spacing w:after="0" w:line="240" w:lineRule="auto"/>
+        <w:ind w:left="450"/>
+        <w:rPr>
+          <w:rFonts w:ascii="Georgia" w:eastAsia="Times New Roman" w:hAnsi="Georgia" w:cs="Segoe UI"/>
+          <w:color w:val="242424"/>
+          <w:spacing w:val="-1"/>
+          <w:sz w:val="16"/>
+          <w:szCs w:val="16"/>
+        </w:rPr>
+      </w:pPr>
+      <w:r>
+        <w:rPr>
+          <w:rFonts w:ascii="Georgia" w:eastAsia="Times New Roman" w:hAnsi="Georgia" w:cs="Segoe UI"/>
+          <w:b/>
+          <w:bCs/>
+          <w:color w:val="242424"/>
+          <w:spacing w:val="-1"/>
+          <w:sz w:val="16"/>
+          <w:szCs w:val="16"/>
+        </w:rPr>
+        <w:t>Sort: </w:t>
+      </w:r>
+      <w:r>
+        <w:rPr>
+          <w:rFonts w:ascii="Georgia" w:eastAsia="Times New Roman" w:hAnsi="Georgia" w:cs="Segoe UI"/>
+          <w:color w:val="242424"/>
+          <w:spacing w:val="-1"/>
+          <w:sz w:val="16"/>
+          <w:szCs w:val="16"/>
+        </w:rPr>
+        <w:t>Within each partition, the data is then sorted based on the join key.</w:t>
+      </w:r>
+    </w:p>
+    <w:p>
+      <w:pPr>
+        <w:numPr>
+          <w:ilvl w:val="0"/>
+          <w:numId w:val="10"/>
+        </w:numPr>
+        <w:shd w:val="clear" w:color="auto" w:fill="FFFFFF"/>
+        <w:spacing w:after="0" w:line="240" w:lineRule="auto"/>
+        <w:ind w:left="450"/>
+        <w:rPr>
+          <w:rFonts w:ascii="Georgia" w:eastAsia="Times New Roman" w:hAnsi="Georgia" w:cs="Segoe UI"/>
+          <w:color w:val="242424"/>
+          <w:spacing w:val="-1"/>
+          <w:sz w:val="16"/>
+          <w:szCs w:val="16"/>
+        </w:rPr>
+      </w:pPr>
+      <w:r>
+        <w:rPr>
+          <w:rFonts w:ascii="Georgia" w:eastAsia="Times New Roman" w:hAnsi="Georgia" w:cs="Segoe UI"/>
+          <w:b/>
+          <w:bCs/>
+          <w:color w:val="242424"/>
+          <w:spacing w:val="-1"/>
+          <w:sz w:val="16"/>
+          <w:szCs w:val="16"/>
+        </w:rPr>
+        <w:t>Merge:</w:t>
+      </w:r>
+      <w:r>
+        <w:rPr>
+          <w:rFonts w:ascii="Georgia" w:eastAsia="Times New Roman" w:hAnsi="Georgia" w:cs="Segoe UI"/>
+          <w:color w:val="242424"/>
+          <w:spacing w:val="-1"/>
+          <w:sz w:val="16"/>
+          <w:szCs w:val="16"/>
+        </w:rPr>
+        <w:t> The sorted data is subsequently merged across partitions to execute the join operation.</w:t>
+      </w:r>
+      <w:r>
+        <w:rPr>
+          <w:rFonts w:ascii="Georgia" w:eastAsia="Times New Roman" w:hAnsi="Georgia" w:cs="Segoe UI"/>
+          <w:color w:val="242424"/>
+          <w:spacing w:val="-1"/>
+          <w:sz w:val="16"/>
+          <w:szCs w:val="16"/>
+        </w:rPr>
+        <w:br/>
+      </w:r>
+    </w:p>
+    <w:p>
+      <w:pPr>
+        <w:pStyle w:val="Heading2"/>
+        <w:spacing w:before="0" w:beforeAutospacing="0" w:after="0" w:afterAutospacing="0"/>
+        <w:rPr>
+          <w:sz w:val="18"/>
+          <w:szCs w:val="18"/>
+        </w:rPr>
+      </w:pPr>
+      <w:r>
+        <w:rPr>
+          <w:sz w:val="18"/>
+          <w:szCs w:val="18"/>
+        </w:rPr>
+        <w:t>Shuffle</w:t>
+      </w:r>
+    </w:p>
+    <w:p>
+      <w:pPr>
+        <w:pStyle w:val="NormalWeb"/>
+        <w:spacing w:before="0" w:beforeAutospacing="0" w:after="0" w:afterAutospacing="0"/>
+        <w:rPr>
+          <w:sz w:val="18"/>
+          <w:szCs w:val="18"/>
+        </w:rPr>
+      </w:pPr>
+      <w:r>
+        <w:rPr>
+          <w:sz w:val="18"/>
+          <w:szCs w:val="18"/>
+        </w:rPr>
+        <w:t>Both datasets are hash-partitioned by join key.</w:t>
+      </w:r>
+    </w:p>
+    <w:p>
+      <w:pPr>
+        <w:pStyle w:val="NormalWeb"/>
+        <w:spacing w:before="0" w:beforeAutospacing="0" w:after="0" w:afterAutospacing="0"/>
+        <w:rPr>
+          <w:sz w:val="18"/>
+          <w:szCs w:val="18"/>
+        </w:rPr>
+      </w:pPr>
+      <w:r>
+        <w:rPr>
+          <w:sz w:val="18"/>
+          <w:szCs w:val="18"/>
+        </w:rPr>
+        <w:t>Example:</w:t>
+      </w:r>
+    </w:p>
+    <w:p>
+      <w:pPr>
+        <w:pStyle w:val="HTMLPreformatted"/>
+        <w:rPr>
+          <w:sz w:val="18"/>
+          <w:szCs w:val="18"/>
+        </w:rPr>
+      </w:pPr>
+      <w:r>
+        <w:rPr>
+          <w:rStyle w:val="HTMLCode"/>
+          <w:sz w:val="18"/>
+          <w:szCs w:val="18"/>
+        </w:rPr>
+        <w:t>partition_id = hash(join_key) % numPartitions</w:t>
+      </w:r>
+    </w:p>
+    <w:p>
+      <w:pPr>
+        <w:pStyle w:val="NormalWeb"/>
+        <w:spacing w:before="0" w:beforeAutospacing="0" w:after="0" w:afterAutospacing="0"/>
+        <w:rPr>
+          <w:sz w:val="18"/>
+          <w:szCs w:val="18"/>
+        </w:rPr>
+      </w:pPr>
+      <w:r>
+        <w:rPr>
+          <w:sz w:val="18"/>
+          <w:szCs w:val="18"/>
+        </w:rPr>
+        <w:t>This ensures:</w:t>
+      </w:r>
+    </w:p>
+    <w:p>
+      <w:pPr>
+        <w:numPr>
+          <w:ilvl w:val="0"/>
+          <w:numId w:val="21"/>
+        </w:numPr>
+        <w:spacing w:after="0" w:line="240" w:lineRule="auto"/>
+        <w:rPr>
+          <w:sz w:val="18"/>
+          <w:szCs w:val="18"/>
+        </w:rPr>
+      </w:pPr>
+      <w:r>
+        <w:rPr>
+          <w:sz w:val="18"/>
+          <w:szCs w:val="18"/>
+        </w:rPr>
+        <w:t xml:space="preserve">same keys land in same partition </w:t>
+      </w:r>
+    </w:p>
+    <w:p>
+      <w:pPr>
+        <w:numPr>
+          <w:ilvl w:val="0"/>
+          <w:numId w:val="21"/>
+        </w:numPr>
+        <w:spacing w:after="0" w:line="240" w:lineRule="auto"/>
+        <w:rPr>
+          <w:sz w:val="18"/>
+          <w:szCs w:val="18"/>
+        </w:rPr>
+      </w:pPr>
+      <w:r>
+        <w:rPr>
+          <w:sz w:val="18"/>
+          <w:szCs w:val="18"/>
+        </w:rPr>
+        <w:t xml:space="preserve">corresponding partitions can be joined locally </w:t>
+      </w:r>
+    </w:p>
+    <w:p>
+      <w:pPr>
+        <w:pStyle w:val="NormalWeb"/>
+        <w:spacing w:before="0" w:beforeAutospacing="0" w:after="0" w:afterAutospacing="0"/>
+        <w:rPr>
+          <w:sz w:val="18"/>
+          <w:szCs w:val="18"/>
+        </w:rPr>
+      </w:pPr>
+      <w:r>
+        <w:rPr>
+          <w:sz w:val="18"/>
+          <w:szCs w:val="18"/>
+        </w:rPr>
+        <w:t>Example:</w:t>
+      </w:r>
+    </w:p>
+    <w:p>
+      <w:pPr>
+        <w:pStyle w:val="HTMLPreformatted"/>
+        <w:rPr>
+          <w:sz w:val="18"/>
+          <w:szCs w:val="18"/>
+        </w:rPr>
+      </w:pPr>
+      <w:r>
+        <w:rPr>
+          <w:rStyle w:val="HTMLCode"/>
+          <w:sz w:val="18"/>
+          <w:szCs w:val="18"/>
+        </w:rPr>
+        <w:t>hash(1) % 200 -&gt; Partition 1</w:t>
+      </w:r>
+      <w:r>
+        <w:rPr>
+          <w:sz w:val="18"/>
+          <w:szCs w:val="18"/>
+        </w:rPr>
+        <w:br/>
+      </w:r>
+      <w:r>
+        <w:rPr>
+          <w:rStyle w:val="HTMLCode"/>
+          <w:sz w:val="18"/>
+          <w:szCs w:val="18"/>
+        </w:rPr>
+        <w:t>hash(7) % 200 -&gt; Partition 7</w:t>
+      </w:r>
+      <w:r>
+        <w:rPr>
+          <w:sz w:val="18"/>
+          <w:szCs w:val="18"/>
+        </w:rPr>
+        <w:br/>
+      </w:r>
+      <w:r>
+        <w:rPr>
+          <w:rStyle w:val="HTMLCode"/>
+          <w:sz w:val="18"/>
+          <w:szCs w:val="18"/>
+        </w:rPr>
+        <w:t>hash(201) % 200 -&gt; some partition based on hash</w:t>
+      </w:r>
+    </w:p>
+    <w:p>
+      <w:pPr>
+        <w:shd w:val="clear" w:color="auto" w:fill="FFFFFF"/>
+        <w:spacing w:after="0" w:line="240" w:lineRule="auto"/>
+        <w:ind w:left="450"/>
+        <w:rPr>
+          <w:rFonts w:ascii="Georgia" w:eastAsia="Times New Roman" w:hAnsi="Georgia" w:cs="Segoe UI"/>
+          <w:color w:val="242424"/>
+          <w:spacing w:val="-1"/>
+          <w:sz w:val="16"/>
+          <w:szCs w:val="16"/>
+        </w:rPr>
+      </w:pPr>
+    </w:p>
+    <w:p>
+      <w:pPr>
+        <w:spacing w:after="0" w:line="240" w:lineRule="auto"/>
+        <w:outlineLvl w:val="1"/>
+        <w:rPr>
+          <w:rFonts w:ascii="Times New Roman" w:eastAsia="Times New Roman" w:hAnsi="Times New Roman" w:cs="Times New Roman"/>
+          <w:b/>
+          <w:bCs/>
+          <w:sz w:val="18"/>
+          <w:szCs w:val="18"/>
+        </w:rPr>
+      </w:pPr>
+      <w:r>
+        <w:rPr>
+          <w:rFonts w:ascii="Times New Roman" w:eastAsia="Times New Roman" w:hAnsi="Times New Roman" w:cs="Times New Roman"/>
+          <w:b/>
+          <w:bCs/>
+          <w:sz w:val="18"/>
+          <w:szCs w:val="18"/>
+        </w:rPr>
+        <w:lastRenderedPageBreak/>
+        <w:t>Advantages</w:t>
+      </w:r>
+    </w:p>
+    <w:p>
+      <w:pPr>
+        <w:numPr>
+          <w:ilvl w:val="0"/>
+          <w:numId w:val="14"/>
+        </w:numPr>
+        <w:spacing w:after="0" w:line="240" w:lineRule="auto"/>
+        <w:rPr>
+          <w:rFonts w:ascii="Times New Roman" w:eastAsia="Times New Roman" w:hAnsi="Times New Roman" w:cs="Times New Roman"/>
+          <w:sz w:val="18"/>
+          <w:szCs w:val="18"/>
+        </w:rPr>
+      </w:pPr>
+      <w:r>
+        <w:rPr>
+          <w:rFonts w:ascii="Times New Roman" w:eastAsia="Times New Roman" w:hAnsi="Times New Roman" w:cs="Times New Roman"/>
+          <w:sz w:val="18"/>
+          <w:szCs w:val="18"/>
+        </w:rPr>
+        <w:t xml:space="preserve">Scales very well </w:t>
+      </w:r>
+    </w:p>
+    <w:p>
+      <w:pPr>
+        <w:numPr>
+          <w:ilvl w:val="0"/>
+          <w:numId w:val="14"/>
+        </w:numPr>
+        <w:spacing w:after="0" w:line="240" w:lineRule="auto"/>
+        <w:rPr>
+          <w:rFonts w:ascii="Times New Roman" w:eastAsia="Times New Roman" w:hAnsi="Times New Roman" w:cs="Times New Roman"/>
+          <w:sz w:val="18"/>
+          <w:szCs w:val="18"/>
+        </w:rPr>
+      </w:pPr>
+      <w:r>
+        <w:rPr>
+          <w:rFonts w:ascii="Times New Roman" w:eastAsia="Times New Roman" w:hAnsi="Times New Roman" w:cs="Times New Roman"/>
+          <w:sz w:val="18"/>
+          <w:szCs w:val="18"/>
+        </w:rPr>
+        <w:t xml:space="preserve">Handles huge datasets </w:t>
+      </w:r>
+    </w:p>
+    <w:p>
+      <w:pPr>
+        <w:numPr>
+          <w:ilvl w:val="0"/>
+          <w:numId w:val="14"/>
+        </w:numPr>
+        <w:spacing w:after="0" w:line="240" w:lineRule="auto"/>
+        <w:rPr>
+          <w:rFonts w:ascii="Times New Roman" w:eastAsia="Times New Roman" w:hAnsi="Times New Roman" w:cs="Times New Roman"/>
+          <w:sz w:val="18"/>
+          <w:szCs w:val="18"/>
+        </w:rPr>
+      </w:pPr>
+      <w:r>
+        <w:rPr>
+          <w:rFonts w:ascii="Times New Roman" w:eastAsia="Times New Roman" w:hAnsi="Times New Roman" w:cs="Times New Roman"/>
+          <w:sz w:val="18"/>
+          <w:szCs w:val="18"/>
+        </w:rPr>
+        <w:t xml:space="preserve">Lower memory pressure </w:t>
+      </w:r>
+    </w:p>
+    <w:p>
+      <w:pPr>
+        <w:numPr>
+          <w:ilvl w:val="0"/>
+          <w:numId w:val="14"/>
+        </w:numPr>
+        <w:spacing w:after="0" w:line="240" w:lineRule="auto"/>
+        <w:rPr>
+          <w:rFonts w:ascii="Times New Roman" w:eastAsia="Times New Roman" w:hAnsi="Times New Roman" w:cs="Times New Roman"/>
+          <w:sz w:val="18"/>
+          <w:szCs w:val="18"/>
+        </w:rPr>
+      </w:pPr>
+      <w:r>
+        <w:rPr>
+          <w:rFonts w:ascii="Times New Roman" w:eastAsia="Times New Roman" w:hAnsi="Times New Roman" w:cs="Times New Roman"/>
+          <w:sz w:val="18"/>
+          <w:szCs w:val="18"/>
+        </w:rPr>
+        <w:t xml:space="preserve">Better for distributed systems </w:t>
+      </w:r>
+    </w:p>
+    <w:p>
+      <w:pPr>
+        <w:spacing w:after="0" w:line="240" w:lineRule="auto"/>
+        <w:outlineLvl w:val="1"/>
+        <w:rPr>
+          <w:rFonts w:ascii="Times New Roman" w:eastAsia="Times New Roman" w:hAnsi="Times New Roman" w:cs="Times New Roman"/>
+          <w:b/>
+          <w:bCs/>
+          <w:sz w:val="18"/>
+          <w:szCs w:val="18"/>
+        </w:rPr>
+      </w:pPr>
+      <w:r>
+        <w:rPr>
+          <w:rFonts w:ascii="Times New Roman" w:eastAsia="Times New Roman" w:hAnsi="Times New Roman" w:cs="Times New Roman"/>
+          <w:b/>
+          <w:bCs/>
+          <w:sz w:val="18"/>
+          <w:szCs w:val="18"/>
+        </w:rPr>
+        <w:t>Disadvantages</w:t>
+      </w:r>
+    </w:p>
+    <w:p>
+      <w:pPr>
+        <w:numPr>
+          <w:ilvl w:val="0"/>
+          <w:numId w:val="15"/>
+        </w:numPr>
+        <w:spacing w:after="0" w:line="240" w:lineRule="auto"/>
+        <w:rPr>
+          <w:rFonts w:ascii="Times New Roman" w:eastAsia="Times New Roman" w:hAnsi="Times New Roman" w:cs="Times New Roman"/>
+          <w:sz w:val="18"/>
+          <w:szCs w:val="18"/>
+        </w:rPr>
+      </w:pPr>
+      <w:r>
+        <w:rPr>
+          <w:rFonts w:ascii="Times New Roman" w:eastAsia="Times New Roman" w:hAnsi="Times New Roman" w:cs="Times New Roman"/>
+          <w:sz w:val="18"/>
+          <w:szCs w:val="18"/>
+        </w:rPr>
+        <w:t xml:space="preserve">Sorting is expensive </w:t>
+      </w:r>
+    </w:p>
+    <w:p>
+      <w:pPr>
+        <w:numPr>
+          <w:ilvl w:val="0"/>
+          <w:numId w:val="15"/>
+        </w:numPr>
+        <w:spacing w:after="0" w:line="240" w:lineRule="auto"/>
+        <w:rPr>
+          <w:rFonts w:ascii="Times New Roman" w:eastAsia="Times New Roman" w:hAnsi="Times New Roman" w:cs="Times New Roman"/>
+          <w:sz w:val="18"/>
+          <w:szCs w:val="18"/>
+        </w:rPr>
+      </w:pPr>
+      <w:r>
+        <w:rPr>
+          <w:rFonts w:ascii="Times New Roman" w:eastAsia="Times New Roman" w:hAnsi="Times New Roman" w:cs="Times New Roman"/>
+          <w:sz w:val="18"/>
+          <w:szCs w:val="18"/>
+        </w:rPr>
+        <w:t>More CPU intensive</w:t>
+      </w:r>
+    </w:p>
+    <w:p>
+      <w:pPr>
+        <w:shd w:val="clear" w:color="auto" w:fill="FFFFFF"/>
+        <w:spacing w:after="0" w:line="240" w:lineRule="auto"/>
+        <w:ind w:left="450"/>
+        <w:rPr>
+          <w:rFonts w:ascii="Georgia" w:eastAsia="Times New Roman" w:hAnsi="Georgia" w:cs="Segoe UI"/>
+          <w:color w:val="242424"/>
+          <w:spacing w:val="-1"/>
+          <w:sz w:val="16"/>
+          <w:szCs w:val="16"/>
+        </w:rPr>
+      </w:pPr>
+    </w:p>
+    <w:p>
+      <w:pPr>
+        <w:shd w:val="clear" w:color="auto" w:fill="FFFFFF"/>
+        <w:spacing w:after="0" w:line="240" w:lineRule="auto"/>
+        <w:ind w:left="450"/>
+        <w:rPr>
+          <w:rFonts w:ascii="Georgia" w:eastAsia="Times New Roman" w:hAnsi="Georgia" w:cs="Segoe UI"/>
+          <w:color w:val="242424"/>
+          <w:spacing w:val="-1"/>
+          <w:sz w:val="16"/>
+          <w:szCs w:val="16"/>
+        </w:rPr>
+      </w:pPr>
+    </w:p>
+    <w:p>
+      <w:pPr>
+        <w:shd w:val="clear" w:color="auto" w:fill="FFFFFF"/>
+        <w:spacing w:after="0" w:line="240" w:lineRule="auto"/>
+        <w:ind w:left="450"/>
+        <w:rPr>
+          <w:rFonts w:ascii="Georgia" w:eastAsia="Times New Roman" w:hAnsi="Georgia" w:cs="Segoe UI"/>
+          <w:color w:val="242424"/>
+          <w:spacing w:val="-1"/>
+          <w:sz w:val="16"/>
+          <w:szCs w:val="16"/>
+        </w:rPr>
+      </w:pPr>
+    </w:p>
+    <w:p>
+      <w:pPr>
+        <w:pStyle w:val="Heading2"/>
+        <w:numPr>
+          <w:ilvl w:val="0"/>
+          <w:numId w:val="9"/>
+        </w:numPr>
+        <w:spacing w:before="0" w:beforeAutospacing="0" w:after="0" w:afterAutospacing="0"/>
+        <w:rPr>
+          <w:sz w:val="18"/>
+          <w:szCs w:val="18"/>
+        </w:rPr>
+      </w:pPr>
+      <w:r>
+        <w:rPr>
+          <w:sz w:val="18"/>
+          <w:szCs w:val="18"/>
+        </w:rPr>
+        <w:t xml:space="preserve"> Shuffle Hash Join</w:t>
+      </w:r>
+    </w:p>
+    <w:p>
+      <w:pPr>
+        <w:pStyle w:val="Heading2"/>
+        <w:spacing w:before="0" w:beforeAutospacing="0" w:after="0" w:afterAutospacing="0"/>
+        <w:ind w:left="720"/>
+        <w:rPr>
+          <w:sz w:val="18"/>
+          <w:szCs w:val="18"/>
+        </w:rPr>
+      </w:pPr>
+    </w:p>
+    <w:p>
+      <w:pPr>
+        <w:spacing w:after="0" w:line="240" w:lineRule="auto"/>
+        <w:rPr>
+          <w:sz w:val="20"/>
+          <w:szCs w:val="20"/>
+        </w:rPr>
+      </w:pPr>
+      <w:r>
+        <w:rPr>
+          <w:sz w:val="20"/>
+          <w:szCs w:val="20"/>
+        </w:rPr>
+        <w:t>Shuffle Hash Join redistributes both datasets by join key and builds partition-wise in-memory hash tables after shuffle. It is efficient for medium-sized joins where shuffled partitions fit into executor memory, but it can suffer from shuffle overhead and memory pressure.</w:t>
+      </w:r>
+    </w:p>
+    <w:p>
+      <w:pPr>
+        <w:spacing w:after="0" w:line="240" w:lineRule="auto"/>
+        <w:rPr>
+          <w:b/>
+          <w:sz w:val="20"/>
+          <w:szCs w:val="20"/>
+        </w:rPr>
+      </w:pPr>
+      <w:r>
+        <w:rPr>
+          <w:b/>
+          <w:sz w:val="20"/>
+          <w:szCs w:val="20"/>
+        </w:rPr>
+        <w:t>spark.sql.join.preferSortMergeJoin=False</w:t>
+      </w:r>
+    </w:p>
+    <w:p>
+      <w:pPr>
+        <w:spacing w:after="0" w:line="240" w:lineRule="auto"/>
+        <w:rPr>
+          <w:rFonts w:ascii="Georgia" w:hAnsi="Georgia"/>
+          <w:color w:val="242424"/>
+          <w:spacing w:val="-1"/>
+          <w:sz w:val="18"/>
+          <w:szCs w:val="18"/>
+          <w:shd w:val="clear" w:color="auto" w:fill="FFFFFF"/>
+        </w:rPr>
+      </w:pPr>
+      <w:r>
+        <w:rPr>
+          <w:rFonts w:ascii="Georgia" w:hAnsi="Georgia"/>
+          <w:color w:val="242424"/>
+          <w:spacing w:val="-1"/>
+          <w:sz w:val="18"/>
+          <w:szCs w:val="18"/>
+          <w:shd w:val="clear" w:color="auto" w:fill="FFFFFF"/>
+        </w:rPr>
+        <w:t>Shuffle Hash Join, as shown in the following code:</w:t>
+      </w:r>
+    </w:p>
+    <w:p>
+      <w:pPr>
+        <w:spacing w:after="0" w:line="240" w:lineRule="auto"/>
+        <w:rPr>
+          <w:rFonts w:ascii="Times New Roman" w:eastAsia="Times New Roman" w:hAnsi="Times New Roman" w:cs="Times New Roman"/>
+          <w:sz w:val="20"/>
+          <w:szCs w:val="20"/>
+        </w:rPr>
+      </w:pPr>
+      <w:r>
+        <w:rPr>
+          <w:rFonts w:ascii="Courier New" w:hAnsi="Courier New" w:cs="Courier New"/>
+          <w:color w:val="242424"/>
+          <w:spacing w:val="-5"/>
+          <w:sz w:val="20"/>
+          <w:szCs w:val="20"/>
+          <w:shd w:val="clear" w:color="auto" w:fill="F9F9F9"/>
+        </w:rPr>
+        <w:t>shuffle_hashed_df = df_clients.hint(</w:t>
+      </w:r>
+      <w:r>
+        <w:rPr>
+          <w:rStyle w:val="hljs-string"/>
+          <w:rFonts w:ascii="Courier New" w:hAnsi="Courier New" w:cs="Courier New"/>
+          <w:color w:val="C41A16"/>
+          <w:spacing w:val="-5"/>
+          <w:sz w:val="20"/>
+          <w:szCs w:val="20"/>
+          <w:shd w:val="clear" w:color="auto" w:fill="F9F9F9"/>
+        </w:rPr>
+        <w:t>'SHUFFLE_HASH'</w:t>
+      </w:r>
+      <w:r>
+        <w:rPr>
+          <w:rFonts w:ascii="Courier New" w:hAnsi="Courier New" w:cs="Courier New"/>
+          <w:color w:val="242424"/>
+          <w:spacing w:val="-5"/>
+          <w:sz w:val="20"/>
+          <w:szCs w:val="20"/>
+          <w:shd w:val="clear" w:color="auto" w:fill="F9F9F9"/>
+        </w:rPr>
+        <w:t>).</w:t>
+      </w:r>
+      <w:r>
+        <w:rPr>
+          <w:rStyle w:val="hljs-keyword"/>
+          <w:color w:val="AA0D91"/>
+          <w:spacing w:val="-5"/>
+          <w:sz w:val="20"/>
+          <w:szCs w:val="20"/>
+          <w:shd w:val="clear" w:color="auto" w:fill="F9F9F9"/>
+        </w:rPr>
+        <w:t>join</w:t>
+      </w:r>
+      <w:r>
+        <w:rPr>
+          <w:rFonts w:ascii="Courier New" w:hAnsi="Courier New" w:cs="Courier New"/>
+          <w:color w:val="242424"/>
+          <w:spacing w:val="-5"/>
+          <w:sz w:val="20"/>
+          <w:szCs w:val="20"/>
+          <w:shd w:val="clear" w:color="auto" w:fill="F9F9F9"/>
+        </w:rPr>
+        <w:t xml:space="preserve">(df_orders, </w:t>
+      </w:r>
+      <w:r>
+        <w:rPr>
+          <w:rStyle w:val="hljs-keyword"/>
+          <w:color w:val="AA0D91"/>
+          <w:spacing w:val="-5"/>
+          <w:sz w:val="20"/>
+          <w:szCs w:val="20"/>
+          <w:shd w:val="clear" w:color="auto" w:fill="F9F9F9"/>
+        </w:rPr>
+        <w:t>on</w:t>
+      </w:r>
+      <w:r>
+        <w:rPr>
+          <w:rFonts w:ascii="Courier New" w:hAnsi="Courier New" w:cs="Courier New"/>
+          <w:color w:val="242424"/>
+          <w:spacing w:val="-5"/>
+          <w:sz w:val="20"/>
+          <w:szCs w:val="20"/>
+          <w:shd w:val="clear" w:color="auto" w:fill="F9F9F9"/>
+        </w:rPr>
+        <w:t>=</w:t>
+      </w:r>
+      <w:r>
+        <w:rPr>
+          <w:rStyle w:val="hljs-string"/>
+          <w:rFonts w:ascii="Courier New" w:hAnsi="Courier New" w:cs="Courier New"/>
+          <w:color w:val="C41A16"/>
+          <w:spacing w:val="-5"/>
+          <w:sz w:val="20"/>
+          <w:szCs w:val="20"/>
+          <w:shd w:val="clear" w:color="auto" w:fill="F9F9F9"/>
+        </w:rPr>
+        <w:t>'client_id'</w:t>
+      </w:r>
+      <w:r>
+        <w:rPr>
+          <w:rFonts w:ascii="Courier New" w:hAnsi="Courier New" w:cs="Courier New"/>
+          <w:color w:val="242424"/>
+          <w:spacing w:val="-5"/>
+          <w:sz w:val="20"/>
+          <w:szCs w:val="20"/>
+          <w:shd w:val="clear" w:color="auto" w:fill="F9F9F9"/>
+        </w:rPr>
+        <w:t>, how=</w:t>
+      </w:r>
+      <w:r>
+        <w:rPr>
+          <w:rStyle w:val="hljs-string"/>
+          <w:rFonts w:ascii="Courier New" w:hAnsi="Courier New" w:cs="Courier New"/>
+          <w:color w:val="C41A16"/>
+          <w:spacing w:val="-5"/>
+          <w:sz w:val="20"/>
+          <w:szCs w:val="20"/>
+          <w:shd w:val="clear" w:color="auto" w:fill="F9F9F9"/>
+        </w:rPr>
+        <w:t>'inner'</w:t>
+      </w:r>
+      <w:r>
+        <w:rPr>
+          <w:rFonts w:ascii="Courier New" w:hAnsi="Courier New" w:cs="Courier New"/>
+          <w:color w:val="242424"/>
+          <w:spacing w:val="-5"/>
+          <w:sz w:val="20"/>
+          <w:szCs w:val="20"/>
+          <w:shd w:val="clear" w:color="auto" w:fill="F9F9F9"/>
+        </w:rPr>
+        <w:t>)</w:t>
+      </w:r>
+      <w:r>
+        <w:rPr>
+          <w:rFonts w:ascii="Courier New" w:hAnsi="Courier New" w:cs="Courier New"/>
+          <w:color w:val="242424"/>
+          <w:spacing w:val="-5"/>
+          <w:sz w:val="20"/>
+          <w:szCs w:val="20"/>
+        </w:rPr>
+        <w:br/>
+      </w:r>
+      <w:r>
+        <w:rPr>
+          <w:rFonts w:ascii="Courier New" w:hAnsi="Courier New" w:cs="Courier New"/>
+          <w:color w:val="242424"/>
+          <w:spacing w:val="-5"/>
+          <w:sz w:val="20"/>
+          <w:szCs w:val="20"/>
+          <w:shd w:val="clear" w:color="auto" w:fill="F9F9F9"/>
+        </w:rPr>
+        <w:t>shuffle_hashed_df.explain(mode=</w:t>
+      </w:r>
+      <w:r>
+        <w:rPr>
+          <w:rStyle w:val="hljs-string"/>
+          <w:rFonts w:ascii="Courier New" w:hAnsi="Courier New" w:cs="Courier New"/>
+          <w:color w:val="C41A16"/>
+          <w:spacing w:val="-5"/>
+          <w:sz w:val="20"/>
+          <w:szCs w:val="20"/>
+          <w:shd w:val="clear" w:color="auto" w:fill="F9F9F9"/>
+        </w:rPr>
+        <w:t>"formatted"</w:t>
+      </w:r>
+      <w:r>
+        <w:rPr>
+          <w:rFonts w:ascii="Courier New" w:hAnsi="Courier New" w:cs="Courier New"/>
+          <w:color w:val="242424"/>
+          <w:spacing w:val="-5"/>
+          <w:sz w:val="20"/>
+          <w:szCs w:val="20"/>
+          <w:shd w:val="clear" w:color="auto" w:fill="F9F9F9"/>
+        </w:rPr>
+        <w:t>)</w:t>
+      </w:r>
+      <w:r>
+        <w:rPr>
+          <w:rFonts w:ascii="Courier New" w:hAnsi="Courier New" w:cs="Courier New"/>
+          <w:color w:val="242424"/>
+          <w:spacing w:val="-5"/>
+          <w:sz w:val="20"/>
+          <w:szCs w:val="20"/>
+        </w:rPr>
+        <w:br/>
+      </w:r>
+      <w:r>
+        <w:rPr>
+          <w:rFonts w:ascii="Courier New" w:hAnsi="Courier New" w:cs="Courier New"/>
+          <w:color w:val="242424"/>
+          <w:spacing w:val="-5"/>
+          <w:sz w:val="20"/>
+          <w:szCs w:val="20"/>
+          <w:shd w:val="clear" w:color="auto" w:fill="F9F9F9"/>
+        </w:rPr>
+        <w:t>shuffle_hashed_df.show()</w:t>
+      </w:r>
+    </w:p>
+    <w:p>
+      <w:pPr>
+        <w:shd w:val="clear" w:color="auto" w:fill="FFFFFF"/>
+        <w:spacing w:after="0" w:line="240" w:lineRule="auto"/>
+        <w:rPr>
+          <w:rFonts w:ascii="Georgia" w:eastAsia="Times New Roman" w:hAnsi="Georgia" w:cs="Segoe UI"/>
+          <w:color w:val="242424"/>
+          <w:spacing w:val="-1"/>
+          <w:sz w:val="16"/>
+          <w:szCs w:val="16"/>
+        </w:rPr>
+      </w:pPr>
+    </w:p>
+    <w:p>
+      <w:pPr>
+        <w:pStyle w:val="Heading3"/>
+        <w:rPr>
+          <w:sz w:val="18"/>
+          <w:szCs w:val="18"/>
+        </w:rPr>
+      </w:pPr>
+      <w:r>
+        <w:rPr>
+          <w:sz w:val="18"/>
+          <w:szCs w:val="18"/>
+        </w:rPr>
+        <w:t>Step 1 — Shuffle</w:t>
+      </w:r>
+      <w:r>
+        <w:rPr>
+          <w:sz w:val="18"/>
+          <w:szCs w:val="18"/>
+        </w:rPr>
+        <w:t xml:space="preserve"> :</w:t>
+      </w:r>
+      <w:r>
+        <w:rPr>
+          <w:sz w:val="18"/>
+          <w:szCs w:val="18"/>
+        </w:rPr>
+        <w:t>Both datasets are shuffled so same keys land on same executor.</w:t>
+      </w:r>
+    </w:p>
+    <w:p>
+      <w:pPr>
+        <w:pStyle w:val="Heading3"/>
+        <w:rPr>
+          <w:sz w:val="18"/>
+          <w:szCs w:val="18"/>
+        </w:rPr>
+      </w:pPr>
+      <w:r>
+        <w:rPr>
+          <w:sz w:val="18"/>
+          <w:szCs w:val="18"/>
+        </w:rPr>
+        <w:t>Step 2 — Build Hash Table</w:t>
+      </w:r>
+      <w:r>
+        <w:rPr>
+          <w:sz w:val="18"/>
+          <w:szCs w:val="18"/>
+        </w:rPr>
+        <w:t xml:space="preserve"> :</w:t>
+      </w:r>
+      <w:r>
+        <w:rPr>
+          <w:sz w:val="18"/>
+          <w:szCs w:val="18"/>
+        </w:rPr>
+        <w:t xml:space="preserve">Spark:Chooses smaller partition </w:t>
+      </w:r>
+      <w:r>
+        <w:rPr>
+          <w:sz w:val="18"/>
+          <w:szCs w:val="18"/>
+        </w:rPr>
+        <w:t xml:space="preserve">&amp; </w:t>
+      </w:r>
+      <w:r>
+        <w:rPr>
+          <w:sz w:val="18"/>
+          <w:szCs w:val="18"/>
+        </w:rPr>
+        <w:t xml:space="preserve">Builds in-memory hash map </w:t>
+      </w:r>
+    </w:p>
+    <w:p>
+      <w:pPr>
+        <w:pStyle w:val="Heading3"/>
+        <w:rPr>
+          <w:sz w:val="18"/>
+          <w:szCs w:val="18"/>
+        </w:rPr>
+      </w:pPr>
+      <w:r>
+        <w:rPr>
+          <w:sz w:val="18"/>
+          <w:szCs w:val="18"/>
+        </w:rPr>
+        <w:t xml:space="preserve">Step 3 — Probe </w:t>
+      </w:r>
+      <w:r>
+        <w:rPr>
+          <w:sz w:val="18"/>
+          <w:szCs w:val="18"/>
+        </w:rPr>
+        <w:t>Other partition probes hash table for matches.</w:t>
+      </w:r>
+    </w:p>
+    <w:p>
+      <w:pPr>
+        <w:spacing w:after="0" w:line="240" w:lineRule="auto"/>
+        <w:rPr>
+          <w:rFonts w:ascii="Times New Roman" w:eastAsia="Times New Roman" w:hAnsi="Times New Roman" w:cs="Times New Roman"/>
+          <w:sz w:val="18"/>
+          <w:szCs w:val="18"/>
+        </w:rPr>
+      </w:pPr>
+      <w:r>
+        <w:rPr>
+          <w:rFonts w:ascii="Times New Roman" w:eastAsia="Times New Roman" w:hAnsi="Times New Roman" w:cs="Times New Roman"/>
+          <w:sz w:val="18"/>
+          <w:szCs w:val="18"/>
+        </w:rPr>
+        <w:t>Because it avoids sorting, Shuffle Hash Join can be faster than Sort Merge Join for medium-sized datasets.</w:t>
+      </w:r>
+    </w:p>
+    <w:p>
+      <w:pPr>
+        <w:spacing w:after="0" w:line="240" w:lineRule="auto"/>
+        <w:rPr>
+          <w:rFonts w:ascii="Times New Roman" w:eastAsia="Times New Roman" w:hAnsi="Times New Roman" w:cs="Times New Roman"/>
+          <w:sz w:val="18"/>
+          <w:szCs w:val="18"/>
+        </w:rPr>
+      </w:pPr>
+      <w:r>
+        <w:rPr>
+          <w:rFonts w:ascii="Times New Roman" w:eastAsia="Times New Roman" w:hAnsi="Times New Roman" w:cs="Times New Roman"/>
+          <w:sz w:val="18"/>
+          <w:szCs w:val="18"/>
+        </w:rPr>
+        <w:t>However, it may incur:</w:t>
+      </w:r>
+    </w:p>
+    <w:p>
+      <w:pPr>
+        <w:numPr>
+          <w:ilvl w:val="0"/>
+          <w:numId w:val="18"/>
+        </w:numPr>
+        <w:spacing w:after="0" w:line="240" w:lineRule="auto"/>
+        <w:rPr>
+          <w:rFonts w:ascii="Times New Roman" w:eastAsia="Times New Roman" w:hAnsi="Times New Roman" w:cs="Times New Roman"/>
+          <w:sz w:val="18"/>
+          <w:szCs w:val="18"/>
+        </w:rPr>
+      </w:pPr>
+      <w:r>
+        <w:rPr>
+          <w:rFonts w:ascii="Times New Roman" w:eastAsia="Times New Roman" w:hAnsi="Times New Roman" w:cs="Times New Roman"/>
+          <w:sz w:val="18"/>
+          <w:szCs w:val="18"/>
+        </w:rPr>
+        <w:t xml:space="preserve">high network I/O due to shuffle </w:t>
+      </w:r>
+    </w:p>
+    <w:p>
+      <w:pPr>
+        <w:numPr>
+          <w:ilvl w:val="0"/>
+          <w:numId w:val="18"/>
+        </w:numPr>
+        <w:spacing w:after="0" w:line="240" w:lineRule="auto"/>
+        <w:rPr>
+          <w:rFonts w:ascii="Times New Roman" w:eastAsia="Times New Roman" w:hAnsi="Times New Roman" w:cs="Times New Roman"/>
+          <w:sz w:val="18"/>
+          <w:szCs w:val="18"/>
+        </w:rPr>
+      </w:pPr>
+      <w:r>
+        <w:rPr>
+          <w:rFonts w:ascii="Times New Roman" w:eastAsia="Times New Roman" w:hAnsi="Times New Roman" w:cs="Times New Roman"/>
+          <w:sz w:val="18"/>
+          <w:szCs w:val="18"/>
+        </w:rPr>
+        <w:t xml:space="preserve">memory pressure from hash tables </w:t>
+      </w:r>
+    </w:p>
+    <w:p>
+      <w:pPr>
+        <w:numPr>
+          <w:ilvl w:val="0"/>
+          <w:numId w:val="18"/>
+        </w:numPr>
+        <w:spacing w:after="0" w:line="240" w:lineRule="auto"/>
+        <w:rPr>
+          <w:rFonts w:ascii="Times New Roman" w:eastAsia="Times New Roman" w:hAnsi="Times New Roman" w:cs="Times New Roman"/>
+          <w:sz w:val="18"/>
+          <w:szCs w:val="18"/>
+        </w:rPr>
+      </w:pPr>
+      <w:r>
+        <w:rPr>
+          <w:rFonts w:ascii="Times New Roman" w:eastAsia="Times New Roman" w:hAnsi="Times New Roman" w:cs="Times New Roman"/>
+          <w:sz w:val="18"/>
+          <w:szCs w:val="18"/>
+        </w:rPr>
+        <w:t xml:space="preserve">disk spills if partitions are large </w:t>
+      </w:r>
+    </w:p>
+    <w:p>
+      <w:pPr>
+        <w:numPr>
+          <w:ilvl w:val="0"/>
+          <w:numId w:val="18"/>
+        </w:numPr>
+        <w:spacing w:after="0" w:line="240" w:lineRule="auto"/>
+        <w:rPr>
+          <w:rFonts w:ascii="Times New Roman" w:eastAsia="Times New Roman" w:hAnsi="Times New Roman" w:cs="Times New Roman"/>
+          <w:sz w:val="18"/>
+          <w:szCs w:val="18"/>
+        </w:rPr>
+      </w:pPr>
+      <w:r>
+        <w:rPr>
+          <w:rFonts w:ascii="Times New Roman" w:eastAsia="Times New Roman" w:hAnsi="Times New Roman" w:cs="Times New Roman"/>
+          <w:sz w:val="18"/>
+          <w:szCs w:val="18"/>
+        </w:rPr>
+        <w:t>performance degradation under data skew</w:t>
+      </w:r>
+    </w:p>
+    <w:p/>
+    <w:p>
+      <w:pPr>
+        <w:pStyle w:val="Heading1"/>
+        <w:spacing w:before="0"/>
+        <w:rPr>
+          <w:sz w:val="18"/>
+          <w:szCs w:val="18"/>
+        </w:rPr>
+      </w:pPr>
+      <w:r>
+        <w:rPr>
+          <w:sz w:val="18"/>
+          <w:szCs w:val="18"/>
+        </w:rPr>
+        <w:t>Advantages</w:t>
+      </w:r>
+    </w:p>
+    <w:p>
+      <w:pPr>
+        <w:numPr>
+          <w:ilvl w:val="0"/>
+          <w:numId w:val="16"/>
+        </w:numPr>
+        <w:spacing w:after="100" w:afterAutospacing="1" w:line="240" w:lineRule="auto"/>
+        <w:rPr>
+          <w:sz w:val="18"/>
+          <w:szCs w:val="18"/>
+        </w:rPr>
+      </w:pPr>
+      <w:r>
+        <w:rPr>
+          <w:sz w:val="18"/>
+          <w:szCs w:val="18"/>
+        </w:rPr>
+        <w:t>Fast hash lookup (</w:t>
+      </w:r>
+      <w:r>
+        <w:rPr>
+          <w:rStyle w:val="HTMLCode"/>
+          <w:rFonts w:eastAsiaTheme="minorHAnsi"/>
+          <w:sz w:val="18"/>
+          <w:szCs w:val="18"/>
+        </w:rPr>
+        <w:t>O(1)</w:t>
+      </w:r>
+      <w:r>
+        <w:rPr>
+          <w:sz w:val="18"/>
+          <w:szCs w:val="18"/>
+        </w:rPr>
+        <w:t xml:space="preserve">) </w:t>
+      </w:r>
+    </w:p>
+    <w:p>
+      <w:pPr>
+        <w:numPr>
+          <w:ilvl w:val="0"/>
+          <w:numId w:val="16"/>
+        </w:numPr>
+        <w:spacing w:after="100" w:afterAutospacing="1" w:line="240" w:lineRule="auto"/>
+        <w:rPr>
+          <w:sz w:val="18"/>
+          <w:szCs w:val="18"/>
+        </w:rPr>
+      </w:pPr>
+      <w:r>
+        <w:rPr>
+          <w:sz w:val="18"/>
+          <w:szCs w:val="18"/>
+        </w:rPr>
+        <w:t xml:space="preserve">No sorting overhead </w:t>
+      </w:r>
+    </w:p>
+    <w:p>
+      <w:pPr>
+        <w:numPr>
+          <w:ilvl w:val="0"/>
+          <w:numId w:val="16"/>
+        </w:numPr>
+        <w:spacing w:after="100" w:afterAutospacing="1" w:line="240" w:lineRule="auto"/>
+        <w:rPr>
+          <w:sz w:val="18"/>
+          <w:szCs w:val="18"/>
+        </w:rPr>
+      </w:pPr>
+      <w:r>
+        <w:rPr>
+          <w:sz w:val="18"/>
+          <w:szCs w:val="18"/>
+        </w:rPr>
+        <w:t xml:space="preserve">Faster than SMJ for medium datasets </w:t>
+      </w:r>
+    </w:p>
+    <w:p>
+      <w:pPr>
+        <w:numPr>
+          <w:ilvl w:val="0"/>
+          <w:numId w:val="16"/>
+        </w:numPr>
+        <w:spacing w:after="100" w:afterAutospacing="1" w:line="240" w:lineRule="auto"/>
+        <w:rPr>
+          <w:sz w:val="18"/>
+          <w:szCs w:val="18"/>
+        </w:rPr>
+      </w:pPr>
+      <w:r>
+        <w:rPr>
+          <w:sz w:val="18"/>
+          <w:szCs w:val="18"/>
+        </w:rPr>
+        <w:t xml:space="preserve">Efficient when partitions fit in memory </w:t>
+      </w:r>
+    </w:p>
+    <w:p>
+      <w:pPr>
+        <w:pStyle w:val="Heading1"/>
+        <w:spacing w:before="0"/>
+        <w:rPr>
+          <w:sz w:val="18"/>
+          <w:szCs w:val="18"/>
+        </w:rPr>
+      </w:pPr>
+      <w:r>
+        <w:rPr>
+          <w:sz w:val="18"/>
+          <w:szCs w:val="18"/>
+        </w:rPr>
+        <w:t>Disadvantages</w:t>
+      </w:r>
+    </w:p>
+    <w:p>
+      <w:pPr>
+        <w:numPr>
+          <w:ilvl w:val="0"/>
+          <w:numId w:val="17"/>
+        </w:numPr>
+        <w:spacing w:after="100" w:afterAutospacing="1" w:line="240" w:lineRule="auto"/>
+        <w:rPr>
+          <w:sz w:val="18"/>
+          <w:szCs w:val="18"/>
+        </w:rPr>
+      </w:pPr>
+      <w:r>
+        <w:rPr>
+          <w:sz w:val="18"/>
+          <w:szCs w:val="18"/>
+        </w:rPr>
+        <w:t xml:space="preserve">Requires sufficient executor memory </w:t>
+      </w:r>
+    </w:p>
+    <w:p>
+      <w:pPr>
+        <w:numPr>
+          <w:ilvl w:val="0"/>
+          <w:numId w:val="17"/>
+        </w:numPr>
+        <w:spacing w:after="100" w:afterAutospacing="1" w:line="240" w:lineRule="auto"/>
+        <w:rPr>
+          <w:sz w:val="18"/>
+          <w:szCs w:val="18"/>
+        </w:rPr>
+      </w:pPr>
+      <w:r>
+        <w:rPr>
+          <w:sz w:val="18"/>
+          <w:szCs w:val="18"/>
+        </w:rPr>
+        <w:t xml:space="preserve">Can spill heavily </w:t>
+      </w:r>
+    </w:p>
+    <w:p>
+      <w:pPr>
+        <w:numPr>
+          <w:ilvl w:val="0"/>
+          <w:numId w:val="17"/>
+        </w:numPr>
+        <w:spacing w:after="100" w:afterAutospacing="1" w:line="240" w:lineRule="auto"/>
+        <w:rPr>
+          <w:sz w:val="18"/>
+          <w:szCs w:val="18"/>
+        </w:rPr>
+      </w:pPr>
+      <w:r>
+        <w:rPr>
+          <w:sz w:val="18"/>
+          <w:szCs w:val="18"/>
+        </w:rPr>
+        <w:t xml:space="preserve">Sensitive to skew </w:t>
+      </w:r>
+    </w:p>
+    <w:p>
+      <w:pPr>
+        <w:numPr>
+          <w:ilvl w:val="0"/>
+          <w:numId w:val="17"/>
+        </w:numPr>
+        <w:spacing w:after="100" w:afterAutospacing="1" w:line="240" w:lineRule="auto"/>
+        <w:rPr>
+          <w:sz w:val="18"/>
+          <w:szCs w:val="18"/>
+        </w:rPr>
+      </w:pPr>
+      <w:r>
+        <w:rPr>
+          <w:sz w:val="18"/>
+          <w:szCs w:val="18"/>
+        </w:rPr>
+        <w:t xml:space="preserve">Full shuffle is expensive </w:t>
+      </w:r>
+    </w:p>
+    <w:p>
+      <w:pPr>
+        <w:numPr>
+          <w:ilvl w:val="0"/>
+          <w:numId w:val="17"/>
+        </w:numPr>
+        <w:spacing w:after="100" w:afterAutospacing="1" w:line="240" w:lineRule="auto"/>
+        <w:rPr>
+          <w:sz w:val="18"/>
+          <w:szCs w:val="18"/>
+        </w:rPr>
+      </w:pPr>
+      <w:r>
+        <w:rPr>
+          <w:sz w:val="18"/>
+          <w:szCs w:val="18"/>
+        </w:rPr>
+        <w:t>Less scalable than Sort Merge Join</w:t>
+      </w:r>
+    </w:p>
+    <w:p>
+      <w:pPr>
+        <w:spacing w:after="0" w:line="240" w:lineRule="auto"/>
+        <w:rPr>
+          <w:rFonts w:ascii="Times New Roman" w:eastAsia="Times New Roman" w:hAnsi="Times New Roman" w:cs="Times New Roman"/>
+          <w:sz w:val="18"/>
+          <w:szCs w:val="18"/>
+        </w:rPr>
+      </w:pPr>
+    </w:p>
+    <w:p>
+      <w:pPr>
+        <w:pStyle w:val="NormalWeb"/>
+        <w:spacing w:before="0" w:beforeAutospacing="0" w:after="0" w:afterAutospacing="0"/>
+        <w:rPr>
+          <w:b/>
+          <w:sz w:val="20"/>
+          <w:szCs w:val="20"/>
+        </w:rPr>
+      </w:pPr>
+      <w:r>
+        <w:rPr>
+          <w:sz w:val="20"/>
+          <w:szCs w:val="20"/>
+        </w:rPr>
+        <w:t>“</w:t>
+      </w:r>
+      <w:r>
+        <w:rPr>
+          <w:b/>
+          <w:sz w:val="20"/>
+          <w:szCs w:val="20"/>
+        </w:rPr>
+        <w:t>Shuffle Hash Join is preferred when partitioned join data can fit into executor memory because hash lookups are very fast and avoid sorting.</w:t>
+      </w:r>
+    </w:p>
+    <w:p>
+      <w:pPr>
+        <w:pStyle w:val="NormalWeb"/>
+        <w:spacing w:before="0" w:beforeAutospacing="0" w:after="0" w:afterAutospacing="0"/>
+        <w:rPr>
+          <w:b/>
+        </w:rPr>
+      </w:pPr>
+      <w:r>
+        <w:rPr>
+          <w:b/>
+          <w:sz w:val="20"/>
+          <w:szCs w:val="20"/>
+        </w:rPr>
+        <w:t>Sort Merge Join is preferred for large distributed datasets because it scales better, handles spilling more safely, and reduces memory pressure through sorted streaming merges</w:t>
+      </w:r>
+      <w:r>
+        <w:rPr>
+          <w:b/>
+        </w:rPr>
+        <w:t>.</w:t>
+      </w:r>
+      <w:r>
+        <w:rPr>
+          <w:b/>
+        </w:rPr>
+        <w:t>”</w:t>
+      </w:r>
+    </w:p>
+    <w:p>
+      <w:pPr>
+        <w:pStyle w:val="NormalWeb"/>
+        <w:spacing w:before="0" w:beforeAutospacing="0" w:after="0" w:afterAutospacing="0"/>
+        <w:rPr>
+          <w:b/>
         </w:rPr>
       </w:pPr>
       <w:bookmarkStart w:id="0" w:name="_GoBack"/>
@@ -2662,26 +5628,419 @@
     </w:p>
     <w:p>
       <w:pPr>
-        <w:spacing w:after="100" w:afterAutospacing="1" w:line="240" w:lineRule="auto"/>
-        <w:rPr>
-          <w:rFonts w:cstheme="minorHAnsi"/>
-          <w:sz w:val="16"/>
-          <w:szCs w:val="16"/>
-        </w:rPr>
-      </w:pPr>
-    </w:p>
-    <w:p>
-      <w:pPr>
         <w:pStyle w:val="NormalWeb"/>
-        <w:rPr>
-          <w:sz w:val="18"/>
-          <w:szCs w:val="18"/>
-        </w:rPr>
-      </w:pPr>
-    </w:p>
-    <w:p>
-      <w:pPr>
-        <w:spacing w:beforeAutospacing="1" w:after="100" w:afterAutospacing="1" w:line="240" w:lineRule="auto"/>
+        <w:spacing w:before="0" w:beforeAutospacing="0" w:after="0" w:afterAutospacing="0"/>
+        <w:rPr>
+          <w:b/>
+        </w:rPr>
+      </w:pPr>
+    </w:p>
+    <w:p>
+      <w:pPr>
+        <w:pStyle w:val="Heading2"/>
+        <w:numPr>
+          <w:ilvl w:val="0"/>
+          <w:numId w:val="9"/>
+        </w:numPr>
+        <w:spacing w:before="0" w:beforeAutospacing="0" w:after="0" w:afterAutospacing="0"/>
+        <w:rPr>
+          <w:b w:val="0"/>
+          <w:color w:val="1F4E79" w:themeColor="accent1" w:themeShade="80"/>
+          <w:sz w:val="22"/>
+          <w:szCs w:val="22"/>
+        </w:rPr>
+      </w:pPr>
+      <w:r>
+        <w:rPr>
+          <w:b w:val="0"/>
+          <w:color w:val="1F4E79" w:themeColor="accent1" w:themeShade="80"/>
+          <w:sz w:val="22"/>
+          <w:szCs w:val="22"/>
+        </w:rPr>
+        <w:lastRenderedPageBreak/>
+        <w:t>Broadcast Hash Join</w:t>
+      </w:r>
+    </w:p>
+    <w:p>
+      <w:pPr>
+        <w:pStyle w:val="Heading2"/>
+        <w:spacing w:before="0" w:beforeAutospacing="0" w:after="0" w:afterAutospacing="0"/>
+        <w:rPr>
+          <w:b w:val="0"/>
+          <w:color w:val="1F4E79" w:themeColor="accent1" w:themeShade="80"/>
+          <w:sz w:val="22"/>
+          <w:szCs w:val="22"/>
+        </w:rPr>
+      </w:pPr>
+    </w:p>
+    <w:p>
+      <w:pPr>
+        <w:pStyle w:val="NormalWeb"/>
+        <w:spacing w:before="0" w:beforeAutospacing="0"/>
+        <w:rPr>
+          <w:sz w:val="18"/>
+          <w:szCs w:val="18"/>
+        </w:rPr>
+      </w:pPr>
+      <w:r>
+        <w:rPr>
+          <w:sz w:val="18"/>
+          <w:szCs w:val="18"/>
+        </w:rPr>
+        <w:t>Broadcast Hash Join is ideal when one DataFrame is small enough to fit comfortably in executor memory. Spark broadcasts the smaller DataFrame to all executors, allowing joins to happen locally without shuffling the larger dataset. This significantly reduces network I/O and improves join performance.</w:t>
+      </w:r>
+    </w:p>
+    <w:p>
+      <w:pPr>
+        <w:pStyle w:val="NormalWeb"/>
+        <w:spacing w:before="0" w:beforeAutospacing="0"/>
+        <w:rPr>
+          <w:sz w:val="18"/>
+          <w:szCs w:val="18"/>
+        </w:rPr>
+      </w:pPr>
+      <w:r>
+        <w:rPr>
+          <w:sz w:val="18"/>
+          <w:szCs w:val="18"/>
+        </w:rPr>
+        <w:t xml:space="preserve">By default, Spark automatically considers broadcasting tables smaller than </w:t>
+      </w:r>
+      <w:r>
+        <w:rPr>
+          <w:rStyle w:val="HTMLCode"/>
+          <w:sz w:val="18"/>
+          <w:szCs w:val="18"/>
+        </w:rPr>
+        <w:t>spark.sql.autoBroadcastJoinThreshold</w:t>
+      </w:r>
+      <w:r>
+        <w:rPr>
+          <w:sz w:val="18"/>
+          <w:szCs w:val="18"/>
+        </w:rPr>
+        <w:t xml:space="preserve"> (typically 10 MB). This threshold can be increased, but setting it too high may increase executor memory pressure, garbage collection overhead, and potenti</w:t>
+      </w:r>
+      <w:r>
+        <w:rPr>
+          <w:sz w:val="18"/>
+          <w:szCs w:val="18"/>
+        </w:rPr>
+        <w:t>ally cause Out-Of-Memory errors</w:t>
+      </w:r>
+      <w:r>
+        <w:rPr>
+          <w:rFonts w:ascii="Georgia" w:hAnsi="Georgia"/>
+          <w:color w:val="242424"/>
+          <w:spacing w:val="-1"/>
+          <w:sz w:val="18"/>
+          <w:szCs w:val="18"/>
+        </w:rPr>
+        <w:t>.</w:t>
+      </w:r>
+    </w:p>
+    <w:p>
+      <w:pPr>
+        <w:pStyle w:val="pw-post-body-paragraph"/>
+        <w:shd w:val="clear" w:color="auto" w:fill="FFFFFF"/>
+        <w:spacing w:before="226" w:beforeAutospacing="0" w:after="240" w:afterAutospacing="0" w:line="276" w:lineRule="auto"/>
+        <w:rPr>
+          <w:rFonts w:ascii="Georgia" w:hAnsi="Georgia"/>
+          <w:color w:val="242424"/>
+          <w:spacing w:val="-1"/>
+          <w:sz w:val="18"/>
+          <w:szCs w:val="18"/>
+        </w:rPr>
+      </w:pPr>
+      <w:r>
+        <w:rPr>
+          <w:rFonts w:ascii="Georgia" w:hAnsi="Georgia"/>
+          <w:color w:val="242424"/>
+          <w:spacing w:val="-1"/>
+          <w:sz w:val="18"/>
+          <w:szCs w:val="18"/>
+        </w:rPr>
+        <w:t>The hint </w:t>
+      </w:r>
+      <w:r>
+        <w:rPr>
+          <w:rStyle w:val="HTMLCode"/>
+          <w:color w:val="242424"/>
+          <w:spacing w:val="-1"/>
+          <w:sz w:val="18"/>
+          <w:szCs w:val="18"/>
+          <w:shd w:val="clear" w:color="auto" w:fill="F2F2F2"/>
+        </w:rPr>
+        <w:t>BROADCAST</w:t>
+      </w:r>
+      <w:r>
+        <w:rPr>
+          <w:rStyle w:val="Strong"/>
+          <w:rFonts w:ascii="inherit" w:hAnsi="inherit"/>
+          <w:color w:val="242424"/>
+          <w:spacing w:val="-1"/>
+          <w:sz w:val="18"/>
+          <w:szCs w:val="18"/>
+          <w:shd w:val="clear" w:color="auto" w:fill="F2F2F2"/>
+        </w:rPr>
+        <w:t> </w:t>
+      </w:r>
+      <w:r>
+        <w:rPr>
+          <w:rFonts w:ascii="Georgia" w:hAnsi="Georgia"/>
+          <w:color w:val="242424"/>
+          <w:spacing w:val="-1"/>
+          <w:sz w:val="18"/>
+          <w:szCs w:val="18"/>
+        </w:rPr>
+        <w:t>incidates to Spark to use the Broadcast Hash Join strategy as shown by the code below.</w:t>
+      </w:r>
+    </w:p>
+    <w:p>
+      <w:pPr>
+        <w:pStyle w:val="pw-post-body-paragraph"/>
+        <w:shd w:val="clear" w:color="auto" w:fill="FFFFFF"/>
+        <w:spacing w:before="226" w:beforeAutospacing="0" w:after="240" w:afterAutospacing="0" w:line="276" w:lineRule="auto"/>
+        <w:rPr>
+          <w:rFonts w:ascii="Georgia" w:hAnsi="Georgia"/>
+          <w:color w:val="242424"/>
+          <w:spacing w:val="-1"/>
+          <w:sz w:val="18"/>
+          <w:szCs w:val="18"/>
+        </w:rPr>
+      </w:pPr>
+      <w:r>
+        <w:rPr>
+          <w:rFonts w:ascii="Courier New" w:hAnsi="Courier New" w:cs="Courier New"/>
+          <w:color w:val="242424"/>
+          <w:spacing w:val="-5"/>
+          <w:sz w:val="18"/>
+          <w:szCs w:val="18"/>
+          <w:shd w:val="clear" w:color="auto" w:fill="F9F9F9"/>
+        </w:rPr>
+        <w:t>broadcast_df = df_clients.hint(</w:t>
+      </w:r>
+      <w:r>
+        <w:rPr>
+          <w:rStyle w:val="hljs-string"/>
+          <w:rFonts w:ascii="Courier New" w:hAnsi="Courier New" w:cs="Courier New"/>
+          <w:color w:val="C41A16"/>
+          <w:spacing w:val="-5"/>
+          <w:sz w:val="18"/>
+          <w:szCs w:val="18"/>
+          <w:shd w:val="clear" w:color="auto" w:fill="F9F9F9"/>
+        </w:rPr>
+        <w:t>'BROADCAST'</w:t>
+      </w:r>
+      <w:r>
+        <w:rPr>
+          <w:rFonts w:ascii="Courier New" w:hAnsi="Courier New" w:cs="Courier New"/>
+          <w:color w:val="242424"/>
+          <w:spacing w:val="-5"/>
+          <w:sz w:val="18"/>
+          <w:szCs w:val="18"/>
+          <w:shd w:val="clear" w:color="auto" w:fill="F9F9F9"/>
+        </w:rPr>
+        <w:t>).</w:t>
+      </w:r>
+      <w:r>
+        <w:rPr>
+          <w:rStyle w:val="hljs-keyword"/>
+          <w:color w:val="AA0D91"/>
+          <w:spacing w:val="-5"/>
+          <w:sz w:val="18"/>
+          <w:szCs w:val="18"/>
+          <w:shd w:val="clear" w:color="auto" w:fill="F9F9F9"/>
+        </w:rPr>
+        <w:t>join</w:t>
+      </w:r>
+      <w:r>
+        <w:rPr>
+          <w:rFonts w:ascii="Courier New" w:hAnsi="Courier New" w:cs="Courier New"/>
+          <w:color w:val="242424"/>
+          <w:spacing w:val="-5"/>
+          <w:sz w:val="18"/>
+          <w:szCs w:val="18"/>
+          <w:shd w:val="clear" w:color="auto" w:fill="F9F9F9"/>
+        </w:rPr>
+        <w:t xml:space="preserve">(df_orders, </w:t>
+      </w:r>
+      <w:r>
+        <w:rPr>
+          <w:rStyle w:val="hljs-keyword"/>
+          <w:color w:val="AA0D91"/>
+          <w:spacing w:val="-5"/>
+          <w:sz w:val="18"/>
+          <w:szCs w:val="18"/>
+          <w:shd w:val="clear" w:color="auto" w:fill="F9F9F9"/>
+        </w:rPr>
+        <w:t>on</w:t>
+      </w:r>
+      <w:r>
+        <w:rPr>
+          <w:rFonts w:ascii="Courier New" w:hAnsi="Courier New" w:cs="Courier New"/>
+          <w:color w:val="242424"/>
+          <w:spacing w:val="-5"/>
+          <w:sz w:val="18"/>
+          <w:szCs w:val="18"/>
+          <w:shd w:val="clear" w:color="auto" w:fill="F9F9F9"/>
+        </w:rPr>
+        <w:t>=</w:t>
+      </w:r>
+      <w:r>
+        <w:rPr>
+          <w:rStyle w:val="hljs-string"/>
+          <w:rFonts w:ascii="Courier New" w:hAnsi="Courier New" w:cs="Courier New"/>
+          <w:color w:val="C41A16"/>
+          <w:spacing w:val="-5"/>
+          <w:sz w:val="18"/>
+          <w:szCs w:val="18"/>
+          <w:shd w:val="clear" w:color="auto" w:fill="F9F9F9"/>
+        </w:rPr>
+        <w:t>'client_id'</w:t>
+      </w:r>
+      <w:r>
+        <w:rPr>
+          <w:rFonts w:ascii="Courier New" w:hAnsi="Courier New" w:cs="Courier New"/>
+          <w:color w:val="242424"/>
+          <w:spacing w:val="-5"/>
+          <w:sz w:val="18"/>
+          <w:szCs w:val="18"/>
+          <w:shd w:val="clear" w:color="auto" w:fill="F9F9F9"/>
+        </w:rPr>
+        <w:t>, how=</w:t>
+      </w:r>
+      <w:r>
+        <w:rPr>
+          <w:rStyle w:val="hljs-string"/>
+          <w:rFonts w:ascii="Courier New" w:hAnsi="Courier New" w:cs="Courier New"/>
+          <w:color w:val="C41A16"/>
+          <w:spacing w:val="-5"/>
+          <w:sz w:val="18"/>
+          <w:szCs w:val="18"/>
+          <w:shd w:val="clear" w:color="auto" w:fill="F9F9F9"/>
+        </w:rPr>
+        <w:t>'inner'</w:t>
+      </w:r>
+      <w:r>
+        <w:rPr>
+          <w:rFonts w:ascii="Courier New" w:hAnsi="Courier New" w:cs="Courier New"/>
+          <w:color w:val="242424"/>
+          <w:spacing w:val="-5"/>
+          <w:sz w:val="18"/>
+          <w:szCs w:val="18"/>
+          <w:shd w:val="clear" w:color="auto" w:fill="F9F9F9"/>
+        </w:rPr>
+        <w:t>)</w:t>
+      </w:r>
+      <w:r>
+        <w:rPr>
+          <w:rFonts w:ascii="Courier New" w:hAnsi="Courier New" w:cs="Courier New"/>
+          <w:color w:val="242424"/>
+          <w:spacing w:val="-5"/>
+          <w:sz w:val="18"/>
+          <w:szCs w:val="18"/>
+        </w:rPr>
+        <w:br/>
+      </w:r>
+      <w:r>
+        <w:rPr>
+          <w:rFonts w:ascii="Courier New" w:hAnsi="Courier New" w:cs="Courier New"/>
+          <w:color w:val="242424"/>
+          <w:spacing w:val="-5"/>
+          <w:sz w:val="18"/>
+          <w:szCs w:val="18"/>
+          <w:shd w:val="clear" w:color="auto" w:fill="F9F9F9"/>
+        </w:rPr>
+        <w:t>broadcast_df.explain(mode=</w:t>
+      </w:r>
+      <w:r>
+        <w:rPr>
+          <w:rStyle w:val="hljs-string"/>
+          <w:rFonts w:ascii="Courier New" w:hAnsi="Courier New" w:cs="Courier New"/>
+          <w:color w:val="C41A16"/>
+          <w:spacing w:val="-5"/>
+          <w:sz w:val="18"/>
+          <w:szCs w:val="18"/>
+          <w:shd w:val="clear" w:color="auto" w:fill="F9F9F9"/>
+        </w:rPr>
+        <w:t>"formatted"</w:t>
+      </w:r>
+      <w:r>
+        <w:rPr>
+          <w:rFonts w:ascii="Courier New" w:hAnsi="Courier New" w:cs="Courier New"/>
+          <w:color w:val="242424"/>
+          <w:spacing w:val="-5"/>
+          <w:sz w:val="18"/>
+          <w:szCs w:val="18"/>
+          <w:shd w:val="clear" w:color="auto" w:fill="F9F9F9"/>
+        </w:rPr>
+        <w:t>)</w:t>
+      </w:r>
+      <w:r>
+        <w:rPr>
+          <w:rFonts w:ascii="Courier New" w:hAnsi="Courier New" w:cs="Courier New"/>
+          <w:color w:val="242424"/>
+          <w:spacing w:val="-5"/>
+          <w:sz w:val="18"/>
+          <w:szCs w:val="18"/>
+        </w:rPr>
+        <w:br/>
+      </w:r>
+      <w:r>
+        <w:rPr>
+          <w:rFonts w:ascii="Courier New" w:hAnsi="Courier New" w:cs="Courier New"/>
+          <w:color w:val="242424"/>
+          <w:spacing w:val="-5"/>
+          <w:sz w:val="18"/>
+          <w:szCs w:val="18"/>
+          <w:shd w:val="clear" w:color="auto" w:fill="F9F9F9"/>
+        </w:rPr>
+        <w:t>broadcast_df.show()</w:t>
+      </w:r>
+    </w:p>
+    <w:p>
+      <w:pPr>
+        <w:pStyle w:val="Heading2"/>
+        <w:spacing w:before="0" w:beforeAutospacing="0" w:after="0" w:afterAutospacing="0"/>
+        <w:rPr>
+          <w:b w:val="0"/>
+          <w:color w:val="0D0D0D" w:themeColor="text1" w:themeTint="F2"/>
+          <w:sz w:val="22"/>
+          <w:szCs w:val="22"/>
+        </w:rPr>
+      </w:pPr>
+    </w:p>
+    <w:p>
+      <w:pPr>
+        <w:pStyle w:val="NormalWeb"/>
+        <w:spacing w:before="0" w:beforeAutospacing="0" w:after="0" w:afterAutospacing="0"/>
+        <w:rPr>
+          <w:b/>
+        </w:rPr>
+      </w:pPr>
+      <w:r>
+        <w:rPr>
+          <w:b/>
+        </w:rPr>
+        <w:t>“</w:t>
+      </w:r>
+      <w:r>
+        <w:rPr>
+          <w:b/>
+        </w:rPr>
+        <w:t>Broadcast Hash Join avoids shuffle by sending the entire small table to every executor, while Shuffle Hash Join redistributes both datasets across the cluster and builds hash tables partition-wise after shuffle.</w:t>
+      </w:r>
+      <w:r>
+        <w:rPr>
+          <w:b/>
+        </w:rPr>
+        <w:t>”</w:t>
+      </w:r>
+    </w:p>
+    <w:p>
+      <w:pPr>
+        <w:spacing w:after="0" w:line="240" w:lineRule="auto"/>
         <w:rPr>
           <w:rFonts w:ascii="Times New Roman" w:eastAsia="Times New Roman" w:hAnsi="Times New Roman" w:cs="Times New Roman"/>
           <w:sz w:val="18"/>
@@ -2689,7 +6048,114 @@
         </w:rPr>
       </w:pPr>
     </w:p>
-    <w:p/>
+    <w:p>
+      <w:pPr>
+        <w:shd w:val="clear" w:color="auto" w:fill="FFFFFF"/>
+        <w:spacing w:after="0" w:line="240" w:lineRule="auto"/>
+        <w:rPr>
+          <w:rFonts w:ascii="Georgia" w:eastAsia="Times New Roman" w:hAnsi="Georgia" w:cs="Segoe UI"/>
+          <w:color w:val="242424"/>
+          <w:spacing w:val="-1"/>
+          <w:sz w:val="16"/>
+          <w:szCs w:val="16"/>
+        </w:rPr>
+      </w:pPr>
+    </w:p>
+    <w:p>
+      <w:pPr>
+        <w:shd w:val="clear" w:color="auto" w:fill="FFFFFF"/>
+        <w:spacing w:after="0" w:line="240" w:lineRule="auto"/>
+        <w:ind w:left="450"/>
+        <w:rPr>
+          <w:rFonts w:ascii="Georgia" w:eastAsia="Times New Roman" w:hAnsi="Georgia" w:cs="Segoe UI"/>
+          <w:bCs/>
+          <w:color w:val="242424"/>
+          <w:spacing w:val="-1"/>
+          <w:sz w:val="16"/>
+          <w:szCs w:val="16"/>
+        </w:rPr>
+      </w:pPr>
+    </w:p>
+    <w:p>
+      <w:pPr>
+        <w:shd w:val="clear" w:color="auto" w:fill="FFFFFF"/>
+        <w:spacing w:after="0" w:line="240" w:lineRule="auto"/>
+        <w:ind w:left="450"/>
+        <w:rPr>
+          <w:rFonts w:ascii="Georgia" w:eastAsia="Times New Roman" w:hAnsi="Georgia" w:cs="Segoe UI"/>
+          <w:color w:val="242424"/>
+          <w:spacing w:val="-1"/>
+          <w:sz w:val="16"/>
+          <w:szCs w:val="16"/>
+        </w:rPr>
+      </w:pPr>
+    </w:p>
+    <w:p>
+      <w:pPr>
+        <w:pStyle w:val="NormalWeb"/>
+        <w:rPr>
+          <w:sz w:val="20"/>
+          <w:szCs w:val="20"/>
+        </w:rPr>
+      </w:pPr>
+    </w:p>
+    <w:p>
+      <w:pPr>
+        <w:pStyle w:val="HTMLPreformatted"/>
+        <w:rPr>
+          <w:sz w:val="18"/>
+          <w:szCs w:val="18"/>
+        </w:rPr>
+      </w:pPr>
+    </w:p>
+    <w:p>
+      <w:pPr>
+        <w:pStyle w:val="HTMLPreformatted"/>
+        <w:rPr>
+          <w:sz w:val="18"/>
+          <w:szCs w:val="18"/>
+        </w:rPr>
+      </w:pPr>
+    </w:p>
+    <w:p>
+      <w:pPr>
+        <w:pStyle w:val="HTMLPreformatted"/>
+        <w:rPr>
+          <w:sz w:val="18"/>
+          <w:szCs w:val="18"/>
+        </w:rPr>
+      </w:pPr>
+    </w:p>
+    <w:p>
+      <w:pPr>
+        <w:pStyle w:val="HTMLPreformatted"/>
+        <w:rPr>
+          <w:sz w:val="18"/>
+          <w:szCs w:val="18"/>
+        </w:rPr>
+      </w:pPr>
+    </w:p>
+    <w:p>
+      <w:pPr>
+        <w:pStyle w:val="HTMLPreformatted"/>
+        <w:rPr>
+          <w:sz w:val="18"/>
+          <w:szCs w:val="18"/>
+        </w:rPr>
+      </w:pPr>
+    </w:p>
+    <w:p>
+      <w:pPr>
+        <w:pStyle w:val="NormalWeb"/>
+        <w:spacing w:before="0" w:beforeAutospacing="0"/>
+        <w:rPr>
+          <w:b/>
+          <w:color w:val="44546A" w:themeColor="text2"/>
+          <w:sz w:val="20"/>
+          <w:szCs w:val="20"/>
+        </w:rPr>
+      </w:pPr>
+    </w:p>
     <w:sectPr>
       <w:pgSz w:w="12240" w:h="15840"/>
       <w:pgMar w:top="1440" w:right="1440" w:bottom="1440" w:left="1440" w:header="720" w:footer="720" w:gutter="0"/>
@@ -2852,6 +6318,304 @@
     </w:lvl>
   </w:abstractNum>
   <w:abstractNum w:abstractNumId="1" w15:restartNumberingAfterBreak="0">
+    <w:nsid w:val="0A785399"/>
+    <w:multiLevelType w:val="multilevel"/>
+    <w:tmpl w:val="AD309FD6"/>
+    <w:lvl w:ilvl="0">
+      <w:start w:val="1"/>
+      <w:numFmt w:val="bullet"/>
+      <w:lvlText w:val=""/>
+      <w:lvlJc w:val="left"/>
+      <w:pPr>
+        <w:tabs>
+          <w:tab w:val="num" w:pos="720"/>
+        </w:tabs>
+        <w:ind w:left="720" w:hanging="360"/>
+      </w:pPr>
+      <w:rPr>
+        <w:rFonts w:ascii="Symbol" w:hAnsi="Symbol" w:hint="default"/>
+        <w:sz w:val="20"/>
+      </w:rPr>
+    </w:lvl>
+    <w:lvl w:ilvl="1" w:tentative="1">
+      <w:start w:val="1"/>
+      <w:numFmt w:val="bullet"/>
+      <w:lvlText w:val="o"/>
+      <w:lvlJc w:val="left"/>
+      <w:pPr>
+        <w:tabs>
+          <w:tab w:val="num" w:pos="1440"/>
+        </w:tabs>
+        <w:ind w:left="1440" w:hanging="360"/>
+      </w:pPr>
+      <w:rPr>
+        <w:rFonts w:ascii="Courier New" w:hAnsi="Courier New" w:hint="default"/>
+        <w:sz w:val="20"/>
+      </w:rPr>
+    </w:lvl>
+    <w:lvl w:ilvl="2" w:tentative="1">
+      <w:start w:val="1"/>
+      <w:numFmt w:val="bullet"/>
+      <w:lvlText w:val=""/>
+      <w:lvlJc w:val="left"/>
+      <w:pPr>
+        <w:tabs>
+          <w:tab w:val="num" w:pos="2160"/>
+        </w:tabs>
+        <w:ind w:left="2160" w:hanging="360"/>
+      </w:pPr>
+      <w:rPr>
+        <w:rFonts w:ascii="Wingdings" w:hAnsi="Wingdings" w:hint="default"/>
+        <w:sz w:val="20"/>
+      </w:rPr>
+    </w:lvl>
+    <w:lvl w:ilvl="3" w:tentative="1">
+      <w:start w:val="1"/>
+      <w:numFmt w:val="bullet"/>
+      <w:lvlText w:val=""/>
+      <w:lvlJc w:val="left"/>
+      <w:pPr>
+        <w:tabs>
+          <w:tab w:val="num" w:pos="2880"/>
+        </w:tabs>
+        <w:ind w:left="2880" w:hanging="360"/>
+      </w:pPr>
+      <w:rPr>
+        <w:rFonts w:ascii="Wingdings" w:hAnsi="Wingdings" w:hint="default"/>
+        <w:sz w:val="20"/>
+      </w:rPr>
+    </w:lvl>
+    <w:lvl w:ilvl="4" w:tentative="1">
+      <w:start w:val="1"/>
+      <w:numFmt w:val="bullet"/>
+      <w:lvlText w:val=""/>
+      <w:lvlJc w:val="left"/>
+      <w:pPr>
+        <w:tabs>
+          <w:tab w:val="num" w:pos="3600"/>
+        </w:tabs>
+        <w:ind w:left="3600" w:hanging="360"/>
+      </w:pPr>
+      <w:rPr>
+        <w:rFonts w:ascii="Wingdings" w:hAnsi="Wingdings" w:hint="default"/>
+        <w:sz w:val="20"/>
+      </w:rPr>
+    </w:lvl>
+    <w:lvl w:ilvl="5" w:tentative="1">
+      <w:start w:val="1"/>
+      <w:numFmt w:val="bullet"/>
+      <w:lvlText w:val=""/>
+      <w:lvlJc w:val="left"/>
+      <w:pPr>
+        <w:tabs>
+          <w:tab w:val="num" w:pos="4320"/>
+        </w:tabs>
+        <w:ind w:left="4320" w:hanging="360"/>
+      </w:pPr>
+      <w:rPr>
+        <w:rFonts w:ascii="Wingdings" w:hAnsi="Wingdings" w:hint="default"/>
+        <w:sz w:val="20"/>
+      </w:rPr>
+    </w:lvl>
+    <w:lvl w:ilvl="6" w:tentative="1">
+      <w:start w:val="1"/>
+      <w:numFmt w:val="bullet"/>
+      <w:lvlText w:val=""/>
+      <w:lvlJc w:val="left"/>
+      <w:pPr>
+        <w:tabs>
+          <w:tab w:val="num" w:pos="5040"/>
+        </w:tabs>
+        <w:ind w:left="5040" w:hanging="360"/>
+      </w:pPr>
+      <w:rPr>
+        <w:rFonts w:ascii="Wingdings" w:hAnsi="Wingdings" w:hint="default"/>
+        <w:sz w:val="20"/>
+      </w:rPr>
+    </w:lvl>
+    <w:lvl w:ilvl="7" w:tentative="1">
+      <w:start w:val="1"/>
+      <w:numFmt w:val="bullet"/>
+      <w:lvlText w:val=""/>
+      <w:lvlJc w:val="left"/>
+      <w:pPr>
+        <w:tabs>
+          <w:tab w:val="num" w:pos="5760"/>
+        </w:tabs>
+        <w:ind w:left="5760" w:hanging="360"/>
+      </w:pPr>
+      <w:rPr>
+        <w:rFonts w:ascii="Wingdings" w:hAnsi="Wingdings" w:hint="default"/>
+        <w:sz w:val="20"/>
+      </w:rPr>
+    </w:lvl>
+    <w:lvl w:ilvl="8" w:tentative="1">
+      <w:start w:val="1"/>
+      <w:numFmt w:val="bullet"/>
+      <w:lvlText w:val=""/>
+      <w:lvlJc w:val="left"/>
+      <w:pPr>
+        <w:tabs>
+          <w:tab w:val="num" w:pos="6480"/>
+        </w:tabs>
+        <w:ind w:left="6480" w:hanging="360"/>
+      </w:pPr>
+      <w:rPr>
+        <w:rFonts w:ascii="Wingdings" w:hAnsi="Wingdings" w:hint="default"/>
+        <w:sz w:val="20"/>
+      </w:rPr>
+    </w:lvl>
+  </w:abstractNum>
+  <w:abstractNum w:abstractNumId="2" w15:restartNumberingAfterBreak="0">
+    <w:nsid w:val="0ECC4B8C"/>
+    <w:multiLevelType w:val="multilevel"/>
+    <w:tmpl w:val="21646F92"/>
+    <w:lvl w:ilvl="0">
+      <w:start w:val="1"/>
+      <w:numFmt w:val="bullet"/>
+      <w:lvlText w:val=""/>
+      <w:lvlJc w:val="left"/>
+      <w:pPr>
+        <w:tabs>
+          <w:tab w:val="num" w:pos="720"/>
+        </w:tabs>
+        <w:ind w:left="720" w:hanging="360"/>
+      </w:pPr>
+      <w:rPr>
+        <w:rFonts w:ascii="Symbol" w:hAnsi="Symbol" w:hint="default"/>
+        <w:sz w:val="20"/>
+      </w:rPr>
+    </w:lvl>
+    <w:lvl w:ilvl="1" w:tentative="1">
+      <w:start w:val="1"/>
+      <w:numFmt w:val="bullet"/>
+      <w:lvlText w:val="o"/>
+      <w:lvlJc w:val="left"/>
+      <w:pPr>
+        <w:tabs>
+          <w:tab w:val="num" w:pos="1440"/>
+        </w:tabs>
+        <w:ind w:left="1440" w:hanging="360"/>
+      </w:pPr>
+      <w:rPr>
+        <w:rFonts w:ascii="Courier New" w:hAnsi="Courier New" w:hint="default"/>
+        <w:sz w:val="20"/>
+      </w:rPr>
+    </w:lvl>
+    <w:lvl w:ilvl="2" w:tentative="1">
+      <w:start w:val="1"/>
+      <w:numFmt w:val="bullet"/>
+      <w:lvlText w:val=""/>
+      <w:lvlJc w:val="left"/>
+      <w:pPr>
+        <w:tabs>
+          <w:tab w:val="num" w:pos="2160"/>
+        </w:tabs>
+        <w:ind w:left="2160" w:hanging="360"/>
+      </w:pPr>
+      <w:rPr>
+        <w:rFonts w:ascii="Wingdings" w:hAnsi="Wingdings" w:hint="default"/>
+        <w:sz w:val="20"/>
+      </w:rPr>
+    </w:lvl>
+    <w:lvl w:ilvl="3" w:tentative="1">
+      <w:start w:val="1"/>
+      <w:numFmt w:val="bullet"/>
+      <w:lvlText w:val=""/>
+      <w:lvlJc w:val="left"/>
+      <w:pPr>
+        <w:tabs>
+          <w:tab w:val="num" w:pos="2880"/>
+        </w:tabs>
+        <w:ind w:left="2880" w:hanging="360"/>
+      </w:pPr>
+      <w:rPr>
+        <w:rFonts w:ascii="Wingdings" w:hAnsi="Wingdings" w:hint="default"/>
+        <w:sz w:val="20"/>
+      </w:rPr>
+    </w:lvl>
+    <w:lvl w:ilvl="4" w:tentative="1">
+      <w:start w:val="1"/>
+      <w:numFmt w:val="bullet"/>
+      <w:lvlText w:val=""/>
+      <w:lvlJc w:val="left"/>
+      <w:pPr>
+        <w:tabs>
+          <w:tab w:val="num" w:pos="3600"/>
+        </w:tabs>
+        <w:ind w:left="3600" w:hanging="360"/>
+      </w:pPr>
+      <w:rPr>
+        <w:rFonts w:ascii="Wingdings" w:hAnsi="Wingdings" w:hint="default"/>
+        <w:sz w:val="20"/>
+      </w:rPr>
+    </w:lvl>
+    <w:lvl w:ilvl="5" w:tentative="1">
+      <w:start w:val="1"/>
+      <w:numFmt w:val="bullet"/>
+      <w:lvlText w:val=""/>
+      <w:lvlJc w:val="left"/>
+      <w:pPr>
+        <w:tabs>
+          <w:tab w:val="num" w:pos="4320"/>
+        </w:tabs>
+        <w:ind w:left="4320" w:hanging="360"/>
+      </w:pPr>
+      <w:rPr>
+        <w:rFonts w:ascii="Wingdings" w:hAnsi="Wingdings" w:hint="default"/>
+        <w:sz w:val="20"/>
+      </w:rPr>
+    </w:lvl>
+    <w:lvl w:ilvl="6" w:tentative="1">
+      <w:start w:val="1"/>
+      <w:numFmt w:val="bullet"/>
+      <w:lvlText w:val=""/>
+      <w:lvlJc w:val="left"/>
+      <w:pPr>
+        <w:tabs>
+          <w:tab w:val="num" w:pos="5040"/>
+        </w:tabs>
+        <w:ind w:left="5040" w:hanging="360"/>
+      </w:pPr>
+      <w:rPr>
+        <w:rFonts w:ascii="Wingdings" w:hAnsi="Wingdings" w:hint="default"/>
+        <w:sz w:val="20"/>
+      </w:rPr>
+    </w:lvl>
+    <w:lvl w:ilvl="7" w:tentative="1">
+      <w:start w:val="1"/>
+      <w:numFmt w:val="bullet"/>
+      <w:lvlText w:val=""/>
+      <w:lvlJc w:val="left"/>
+      <w:pPr>
+        <w:tabs>
+          <w:tab w:val="num" w:pos="5760"/>
+        </w:tabs>
+        <w:ind w:left="5760" w:hanging="360"/>
+      </w:pPr>
+      <w:rPr>
+        <w:rFonts w:ascii="Wingdings" w:hAnsi="Wingdings" w:hint="default"/>
+        <w:sz w:val="20"/>
+      </w:rPr>
+    </w:lvl>
+    <w:lvl w:ilvl="8" w:tentative="1">
+      <w:start w:val="1"/>
+      <w:numFmt w:val="bullet"/>
+      <w:lvlText w:val=""/>
+      <w:lvlJc w:val="left"/>
+      <w:pPr>
+        <w:tabs>
+          <w:tab w:val="num" w:pos="6480"/>
+        </w:tabs>
+        <w:ind w:left="6480" w:hanging="360"/>
+      </w:pPr>
+      <w:rPr>
+        <w:rFonts w:ascii="Wingdings" w:hAnsi="Wingdings" w:hint="default"/>
+        <w:sz w:val="20"/>
+      </w:rPr>
+    </w:lvl>
+  </w:abstractNum>
+  <w:abstractNum w:abstractNumId="3" w15:restartNumberingAfterBreak="0">
     <w:nsid w:val="12423130"/>
     <w:multiLevelType w:val="multilevel"/>
     <w:tmpl w:val="6A0CB790"/>
@@ -3000,7 +6764,418 @@
       </w:rPr>
     </w:lvl>
   </w:abstractNum>
-  <w:abstractNum w:abstractNumId="2" w15:restartNumberingAfterBreak="0">
+  <w:abstractNum w:abstractNumId="4" w15:restartNumberingAfterBreak="0">
+    <w:nsid w:val="178C186E"/>
+    <w:multiLevelType w:val="multilevel"/>
+    <w:tmpl w:val="D062DC24"/>
+    <w:lvl w:ilvl="0">
+      <w:start w:val="1"/>
+      <w:numFmt w:val="decimal"/>
+      <w:lvlText w:val="%1."/>
+      <w:lvlJc w:val="left"/>
+      <w:pPr>
+        <w:tabs>
+          <w:tab w:val="num" w:pos="720"/>
+        </w:tabs>
+        <w:ind w:left="720" w:hanging="360"/>
+      </w:pPr>
+    </w:lvl>
+    <w:lvl w:ilvl="1" w:tentative="1">
+      <w:start w:val="1"/>
+      <w:numFmt w:val="decimal"/>
+      <w:lvlText w:val="%2."/>
+      <w:lvlJc w:val="left"/>
+      <w:pPr>
+        <w:tabs>
+          <w:tab w:val="num" w:pos="1440"/>
+        </w:tabs>
+        <w:ind w:left="1440" w:hanging="360"/>
+      </w:pPr>
+    </w:lvl>
+    <w:lvl w:ilvl="2" w:tentative="1">
+      <w:start w:val="1"/>
+      <w:numFmt w:val="decimal"/>
+      <w:lvlText w:val="%3."/>
+      <w:lvlJc w:val="left"/>
+      <w:pPr>
+        <w:tabs>
+          <w:tab w:val="num" w:pos="2160"/>
+        </w:tabs>
+        <w:ind w:left="2160" w:hanging="360"/>
+      </w:pPr>
+    </w:lvl>
+    <w:lvl w:ilvl="3" w:tentative="1">
+      <w:start w:val="1"/>
+      <w:numFmt w:val="decimal"/>
+      <w:lvlText w:val="%4."/>
+      <w:lvlJc w:val="left"/>
+      <w:pPr>
+        <w:tabs>
+          <w:tab w:val="num" w:pos="2880"/>
+        </w:tabs>
+        <w:ind w:left="2880" w:hanging="360"/>
+      </w:pPr>
+    </w:lvl>
+    <w:lvl w:ilvl="4" w:tentative="1">
+      <w:start w:val="1"/>
+      <w:numFmt w:val="decimal"/>
+      <w:lvlText w:val="%5."/>
+      <w:lvlJc w:val="left"/>
+      <w:pPr>
+        <w:tabs>
+          <w:tab w:val="num" w:pos="3600"/>
+        </w:tabs>
+        <w:ind w:left="3600" w:hanging="360"/>
+      </w:pPr>
+    </w:lvl>
+    <w:lvl w:ilvl="5" w:tentative="1">
+      <w:start w:val="1"/>
+      <w:numFmt w:val="decimal"/>
+      <w:lvlText w:val="%6."/>
+      <w:lvlJc w:val="left"/>
+      <w:pPr>
+        <w:tabs>
+          <w:tab w:val="num" w:pos="4320"/>
+        </w:tabs>
+        <w:ind w:left="4320" w:hanging="360"/>
+      </w:pPr>
+    </w:lvl>
+    <w:lvl w:ilvl="6" w:tentative="1">
+      <w:start w:val="1"/>
+      <w:numFmt w:val="decimal"/>
+      <w:lvlText w:val="%7."/>
+      <w:lvlJc w:val="left"/>
+      <w:pPr>
+        <w:tabs>
+          <w:tab w:val="num" w:pos="5040"/>
+        </w:tabs>
+        <w:ind w:left="5040" w:hanging="360"/>
+      </w:pPr>
+    </w:lvl>
+    <w:lvl w:ilvl="7" w:tentative="1">
+      <w:start w:val="1"/>
+      <w:numFmt w:val="decimal"/>
+      <w:lvlText w:val="%8."/>
+      <w:lvlJc w:val="left"/>
+      <w:pPr>
+        <w:tabs>
+          <w:tab w:val="num" w:pos="5760"/>
+        </w:tabs>
+        <w:ind w:left="5760" w:hanging="360"/>
+      </w:pPr>
+    </w:lvl>
+    <w:lvl w:ilvl="8" w:tentative="1">
+      <w:start w:val="1"/>
+      <w:numFmt w:val="decimal"/>
+      <w:lvlText w:val="%9."/>
+      <w:lvlJc w:val="left"/>
+      <w:pPr>
+        <w:tabs>
+          <w:tab w:val="num" w:pos="6480"/>
+        </w:tabs>
+        <w:ind w:left="6480" w:hanging="360"/>
+      </w:pPr>
+    </w:lvl>
+  </w:abstractNum>
+  <w:abstractNum w:abstractNumId="5" w15:restartNumberingAfterBreak="0">
+    <w:nsid w:val="1FA544F9"/>
+    <w:multiLevelType w:val="multilevel"/>
+    <w:tmpl w:val="791E0792"/>
+    <w:lvl w:ilvl="0">
+      <w:start w:val="1"/>
+      <w:numFmt w:val="bullet"/>
+      <w:lvlText w:val=""/>
+      <w:lvlJc w:val="left"/>
+      <w:pPr>
+        <w:tabs>
+          <w:tab w:val="num" w:pos="720"/>
+        </w:tabs>
+        <w:ind w:left="720" w:hanging="360"/>
+      </w:pPr>
+      <w:rPr>
+        <w:rFonts w:ascii="Symbol" w:hAnsi="Symbol" w:hint="default"/>
+        <w:sz w:val="20"/>
+      </w:rPr>
+    </w:lvl>
+    <w:lvl w:ilvl="1" w:tentative="1">
+      <w:start w:val="1"/>
+      <w:numFmt w:val="bullet"/>
+      <w:lvlText w:val="o"/>
+      <w:lvlJc w:val="left"/>
+      <w:pPr>
+        <w:tabs>
+          <w:tab w:val="num" w:pos="1440"/>
+        </w:tabs>
+        <w:ind w:left="1440" w:hanging="360"/>
+      </w:pPr>
+      <w:rPr>
+        <w:rFonts w:ascii="Courier New" w:hAnsi="Courier New" w:hint="default"/>
+        <w:sz w:val="20"/>
+      </w:rPr>
+    </w:lvl>
+    <w:lvl w:ilvl="2" w:tentative="1">
+      <w:start w:val="1"/>
+      <w:numFmt w:val="bullet"/>
+      <w:lvlText w:val=""/>
+      <w:lvlJc w:val="left"/>
+      <w:pPr>
+        <w:tabs>
+          <w:tab w:val="num" w:pos="2160"/>
+        </w:tabs>
+        <w:ind w:left="2160" w:hanging="360"/>
+      </w:pPr>
+      <w:rPr>
+        <w:rFonts w:ascii="Wingdings" w:hAnsi="Wingdings" w:hint="default"/>
+        <w:sz w:val="20"/>
+      </w:rPr>
+    </w:lvl>
+    <w:lvl w:ilvl="3" w:tentative="1">
+      <w:start w:val="1"/>
+      <w:numFmt w:val="bullet"/>
+      <w:lvlText w:val=""/>
+      <w:lvlJc w:val="left"/>
+      <w:pPr>
+        <w:tabs>
+          <w:tab w:val="num" w:pos="2880"/>
+        </w:tabs>
+        <w:ind w:left="2880" w:hanging="360"/>
+      </w:pPr>
+      <w:rPr>
+        <w:rFonts w:ascii="Wingdings" w:hAnsi="Wingdings" w:hint="default"/>
+        <w:sz w:val="20"/>
+      </w:rPr>
+    </w:lvl>
+    <w:lvl w:ilvl="4" w:tentative="1">
+      <w:start w:val="1"/>
+      <w:numFmt w:val="bullet"/>
+      <w:lvlText w:val=""/>
+      <w:lvlJc w:val="left"/>
+      <w:pPr>
+        <w:tabs>
+          <w:tab w:val="num" w:pos="3600"/>
+        </w:tabs>
+        <w:ind w:left="3600" w:hanging="360"/>
+      </w:pPr>
+      <w:rPr>
+        <w:rFonts w:ascii="Wingdings" w:hAnsi="Wingdings" w:hint="default"/>
+        <w:sz w:val="20"/>
+      </w:rPr>
+    </w:lvl>
+    <w:lvl w:ilvl="5" w:tentative="1">
+      <w:start w:val="1"/>
+      <w:numFmt w:val="bullet"/>
+      <w:lvlText w:val=""/>
+      <w:lvlJc w:val="left"/>
+      <w:pPr>
+        <w:tabs>
+          <w:tab w:val="num" w:pos="4320"/>
+        </w:tabs>
+        <w:ind w:left="4320" w:hanging="360"/>
+      </w:pPr>
+      <w:rPr>
+        <w:rFonts w:ascii="Wingdings" w:hAnsi="Wingdings" w:hint="default"/>
+        <w:sz w:val="20"/>
+      </w:rPr>
+    </w:lvl>
+    <w:lvl w:ilvl="6" w:tentative="1">
+      <w:start w:val="1"/>
+      <w:numFmt w:val="bullet"/>
+      <w:lvlText w:val=""/>
+      <w:lvlJc w:val="left"/>
+      <w:pPr>
+        <w:tabs>
+          <w:tab w:val="num" w:pos="5040"/>
+        </w:tabs>
+        <w:ind w:left="5040" w:hanging="360"/>
+      </w:pPr>
+      <w:rPr>
+        <w:rFonts w:ascii="Wingdings" w:hAnsi="Wingdings" w:hint="default"/>
+        <w:sz w:val="20"/>
+      </w:rPr>
+    </w:lvl>
+    <w:lvl w:ilvl="7" w:tentative="1">
+      <w:start w:val="1"/>
+      <w:numFmt w:val="bullet"/>
+      <w:lvlText w:val=""/>
+      <w:lvlJc w:val="left"/>
+      <w:pPr>
+        <w:tabs>
+          <w:tab w:val="num" w:pos="5760"/>
+        </w:tabs>
+        <w:ind w:left="5760" w:hanging="360"/>
+      </w:pPr>
+      <w:rPr>
+        <w:rFonts w:ascii="Wingdings" w:hAnsi="Wingdings" w:hint="default"/>
+        <w:sz w:val="20"/>
+      </w:rPr>
+    </w:lvl>
+    <w:lvl w:ilvl="8" w:tentative="1">
+      <w:start w:val="1"/>
+      <w:numFmt w:val="bullet"/>
+      <w:lvlText w:val=""/>
+      <w:lvlJc w:val="left"/>
+      <w:pPr>
+        <w:tabs>
+          <w:tab w:val="num" w:pos="6480"/>
+        </w:tabs>
+        <w:ind w:left="6480" w:hanging="360"/>
+      </w:pPr>
+      <w:rPr>
+        <w:rFonts w:ascii="Wingdings" w:hAnsi="Wingdings" w:hint="default"/>
+        <w:sz w:val="20"/>
+      </w:rPr>
+    </w:lvl>
+  </w:abstractNum>
+  <w:abstractNum w:abstractNumId="6" w15:restartNumberingAfterBreak="0">
+    <w:nsid w:val="252B0B97"/>
+    <w:multiLevelType w:val="multilevel"/>
+    <w:tmpl w:val="B93CB598"/>
+    <w:lvl w:ilvl="0">
+      <w:start w:val="1"/>
+      <w:numFmt w:val="bullet"/>
+      <w:lvlText w:val=""/>
+      <w:lvlJc w:val="left"/>
+      <w:pPr>
+        <w:tabs>
+          <w:tab w:val="num" w:pos="720"/>
+        </w:tabs>
+        <w:ind w:left="720" w:hanging="360"/>
+      </w:pPr>
+      <w:rPr>
+        <w:rFonts w:ascii="Symbol" w:hAnsi="Symbol" w:hint="default"/>
+        <w:sz w:val="20"/>
+      </w:rPr>
+    </w:lvl>
+    <w:lvl w:ilvl="1" w:tentative="1">
+      <w:start w:val="1"/>
+      <w:numFmt w:val="bullet"/>
+      <w:lvlText w:val="o"/>
+      <w:lvlJc w:val="left"/>
+      <w:pPr>
+        <w:tabs>
+          <w:tab w:val="num" w:pos="1440"/>
+        </w:tabs>
+        <w:ind w:left="1440" w:hanging="360"/>
+      </w:pPr>
+      <w:rPr>
+        <w:rFonts w:ascii="Courier New" w:hAnsi="Courier New" w:hint="default"/>
+        <w:sz w:val="20"/>
+      </w:rPr>
+    </w:lvl>
+    <w:lvl w:ilvl="2" w:tentative="1">
+      <w:start w:val="1"/>
+      <w:numFmt w:val="bullet"/>
+      <w:lvlText w:val=""/>
+      <w:lvlJc w:val="left"/>
+      <w:pPr>
+        <w:tabs>
+          <w:tab w:val="num" w:pos="2160"/>
+        </w:tabs>
+        <w:ind w:left="2160" w:hanging="360"/>
+      </w:pPr>
+      <w:rPr>
+        <w:rFonts w:ascii="Wingdings" w:hAnsi="Wingdings" w:hint="default"/>
+        <w:sz w:val="20"/>
+      </w:rPr>
+    </w:lvl>
+    <w:lvl w:ilvl="3" w:tentative="1">
+      <w:start w:val="1"/>
+      <w:numFmt w:val="bullet"/>
+      <w:lvlText w:val=""/>
+      <w:lvlJc w:val="left"/>
+      <w:pPr>
+        <w:tabs>
+          <w:tab w:val="num" w:pos="2880"/>
+        </w:tabs>
+        <w:ind w:left="2880" w:hanging="360"/>
+      </w:pPr>
+      <w:rPr>
+        <w:rFonts w:ascii="Wingdings" w:hAnsi="Wingdings" w:hint="default"/>
+        <w:sz w:val="20"/>
+      </w:rPr>
+    </w:lvl>
+    <w:lvl w:ilvl="4" w:tentative="1">
+      <w:start w:val="1"/>
+      <w:numFmt w:val="bullet"/>
+      <w:lvlText w:val=""/>
+      <w:lvlJc w:val="left"/>
+      <w:pPr>
+        <w:tabs>
+          <w:tab w:val="num" w:pos="3600"/>
+        </w:tabs>
+        <w:ind w:left="3600" w:hanging="360"/>
+      </w:pPr>
+      <w:rPr>
+        <w:rFonts w:ascii="Wingdings" w:hAnsi="Wingdings" w:hint="default"/>
+        <w:sz w:val="20"/>
+      </w:rPr>
+    </w:lvl>
+    <w:lvl w:ilvl="5" w:tentative="1">
+      <w:start w:val="1"/>
+      <w:numFmt w:val="bullet"/>
+      <w:lvlText w:val=""/>
+      <w:lvlJc w:val="left"/>
+      <w:pPr>
+        <w:tabs>
+          <w:tab w:val="num" w:pos="4320"/>
+        </w:tabs>
+        <w:ind w:left="4320" w:hanging="360"/>
+      </w:pPr>
+      <w:rPr>
+        <w:rFonts w:ascii="Wingdings" w:hAnsi="Wingdings" w:hint="default"/>
+        <w:sz w:val="20"/>
+      </w:rPr>
+    </w:lvl>
+    <w:lvl w:ilvl="6" w:tentative="1">
+      <w:start w:val="1"/>
+      <w:numFmt w:val="bullet"/>
+      <w:lvlText w:val=""/>
+      <w:lvlJc w:val="left"/>
+      <w:pPr>
+        <w:tabs>
+          <w:tab w:val="num" w:pos="5040"/>
+        </w:tabs>
+        <w:ind w:left="5040" w:hanging="360"/>
+      </w:pPr>
+      <w:rPr>
+        <w:rFonts w:ascii="Wingdings" w:hAnsi="Wingdings" w:hint="default"/>
+        <w:sz w:val="20"/>
+      </w:rPr>
+    </w:lvl>
+    <w:lvl w:ilvl="7" w:tentative="1">
+      <w:start w:val="1"/>
+      <w:numFmt w:val="bullet"/>
+      <w:lvlText w:val=""/>
+      <w:lvlJc w:val="left"/>
+      <w:pPr>
+        <w:tabs>
+          <w:tab w:val="num" w:pos="5760"/>
+        </w:tabs>
+        <w:ind w:left="5760" w:hanging="360"/>
+      </w:pPr>
+      <w:rPr>
+        <w:rFonts w:ascii="Wingdings" w:hAnsi="Wingdings" w:hint="default"/>
+        <w:sz w:val="20"/>
+      </w:rPr>
+    </w:lvl>
+    <w:lvl w:ilvl="8" w:tentative="1">
+      <w:start w:val="1"/>
+      <w:numFmt w:val="bullet"/>
+      <w:lvlText w:val=""/>
+      <w:lvlJc w:val="left"/>
+      <w:pPr>
+        <w:tabs>
+          <w:tab w:val="num" w:pos="6480"/>
+        </w:tabs>
+        <w:ind w:left="6480" w:hanging="360"/>
+      </w:pPr>
+      <w:rPr>
+        <w:rFonts w:ascii="Wingdings" w:hAnsi="Wingdings" w:hint="default"/>
+        <w:sz w:val="20"/>
+      </w:rPr>
+    </w:lvl>
+  </w:abstractNum>
+  <w:abstractNum w:abstractNumId="7" w15:restartNumberingAfterBreak="0">
     <w:nsid w:val="26E97393"/>
     <w:multiLevelType w:val="multilevel"/>
     <w:tmpl w:val="5D9A3AF0"/>
@@ -3149,7 +7324,7 @@
       </w:rPr>
     </w:lvl>
   </w:abstractNum>
-  <w:abstractNum w:abstractNumId="3" w15:restartNumberingAfterBreak="0">
+  <w:abstractNum w:abstractNumId="8" w15:restartNumberingAfterBreak="0">
     <w:nsid w:val="34CA58BE"/>
     <w:multiLevelType w:val="multilevel"/>
     <w:tmpl w:val="5A84D04A"/>
@@ -3298,7 +7473,7 @@
       </w:rPr>
     </w:lvl>
   </w:abstractNum>
-  <w:abstractNum w:abstractNumId="4" w15:restartNumberingAfterBreak="0">
+  <w:abstractNum w:abstractNumId="9" w15:restartNumberingAfterBreak="0">
     <w:nsid w:val="3D5B1238"/>
     <w:multiLevelType w:val="multilevel"/>
     <w:tmpl w:val="375EA3BC"/>
@@ -3447,7 +7622,156 @@
       </w:rPr>
     </w:lvl>
   </w:abstractNum>
-  <w:abstractNum w:abstractNumId="5" w15:restartNumberingAfterBreak="0">
+  <w:abstractNum w:abstractNumId="10" w15:restartNumberingAfterBreak="0">
+    <w:nsid w:val="4A9D1AFD"/>
+    <w:multiLevelType w:val="multilevel"/>
+    <w:tmpl w:val="FEA8371E"/>
+    <w:lvl w:ilvl="0">
+      <w:start w:val="1"/>
+      <w:numFmt w:val="bullet"/>
+      <w:lvlText w:val=""/>
+      <w:lvlJc w:val="left"/>
+      <w:pPr>
+        <w:tabs>
+          <w:tab w:val="num" w:pos="720"/>
+        </w:tabs>
+        <w:ind w:left="720" w:hanging="360"/>
+      </w:pPr>
+      <w:rPr>
+        <w:rFonts w:ascii="Symbol" w:hAnsi="Symbol" w:hint="default"/>
+        <w:sz w:val="20"/>
+      </w:rPr>
+    </w:lvl>
+    <w:lvl w:ilvl="1" w:tentative="1">
+      <w:start w:val="1"/>
+      <w:numFmt w:val="bullet"/>
+      <w:lvlText w:val="o"/>
+      <w:lvlJc w:val="left"/>
+      <w:pPr>
+        <w:tabs>
+          <w:tab w:val="num" w:pos="1440"/>
+        </w:tabs>
+        <w:ind w:left="1440" w:hanging="360"/>
+      </w:pPr>
+      <w:rPr>
+        <w:rFonts w:ascii="Courier New" w:hAnsi="Courier New" w:hint="default"/>
+        <w:sz w:val="20"/>
+      </w:rPr>
+    </w:lvl>
+    <w:lvl w:ilvl="2" w:tentative="1">
+      <w:start w:val="1"/>
+      <w:numFmt w:val="bullet"/>
+      <w:lvlText w:val=""/>
+      <w:lvlJc w:val="left"/>
+      <w:pPr>
+        <w:tabs>
+          <w:tab w:val="num" w:pos="2160"/>
+        </w:tabs>
+        <w:ind w:left="2160" w:hanging="360"/>
+      </w:pPr>
+      <w:rPr>
+        <w:rFonts w:ascii="Wingdings" w:hAnsi="Wingdings" w:hint="default"/>
+        <w:sz w:val="20"/>
+      </w:rPr>
+    </w:lvl>
+    <w:lvl w:ilvl="3" w:tentative="1">
+      <w:start w:val="1"/>
+      <w:numFmt w:val="bullet"/>
+      <w:lvlText w:val=""/>
+      <w:lvlJc w:val="left"/>
+      <w:pPr>
+        <w:tabs>
+          <w:tab w:val="num" w:pos="2880"/>
+        </w:tabs>
+        <w:ind w:left="2880" w:hanging="360"/>
+      </w:pPr>
+      <w:rPr>
+        <w:rFonts w:ascii="Wingdings" w:hAnsi="Wingdings" w:hint="default"/>
+        <w:sz w:val="20"/>
+      </w:rPr>
+    </w:lvl>
+    <w:lvl w:ilvl="4" w:tentative="1">
+      <w:start w:val="1"/>
+      <w:numFmt w:val="bullet"/>
+      <w:lvlText w:val=""/>
+      <w:lvlJc w:val="left"/>
+      <w:pPr>
+        <w:tabs>
+          <w:tab w:val="num" w:pos="3600"/>
+        </w:tabs>
+        <w:ind w:left="3600" w:hanging="360"/>
+      </w:pPr>
+      <w:rPr>
+        <w:rFonts w:ascii="Wingdings" w:hAnsi="Wingdings" w:hint="default"/>
+        <w:sz w:val="20"/>
+      </w:rPr>
+    </w:lvl>
+    <w:lvl w:ilvl="5" w:tentative="1">
+      <w:start w:val="1"/>
+      <w:numFmt w:val="bullet"/>
+      <w:lvlText w:val=""/>
+      <w:lvlJc w:val="left"/>
+      <w:pPr>
+        <w:tabs>
+          <w:tab w:val="num" w:pos="4320"/>
+        </w:tabs>
+        <w:ind w:left="4320" w:hanging="360"/>
+      </w:pPr>
+      <w:rPr>
+        <w:rFonts w:ascii="Wingdings" w:hAnsi="Wingdings" w:hint="default"/>
+        <w:sz w:val="20"/>
+      </w:rPr>
+    </w:lvl>
+    <w:lvl w:ilvl="6" w:tentative="1">
+      <w:start w:val="1"/>
+      <w:numFmt w:val="bullet"/>
+      <w:lvlText w:val=""/>
+      <w:lvlJc w:val="left"/>
+      <w:pPr>
+        <w:tabs>
+          <w:tab w:val="num" w:pos="5040"/>
+        </w:tabs>
+        <w:ind w:left="5040" w:hanging="360"/>
+      </w:pPr>
+      <w:rPr>
+        <w:rFonts w:ascii="Wingdings" w:hAnsi="Wingdings" w:hint="default"/>
+        <w:sz w:val="20"/>
+      </w:rPr>
+    </w:lvl>
+    <w:lvl w:ilvl="7" w:tentative="1">
+      <w:start w:val="1"/>
+      <w:numFmt w:val="bullet"/>
+      <w:lvlText w:val=""/>
+      <w:lvlJc w:val="left"/>
+      <w:pPr>
+        <w:tabs>
+          <w:tab w:val="num" w:pos="5760"/>
+        </w:tabs>
+        <w:ind w:left="5760" w:hanging="360"/>
+      </w:pPr>
+      <w:rPr>
+        <w:rFonts w:ascii="Wingdings" w:hAnsi="Wingdings" w:hint="default"/>
+        <w:sz w:val="20"/>
+      </w:rPr>
+    </w:lvl>
+    <w:lvl w:ilvl="8" w:tentative="1">
+      <w:start w:val="1"/>
+      <w:numFmt w:val="bullet"/>
+      <w:lvlText w:val=""/>
+      <w:lvlJc w:val="left"/>
+      <w:pPr>
+        <w:tabs>
+          <w:tab w:val="num" w:pos="6480"/>
+        </w:tabs>
+        <w:ind w:left="6480" w:hanging="360"/>
+      </w:pPr>
+      <w:rPr>
+        <w:rFonts w:ascii="Wingdings" w:hAnsi="Wingdings" w:hint="default"/>
+        <w:sz w:val="20"/>
+      </w:rPr>
+    </w:lvl>
+  </w:abstractNum>
+  <w:abstractNum w:abstractNumId="11" w15:restartNumberingAfterBreak="0">
     <w:nsid w:val="55987F55"/>
     <w:multiLevelType w:val="multilevel"/>
     <w:tmpl w:val="514A125E"/>
@@ -3596,7 +7920,394 @@
       </w:rPr>
     </w:lvl>
   </w:abstractNum>
-  <w:abstractNum w:abstractNumId="6" w15:restartNumberingAfterBreak="0">
+  <w:abstractNum w:abstractNumId="12" w15:restartNumberingAfterBreak="0">
+    <w:nsid w:val="56152B66"/>
+    <w:multiLevelType w:val="multilevel"/>
+    <w:tmpl w:val="349A4ACE"/>
+    <w:lvl w:ilvl="0">
+      <w:start w:val="1"/>
+      <w:numFmt w:val="bullet"/>
+      <w:lvlText w:val=""/>
+      <w:lvlJc w:val="left"/>
+      <w:pPr>
+        <w:tabs>
+          <w:tab w:val="num" w:pos="720"/>
+        </w:tabs>
+        <w:ind w:left="720" w:hanging="360"/>
+      </w:pPr>
+      <w:rPr>
+        <w:rFonts w:ascii="Symbol" w:hAnsi="Symbol" w:hint="default"/>
+        <w:sz w:val="20"/>
+      </w:rPr>
+    </w:lvl>
+    <w:lvl w:ilvl="1" w:tentative="1">
+      <w:start w:val="1"/>
+      <w:numFmt w:val="bullet"/>
+      <w:lvlText w:val="o"/>
+      <w:lvlJc w:val="left"/>
+      <w:pPr>
+        <w:tabs>
+          <w:tab w:val="num" w:pos="1440"/>
+        </w:tabs>
+        <w:ind w:left="1440" w:hanging="360"/>
+      </w:pPr>
+      <w:rPr>
+        <w:rFonts w:ascii="Courier New" w:hAnsi="Courier New" w:hint="default"/>
+        <w:sz w:val="20"/>
+      </w:rPr>
+    </w:lvl>
+    <w:lvl w:ilvl="2" w:tentative="1">
+      <w:start w:val="1"/>
+      <w:numFmt w:val="bullet"/>
+      <w:lvlText w:val=""/>
+      <w:lvlJc w:val="left"/>
+      <w:pPr>
+        <w:tabs>
+          <w:tab w:val="num" w:pos="2160"/>
+        </w:tabs>
+        <w:ind w:left="2160" w:hanging="360"/>
+      </w:pPr>
+      <w:rPr>
+        <w:rFonts w:ascii="Wingdings" w:hAnsi="Wingdings" w:hint="default"/>
+        <w:sz w:val="20"/>
+      </w:rPr>
+    </w:lvl>
+    <w:lvl w:ilvl="3" w:tentative="1">
+      <w:start w:val="1"/>
+      <w:numFmt w:val="bullet"/>
+      <w:lvlText w:val=""/>
+      <w:lvlJc w:val="left"/>
+      <w:pPr>
+        <w:tabs>
+          <w:tab w:val="num" w:pos="2880"/>
+        </w:tabs>
+        <w:ind w:left="2880" w:hanging="360"/>
+      </w:pPr>
+      <w:rPr>
+        <w:rFonts w:ascii="Wingdings" w:hAnsi="Wingdings" w:hint="default"/>
+        <w:sz w:val="20"/>
+      </w:rPr>
+    </w:lvl>
+    <w:lvl w:ilvl="4" w:tentative="1">
+      <w:start w:val="1"/>
+      <w:numFmt w:val="bullet"/>
+      <w:lvlText w:val=""/>
+      <w:lvlJc w:val="left"/>
+      <w:pPr>
+        <w:tabs>
+          <w:tab w:val="num" w:pos="3600"/>
+        </w:tabs>
+        <w:ind w:left="3600" w:hanging="360"/>
+      </w:pPr>
+      <w:rPr>
+        <w:rFonts w:ascii="Wingdings" w:hAnsi="Wingdings" w:hint="default"/>
+        <w:sz w:val="20"/>
+      </w:rPr>
+    </w:lvl>
+    <w:lvl w:ilvl="5" w:tentative="1">
+      <w:start w:val="1"/>
+      <w:numFmt w:val="bullet"/>
+      <w:lvlText w:val=""/>
+      <w:lvlJc w:val="left"/>
+      <w:pPr>
+        <w:tabs>
+          <w:tab w:val="num" w:pos="4320"/>
+        </w:tabs>
+        <w:ind w:left="4320" w:hanging="360"/>
+      </w:pPr>
+      <w:rPr>
+        <w:rFonts w:ascii="Wingdings" w:hAnsi="Wingdings" w:hint="default"/>
+        <w:sz w:val="20"/>
+      </w:rPr>
+    </w:lvl>
+    <w:lvl w:ilvl="6" w:tentative="1">
+      <w:start w:val="1"/>
+      <w:numFmt w:val="bullet"/>
+      <w:lvlText w:val=""/>
+      <w:lvlJc w:val="left"/>
+      <w:pPr>
+        <w:tabs>
+          <w:tab w:val="num" w:pos="5040"/>
+        </w:tabs>
+        <w:ind w:left="5040" w:hanging="360"/>
+      </w:pPr>
+      <w:rPr>
+        <w:rFonts w:ascii="Wingdings" w:hAnsi="Wingdings" w:hint="default"/>
+        <w:sz w:val="20"/>
+      </w:rPr>
+    </w:lvl>
+    <w:lvl w:ilvl="7" w:tentative="1">
+      <w:start w:val="1"/>
+      <w:numFmt w:val="bullet"/>
+      <w:lvlText w:val=""/>
+      <w:lvlJc w:val="left"/>
+      <w:pPr>
+        <w:tabs>
+          <w:tab w:val="num" w:pos="5760"/>
+        </w:tabs>
+        <w:ind w:left="5760" w:hanging="360"/>
+      </w:pPr>
+      <w:rPr>
+        <w:rFonts w:ascii="Wingdings" w:hAnsi="Wingdings" w:hint="default"/>
+        <w:sz w:val="20"/>
+      </w:rPr>
+    </w:lvl>
+    <w:lvl w:ilvl="8" w:tentative="1">
+      <w:start w:val="1"/>
+      <w:numFmt w:val="bullet"/>
+      <w:lvlText w:val=""/>
+      <w:lvlJc w:val="left"/>
+      <w:pPr>
+        <w:tabs>
+          <w:tab w:val="num" w:pos="6480"/>
+        </w:tabs>
+        <w:ind w:left="6480" w:hanging="360"/>
+      </w:pPr>
+      <w:rPr>
+        <w:rFonts w:ascii="Wingdings" w:hAnsi="Wingdings" w:hint="default"/>
+        <w:sz w:val="20"/>
+      </w:rPr>
+    </w:lvl>
+  </w:abstractNum>
+  <w:abstractNum w:abstractNumId="13" w15:restartNumberingAfterBreak="0">
+    <w:nsid w:val="5838238D"/>
+    <w:multiLevelType w:val="hybridMultilevel"/>
+    <w:tmpl w:val="967EC74A"/>
+    <w:lvl w:ilvl="0" w:tplc="0409000F">
+      <w:start w:val="1"/>
+      <w:numFmt w:val="decimal"/>
+      <w:lvlText w:val="%1."/>
+      <w:lvlJc w:val="left"/>
+      <w:pPr>
+        <w:ind w:left="720" w:hanging="360"/>
+      </w:pPr>
+      <w:rPr>
+        <w:rFonts w:hint="default"/>
+      </w:rPr>
+    </w:lvl>
+    <w:lvl w:ilvl="1" w:tplc="04090019" w:tentative="1">
+      <w:start w:val="1"/>
+      <w:numFmt w:val="lowerLetter"/>
+      <w:lvlText w:val="%2."/>
+      <w:lvlJc w:val="left"/>
+      <w:pPr>
+        <w:ind w:left="1440" w:hanging="360"/>
+      </w:pPr>
+    </w:lvl>
+    <w:lvl w:ilvl="2" w:tplc="0409001B" w:tentative="1">
+      <w:start w:val="1"/>
+      <w:numFmt w:val="lowerRoman"/>
+      <w:lvlText w:val="%3."/>
+      <w:lvlJc w:val="right"/>
+      <w:pPr>
+        <w:ind w:left="2160" w:hanging="180"/>
+      </w:pPr>
+    </w:lvl>
+    <w:lvl w:ilvl="3" w:tplc="0409000F" w:tentative="1">
+      <w:start w:val="1"/>
+      <w:numFmt w:val="decimal"/>
+      <w:lvlText w:val="%4."/>
+      <w:lvlJc w:val="left"/>
+      <w:pPr>
+        <w:ind w:left="2880" w:hanging="360"/>
+      </w:pPr>
+    </w:lvl>
+    <w:lvl w:ilvl="4" w:tplc="04090019" w:tentative="1">
+      <w:start w:val="1"/>
+      <w:numFmt w:val="lowerLetter"/>
+      <w:lvlText w:val="%5."/>
+      <w:lvlJc w:val="left"/>
+      <w:pPr>
+        <w:ind w:left="3600" w:hanging="360"/>
+      </w:pPr>
+    </w:lvl>
+    <w:lvl w:ilvl="5" w:tplc="0409001B" w:tentative="1">
+      <w:start w:val="1"/>
+      <w:numFmt w:val="lowerRoman"/>
+      <w:lvlText w:val="%6."/>
+      <w:lvlJc w:val="right"/>
+      <w:pPr>
+        <w:ind w:left="4320" w:hanging="180"/>
+      </w:pPr>
+    </w:lvl>
+    <w:lvl w:ilvl="6" w:tplc="0409000F" w:tentative="1">
+      <w:start w:val="1"/>
+      <w:numFmt w:val="decimal"/>
+      <w:lvlText w:val="%7."/>
+      <w:lvlJc w:val="left"/>
+      <w:pPr>
+        <w:ind w:left="5040" w:hanging="360"/>
+      </w:pPr>
+    </w:lvl>
+    <w:lvl w:ilvl="7" w:tplc="04090019" w:tentative="1">
+      <w:start w:val="1"/>
+      <w:numFmt w:val="lowerLetter"/>
+      <w:lvlText w:val="%8."/>
+      <w:lvlJc w:val="left"/>
+      <w:pPr>
+        <w:ind w:left="5760" w:hanging="360"/>
+      </w:pPr>
+    </w:lvl>
+    <w:lvl w:ilvl="8" w:tplc="0409001B" w:tentative="1">
+      <w:start w:val="1"/>
+      <w:numFmt w:val="lowerRoman"/>
+      <w:lvlText w:val="%9."/>
+      <w:lvlJc w:val="right"/>
+      <w:pPr>
+        <w:ind w:left="6480" w:hanging="180"/>
+      </w:pPr>
+    </w:lvl>
+  </w:abstractNum>
+  <w:abstractNum w:abstractNumId="14" w15:restartNumberingAfterBreak="0">
+    <w:nsid w:val="5B093074"/>
+    <w:multiLevelType w:val="multilevel"/>
+    <w:tmpl w:val="29028050"/>
+    <w:lvl w:ilvl="0">
+      <w:start w:val="1"/>
+      <w:numFmt w:val="bullet"/>
+      <w:lvlText w:val=""/>
+      <w:lvlJc w:val="left"/>
+      <w:pPr>
+        <w:tabs>
+          <w:tab w:val="num" w:pos="720"/>
+        </w:tabs>
+        <w:ind w:left="720" w:hanging="360"/>
+      </w:pPr>
+      <w:rPr>
+        <w:rFonts w:ascii="Symbol" w:hAnsi="Symbol" w:hint="default"/>
+        <w:sz w:val="20"/>
+      </w:rPr>
+    </w:lvl>
+    <w:lvl w:ilvl="1" w:tentative="1">
+      <w:start w:val="1"/>
+      <w:numFmt w:val="bullet"/>
+      <w:lvlText w:val="o"/>
+      <w:lvlJc w:val="left"/>
+      <w:pPr>
+        <w:tabs>
+          <w:tab w:val="num" w:pos="1440"/>
+        </w:tabs>
+        <w:ind w:left="1440" w:hanging="360"/>
+      </w:pPr>
+      <w:rPr>
+        <w:rFonts w:ascii="Courier New" w:hAnsi="Courier New" w:hint="default"/>
+        <w:sz w:val="20"/>
+      </w:rPr>
+    </w:lvl>
+    <w:lvl w:ilvl="2" w:tentative="1">
+      <w:start w:val="1"/>
+      <w:numFmt w:val="bullet"/>
+      <w:lvlText w:val=""/>
+      <w:lvlJc w:val="left"/>
+      <w:pPr>
+        <w:tabs>
+          <w:tab w:val="num" w:pos="2160"/>
+        </w:tabs>
+        <w:ind w:left="2160" w:hanging="360"/>
+      </w:pPr>
+      <w:rPr>
+        <w:rFonts w:ascii="Wingdings" w:hAnsi="Wingdings" w:hint="default"/>
+        <w:sz w:val="20"/>
+      </w:rPr>
+    </w:lvl>
+    <w:lvl w:ilvl="3" w:tentative="1">
+      <w:start w:val="1"/>
+      <w:numFmt w:val="bullet"/>
+      <w:lvlText w:val=""/>
+      <w:lvlJc w:val="left"/>
+      <w:pPr>
+        <w:tabs>
+          <w:tab w:val="num" w:pos="2880"/>
+        </w:tabs>
+        <w:ind w:left="2880" w:hanging="360"/>
+      </w:pPr>
+      <w:rPr>
+        <w:rFonts w:ascii="Wingdings" w:hAnsi="Wingdings" w:hint="default"/>
+        <w:sz w:val="20"/>
+      </w:rPr>
+    </w:lvl>
+    <w:lvl w:ilvl="4" w:tentative="1">
+      <w:start w:val="1"/>
+      <w:numFmt w:val="bullet"/>
+      <w:lvlText w:val=""/>
+      <w:lvlJc w:val="left"/>
+      <w:pPr>
+        <w:tabs>
+          <w:tab w:val="num" w:pos="3600"/>
+        </w:tabs>
+        <w:ind w:left="3600" w:hanging="360"/>
+      </w:pPr>
+      <w:rPr>
+        <w:rFonts w:ascii="Wingdings" w:hAnsi="Wingdings" w:hint="default"/>
+        <w:sz w:val="20"/>
+      </w:rPr>
+    </w:lvl>
+    <w:lvl w:ilvl="5" w:tentative="1">
+      <w:start w:val="1"/>
+      <w:numFmt w:val="bullet"/>
+      <w:lvlText w:val=""/>
+      <w:lvlJc w:val="left"/>
+      <w:pPr>
+        <w:tabs>
+          <w:tab w:val="num" w:pos="4320"/>
+        </w:tabs>
+        <w:ind w:left="4320" w:hanging="360"/>
+      </w:pPr>
+      <w:rPr>
+        <w:rFonts w:ascii="Wingdings" w:hAnsi="Wingdings" w:hint="default"/>
+        <w:sz w:val="20"/>
+      </w:rPr>
+    </w:lvl>
+    <w:lvl w:ilvl="6" w:tentative="1">
+      <w:start w:val="1"/>
+      <w:numFmt w:val="bullet"/>
+      <w:lvlText w:val=""/>
+      <w:lvlJc w:val="left"/>
+      <w:pPr>
+        <w:tabs>
+          <w:tab w:val="num" w:pos="5040"/>
+        </w:tabs>
+        <w:ind w:left="5040" w:hanging="360"/>
+      </w:pPr>
+      <w:rPr>
+        <w:rFonts w:ascii="Wingdings" w:hAnsi="Wingdings" w:hint="default"/>
+        <w:sz w:val="20"/>
+      </w:rPr>
+    </w:lvl>
+    <w:lvl w:ilvl="7" w:tentative="1">
+      <w:start w:val="1"/>
+      <w:numFmt w:val="bullet"/>
+      <w:lvlText w:val=""/>
+      <w:lvlJc w:val="left"/>
+      <w:pPr>
+        <w:tabs>
+          <w:tab w:val="num" w:pos="5760"/>
+        </w:tabs>
+        <w:ind w:left="5760" w:hanging="360"/>
+      </w:pPr>
+      <w:rPr>
+        <w:rFonts w:ascii="Wingdings" w:hAnsi="Wingdings" w:hint="default"/>
+        <w:sz w:val="20"/>
+      </w:rPr>
+    </w:lvl>
+    <w:lvl w:ilvl="8" w:tentative="1">
+      <w:start w:val="1"/>
+      <w:numFmt w:val="bullet"/>
+      <w:lvlText w:val=""/>
+      <w:lvlJc w:val="left"/>
+      <w:pPr>
+        <w:tabs>
+          <w:tab w:val="num" w:pos="6480"/>
+        </w:tabs>
+        <w:ind w:left="6480" w:hanging="360"/>
+      </w:pPr>
+      <w:rPr>
+        <w:rFonts w:ascii="Wingdings" w:hAnsi="Wingdings" w:hint="default"/>
+        <w:sz w:val="20"/>
+      </w:rPr>
+    </w:lvl>
+  </w:abstractNum>
+  <w:abstractNum w:abstractNumId="15" w15:restartNumberingAfterBreak="0">
     <w:nsid w:val="619E47A5"/>
     <w:multiLevelType w:val="multilevel"/>
     <w:tmpl w:val="79DA2A42"/>
@@ -3745,7 +8456,603 @@
       </w:rPr>
     </w:lvl>
   </w:abstractNum>
-  <w:abstractNum w:abstractNumId="7" w15:restartNumberingAfterBreak="0">
+  <w:abstractNum w:abstractNumId="16" w15:restartNumberingAfterBreak="0">
+    <w:nsid w:val="623379D1"/>
+    <w:multiLevelType w:val="multilevel"/>
+    <w:tmpl w:val="1624C918"/>
+    <w:lvl w:ilvl="0">
+      <w:start w:val="1"/>
+      <w:numFmt w:val="bullet"/>
+      <w:lvlText w:val=""/>
+      <w:lvlJc w:val="left"/>
+      <w:pPr>
+        <w:tabs>
+          <w:tab w:val="num" w:pos="720"/>
+        </w:tabs>
+        <w:ind w:left="720" w:hanging="360"/>
+      </w:pPr>
+      <w:rPr>
+        <w:rFonts w:ascii="Symbol" w:hAnsi="Symbol" w:hint="default"/>
+        <w:sz w:val="20"/>
+      </w:rPr>
+    </w:lvl>
+    <w:lvl w:ilvl="1" w:tentative="1">
+      <w:start w:val="1"/>
+      <w:numFmt w:val="bullet"/>
+      <w:lvlText w:val="o"/>
+      <w:lvlJc w:val="left"/>
+      <w:pPr>
+        <w:tabs>
+          <w:tab w:val="num" w:pos="1440"/>
+        </w:tabs>
+        <w:ind w:left="1440" w:hanging="360"/>
+      </w:pPr>
+      <w:rPr>
+        <w:rFonts w:ascii="Courier New" w:hAnsi="Courier New" w:hint="default"/>
+        <w:sz w:val="20"/>
+      </w:rPr>
+    </w:lvl>
+    <w:lvl w:ilvl="2" w:tentative="1">
+      <w:start w:val="1"/>
+      <w:numFmt w:val="bullet"/>
+      <w:lvlText w:val=""/>
+      <w:lvlJc w:val="left"/>
+      <w:pPr>
+        <w:tabs>
+          <w:tab w:val="num" w:pos="2160"/>
+        </w:tabs>
+        <w:ind w:left="2160" w:hanging="360"/>
+      </w:pPr>
+      <w:rPr>
+        <w:rFonts w:ascii="Wingdings" w:hAnsi="Wingdings" w:hint="default"/>
+        <w:sz w:val="20"/>
+      </w:rPr>
+    </w:lvl>
+    <w:lvl w:ilvl="3" w:tentative="1">
+      <w:start w:val="1"/>
+      <w:numFmt w:val="bullet"/>
+      <w:lvlText w:val=""/>
+      <w:lvlJc w:val="left"/>
+      <w:pPr>
+        <w:tabs>
+          <w:tab w:val="num" w:pos="2880"/>
+        </w:tabs>
+        <w:ind w:left="2880" w:hanging="360"/>
+      </w:pPr>
+      <w:rPr>
+        <w:rFonts w:ascii="Wingdings" w:hAnsi="Wingdings" w:hint="default"/>
+        <w:sz w:val="20"/>
+      </w:rPr>
+    </w:lvl>
+    <w:lvl w:ilvl="4" w:tentative="1">
+      <w:start w:val="1"/>
+      <w:numFmt w:val="bullet"/>
+      <w:lvlText w:val=""/>
+      <w:lvlJc w:val="left"/>
+      <w:pPr>
+        <w:tabs>
+          <w:tab w:val="num" w:pos="3600"/>
+        </w:tabs>
+        <w:ind w:left="3600" w:hanging="360"/>
+      </w:pPr>
+      <w:rPr>
+        <w:rFonts w:ascii="Wingdings" w:hAnsi="Wingdings" w:hint="default"/>
+        <w:sz w:val="20"/>
+      </w:rPr>
+    </w:lvl>
+    <w:lvl w:ilvl="5" w:tentative="1">
+      <w:start w:val="1"/>
+      <w:numFmt w:val="bullet"/>
+      <w:lvlText w:val=""/>
+      <w:lvlJc w:val="left"/>
+      <w:pPr>
+        <w:tabs>
+          <w:tab w:val="num" w:pos="4320"/>
+        </w:tabs>
+        <w:ind w:left="4320" w:hanging="360"/>
+      </w:pPr>
+      <w:rPr>
+        <w:rFonts w:ascii="Wingdings" w:hAnsi="Wingdings" w:hint="default"/>
+        <w:sz w:val="20"/>
+      </w:rPr>
+    </w:lvl>
+    <w:lvl w:ilvl="6" w:tentative="1">
+      <w:start w:val="1"/>
+      <w:numFmt w:val="bullet"/>
+      <w:lvlText w:val=""/>
+      <w:lvlJc w:val="left"/>
+      <w:pPr>
+        <w:tabs>
+          <w:tab w:val="num" w:pos="5040"/>
+        </w:tabs>
+        <w:ind w:left="5040" w:hanging="360"/>
+      </w:pPr>
+      <w:rPr>
+        <w:rFonts w:ascii="Wingdings" w:hAnsi="Wingdings" w:hint="default"/>
+        <w:sz w:val="20"/>
+      </w:rPr>
+    </w:lvl>
+    <w:lvl w:ilvl="7" w:tentative="1">
+      <w:start w:val="1"/>
+      <w:numFmt w:val="bullet"/>
+      <w:lvlText w:val=""/>
+      <w:lvlJc w:val="left"/>
+      <w:pPr>
+        <w:tabs>
+          <w:tab w:val="num" w:pos="5760"/>
+        </w:tabs>
+        <w:ind w:left="5760" w:hanging="360"/>
+      </w:pPr>
+      <w:rPr>
+        <w:rFonts w:ascii="Wingdings" w:hAnsi="Wingdings" w:hint="default"/>
+        <w:sz w:val="20"/>
+      </w:rPr>
+    </w:lvl>
+    <w:lvl w:ilvl="8" w:tentative="1">
+      <w:start w:val="1"/>
+      <w:numFmt w:val="bullet"/>
+      <w:lvlText w:val=""/>
+      <w:lvlJc w:val="left"/>
+      <w:pPr>
+        <w:tabs>
+          <w:tab w:val="num" w:pos="6480"/>
+        </w:tabs>
+        <w:ind w:left="6480" w:hanging="360"/>
+      </w:pPr>
+      <w:rPr>
+        <w:rFonts w:ascii="Wingdings" w:hAnsi="Wingdings" w:hint="default"/>
+        <w:sz w:val="20"/>
+      </w:rPr>
+    </w:lvl>
+  </w:abstractNum>
+  <w:abstractNum w:abstractNumId="17" w15:restartNumberingAfterBreak="0">
+    <w:nsid w:val="63381950"/>
+    <w:multiLevelType w:val="multilevel"/>
+    <w:tmpl w:val="A922200E"/>
+    <w:lvl w:ilvl="0">
+      <w:start w:val="1"/>
+      <w:numFmt w:val="bullet"/>
+      <w:lvlText w:val=""/>
+      <w:lvlJc w:val="left"/>
+      <w:pPr>
+        <w:tabs>
+          <w:tab w:val="num" w:pos="720"/>
+        </w:tabs>
+        <w:ind w:left="720" w:hanging="360"/>
+      </w:pPr>
+      <w:rPr>
+        <w:rFonts w:ascii="Symbol" w:hAnsi="Symbol" w:hint="default"/>
+        <w:sz w:val="20"/>
+      </w:rPr>
+    </w:lvl>
+    <w:lvl w:ilvl="1" w:tentative="1">
+      <w:start w:val="1"/>
+      <w:numFmt w:val="bullet"/>
+      <w:lvlText w:val="o"/>
+      <w:lvlJc w:val="left"/>
+      <w:pPr>
+        <w:tabs>
+          <w:tab w:val="num" w:pos="1440"/>
+        </w:tabs>
+        <w:ind w:left="1440" w:hanging="360"/>
+      </w:pPr>
+      <w:rPr>
+        <w:rFonts w:ascii="Courier New" w:hAnsi="Courier New" w:hint="default"/>
+        <w:sz w:val="20"/>
+      </w:rPr>
+    </w:lvl>
+    <w:lvl w:ilvl="2" w:tentative="1">
+      <w:start w:val="1"/>
+      <w:numFmt w:val="bullet"/>
+      <w:lvlText w:val=""/>
+      <w:lvlJc w:val="left"/>
+      <w:pPr>
+        <w:tabs>
+          <w:tab w:val="num" w:pos="2160"/>
+        </w:tabs>
+        <w:ind w:left="2160" w:hanging="360"/>
+      </w:pPr>
+      <w:rPr>
+        <w:rFonts w:ascii="Wingdings" w:hAnsi="Wingdings" w:hint="default"/>
+        <w:sz w:val="20"/>
+      </w:rPr>
+    </w:lvl>
+    <w:lvl w:ilvl="3" w:tentative="1">
+      <w:start w:val="1"/>
+      <w:numFmt w:val="bullet"/>
+      <w:lvlText w:val=""/>
+      <w:lvlJc w:val="left"/>
+      <w:pPr>
+        <w:tabs>
+          <w:tab w:val="num" w:pos="2880"/>
+        </w:tabs>
+        <w:ind w:left="2880" w:hanging="360"/>
+      </w:pPr>
+      <w:rPr>
+        <w:rFonts w:ascii="Wingdings" w:hAnsi="Wingdings" w:hint="default"/>
+        <w:sz w:val="20"/>
+      </w:rPr>
+    </w:lvl>
+    <w:lvl w:ilvl="4" w:tentative="1">
+      <w:start w:val="1"/>
+      <w:numFmt w:val="bullet"/>
+      <w:lvlText w:val=""/>
+      <w:lvlJc w:val="left"/>
+      <w:pPr>
+        <w:tabs>
+          <w:tab w:val="num" w:pos="3600"/>
+        </w:tabs>
+        <w:ind w:left="3600" w:hanging="360"/>
+      </w:pPr>
+      <w:rPr>
+        <w:rFonts w:ascii="Wingdings" w:hAnsi="Wingdings" w:hint="default"/>
+        <w:sz w:val="20"/>
+      </w:rPr>
+    </w:lvl>
+    <w:lvl w:ilvl="5" w:tentative="1">
+      <w:start w:val="1"/>
+      <w:numFmt w:val="bullet"/>
+      <w:lvlText w:val=""/>
+      <w:lvlJc w:val="left"/>
+      <w:pPr>
+        <w:tabs>
+          <w:tab w:val="num" w:pos="4320"/>
+        </w:tabs>
+        <w:ind w:left="4320" w:hanging="360"/>
+      </w:pPr>
+      <w:rPr>
+        <w:rFonts w:ascii="Wingdings" w:hAnsi="Wingdings" w:hint="default"/>
+        <w:sz w:val="20"/>
+      </w:rPr>
+    </w:lvl>
+    <w:lvl w:ilvl="6" w:tentative="1">
+      <w:start w:val="1"/>
+      <w:numFmt w:val="bullet"/>
+      <w:lvlText w:val=""/>
+      <w:lvlJc w:val="left"/>
+      <w:pPr>
+        <w:tabs>
+          <w:tab w:val="num" w:pos="5040"/>
+        </w:tabs>
+        <w:ind w:left="5040" w:hanging="360"/>
+      </w:pPr>
+      <w:rPr>
+        <w:rFonts w:ascii="Wingdings" w:hAnsi="Wingdings" w:hint="default"/>
+        <w:sz w:val="20"/>
+      </w:rPr>
+    </w:lvl>
+    <w:lvl w:ilvl="7" w:tentative="1">
+      <w:start w:val="1"/>
+      <w:numFmt w:val="bullet"/>
+      <w:lvlText w:val=""/>
+      <w:lvlJc w:val="left"/>
+      <w:pPr>
+        <w:tabs>
+          <w:tab w:val="num" w:pos="5760"/>
+        </w:tabs>
+        <w:ind w:left="5760" w:hanging="360"/>
+      </w:pPr>
+      <w:rPr>
+        <w:rFonts w:ascii="Wingdings" w:hAnsi="Wingdings" w:hint="default"/>
+        <w:sz w:val="20"/>
+      </w:rPr>
+    </w:lvl>
+    <w:lvl w:ilvl="8" w:tentative="1">
+      <w:start w:val="1"/>
+      <w:numFmt w:val="bullet"/>
+      <w:lvlText w:val=""/>
+      <w:lvlJc w:val="left"/>
+      <w:pPr>
+        <w:tabs>
+          <w:tab w:val="num" w:pos="6480"/>
+        </w:tabs>
+        <w:ind w:left="6480" w:hanging="360"/>
+      </w:pPr>
+      <w:rPr>
+        <w:rFonts w:ascii="Wingdings" w:hAnsi="Wingdings" w:hint="default"/>
+        <w:sz w:val="20"/>
+      </w:rPr>
+    </w:lvl>
+  </w:abstractNum>
+  <w:abstractNum w:abstractNumId="18" w15:restartNumberingAfterBreak="0">
+    <w:nsid w:val="67A02130"/>
+    <w:multiLevelType w:val="multilevel"/>
+    <w:tmpl w:val="E3525A28"/>
+    <w:lvl w:ilvl="0">
+      <w:start w:val="1"/>
+      <w:numFmt w:val="bullet"/>
+      <w:lvlText w:val=""/>
+      <w:lvlJc w:val="left"/>
+      <w:pPr>
+        <w:tabs>
+          <w:tab w:val="num" w:pos="720"/>
+        </w:tabs>
+        <w:ind w:left="720" w:hanging="360"/>
+      </w:pPr>
+      <w:rPr>
+        <w:rFonts w:ascii="Symbol" w:hAnsi="Symbol" w:hint="default"/>
+        <w:sz w:val="20"/>
+      </w:rPr>
+    </w:lvl>
+    <w:lvl w:ilvl="1" w:tentative="1">
+      <w:start w:val="1"/>
+      <w:numFmt w:val="bullet"/>
+      <w:lvlText w:val="o"/>
+      <w:lvlJc w:val="left"/>
+      <w:pPr>
+        <w:tabs>
+          <w:tab w:val="num" w:pos="1440"/>
+        </w:tabs>
+        <w:ind w:left="1440" w:hanging="360"/>
+      </w:pPr>
+      <w:rPr>
+        <w:rFonts w:ascii="Courier New" w:hAnsi="Courier New" w:hint="default"/>
+        <w:sz w:val="20"/>
+      </w:rPr>
+    </w:lvl>
+    <w:lvl w:ilvl="2" w:tentative="1">
+      <w:start w:val="1"/>
+      <w:numFmt w:val="bullet"/>
+      <w:lvlText w:val=""/>
+      <w:lvlJc w:val="left"/>
+      <w:pPr>
+        <w:tabs>
+          <w:tab w:val="num" w:pos="2160"/>
+        </w:tabs>
+        <w:ind w:left="2160" w:hanging="360"/>
+      </w:pPr>
+      <w:rPr>
+        <w:rFonts w:ascii="Wingdings" w:hAnsi="Wingdings" w:hint="default"/>
+        <w:sz w:val="20"/>
+      </w:rPr>
+    </w:lvl>
+    <w:lvl w:ilvl="3" w:tentative="1">
+      <w:start w:val="1"/>
+      <w:numFmt w:val="bullet"/>
+      <w:lvlText w:val=""/>
+      <w:lvlJc w:val="left"/>
+      <w:pPr>
+        <w:tabs>
+          <w:tab w:val="num" w:pos="2880"/>
+        </w:tabs>
+        <w:ind w:left="2880" w:hanging="360"/>
+      </w:pPr>
+      <w:rPr>
+        <w:rFonts w:ascii="Wingdings" w:hAnsi="Wingdings" w:hint="default"/>
+        <w:sz w:val="20"/>
+      </w:rPr>
+    </w:lvl>
+    <w:lvl w:ilvl="4" w:tentative="1">
+      <w:start w:val="1"/>
+      <w:numFmt w:val="bullet"/>
+      <w:lvlText w:val=""/>
+      <w:lvlJc w:val="left"/>
+      <w:pPr>
+        <w:tabs>
+          <w:tab w:val="num" w:pos="3600"/>
+        </w:tabs>
+        <w:ind w:left="3600" w:hanging="360"/>
+      </w:pPr>
+      <w:rPr>
+        <w:rFonts w:ascii="Wingdings" w:hAnsi="Wingdings" w:hint="default"/>
+        <w:sz w:val="20"/>
+      </w:rPr>
+    </w:lvl>
+    <w:lvl w:ilvl="5" w:tentative="1">
+      <w:start w:val="1"/>
+      <w:numFmt w:val="bullet"/>
+      <w:lvlText w:val=""/>
+      <w:lvlJc w:val="left"/>
+      <w:pPr>
+        <w:tabs>
+          <w:tab w:val="num" w:pos="4320"/>
+        </w:tabs>
+        <w:ind w:left="4320" w:hanging="360"/>
+      </w:pPr>
+      <w:rPr>
+        <w:rFonts w:ascii="Wingdings" w:hAnsi="Wingdings" w:hint="default"/>
+        <w:sz w:val="20"/>
+      </w:rPr>
+    </w:lvl>
+    <w:lvl w:ilvl="6" w:tentative="1">
+      <w:start w:val="1"/>
+      <w:numFmt w:val="bullet"/>
+      <w:lvlText w:val=""/>
+      <w:lvlJc w:val="left"/>
+      <w:pPr>
+        <w:tabs>
+          <w:tab w:val="num" w:pos="5040"/>
+        </w:tabs>
+        <w:ind w:left="5040" w:hanging="360"/>
+      </w:pPr>
+      <w:rPr>
+        <w:rFonts w:ascii="Wingdings" w:hAnsi="Wingdings" w:hint="default"/>
+        <w:sz w:val="20"/>
+      </w:rPr>
+    </w:lvl>
+    <w:lvl w:ilvl="7" w:tentative="1">
+      <w:start w:val="1"/>
+      <w:numFmt w:val="bullet"/>
+      <w:lvlText w:val=""/>
+      <w:lvlJc w:val="left"/>
+      <w:pPr>
+        <w:tabs>
+          <w:tab w:val="num" w:pos="5760"/>
+        </w:tabs>
+        <w:ind w:left="5760" w:hanging="360"/>
+      </w:pPr>
+      <w:rPr>
+        <w:rFonts w:ascii="Wingdings" w:hAnsi="Wingdings" w:hint="default"/>
+        <w:sz w:val="20"/>
+      </w:rPr>
+    </w:lvl>
+    <w:lvl w:ilvl="8" w:tentative="1">
+      <w:start w:val="1"/>
+      <w:numFmt w:val="bullet"/>
+      <w:lvlText w:val=""/>
+      <w:lvlJc w:val="left"/>
+      <w:pPr>
+        <w:tabs>
+          <w:tab w:val="num" w:pos="6480"/>
+        </w:tabs>
+        <w:ind w:left="6480" w:hanging="360"/>
+      </w:pPr>
+      <w:rPr>
+        <w:rFonts w:ascii="Wingdings" w:hAnsi="Wingdings" w:hint="default"/>
+        <w:sz w:val="20"/>
+      </w:rPr>
+    </w:lvl>
+  </w:abstractNum>
+  <w:abstractNum w:abstractNumId="19" w15:restartNumberingAfterBreak="0">
+    <w:nsid w:val="6E643B01"/>
+    <w:multiLevelType w:val="multilevel"/>
+    <w:tmpl w:val="AECE9666"/>
+    <w:lvl w:ilvl="0">
+      <w:start w:val="1"/>
+      <w:numFmt w:val="bullet"/>
+      <w:lvlText w:val=""/>
+      <w:lvlJc w:val="left"/>
+      <w:pPr>
+        <w:tabs>
+          <w:tab w:val="num" w:pos="720"/>
+        </w:tabs>
+        <w:ind w:left="720" w:hanging="360"/>
+      </w:pPr>
+      <w:rPr>
+        <w:rFonts w:ascii="Symbol" w:hAnsi="Symbol" w:hint="default"/>
+        <w:sz w:val="20"/>
+      </w:rPr>
+    </w:lvl>
+    <w:lvl w:ilvl="1" w:tentative="1">
+      <w:start w:val="1"/>
+      <w:numFmt w:val="bullet"/>
+      <w:lvlText w:val="o"/>
+      <w:lvlJc w:val="left"/>
+      <w:pPr>
+        <w:tabs>
+          <w:tab w:val="num" w:pos="1440"/>
+        </w:tabs>
+        <w:ind w:left="1440" w:hanging="360"/>
+      </w:pPr>
+      <w:rPr>
+        <w:rFonts w:ascii="Courier New" w:hAnsi="Courier New" w:hint="default"/>
+        <w:sz w:val="20"/>
+      </w:rPr>
+    </w:lvl>
+    <w:lvl w:ilvl="2" w:tentative="1">
+      <w:start w:val="1"/>
+      <w:numFmt w:val="bullet"/>
+      <w:lvlText w:val=""/>
+      <w:lvlJc w:val="left"/>
+      <w:pPr>
+        <w:tabs>
+          <w:tab w:val="num" w:pos="2160"/>
+        </w:tabs>
+        <w:ind w:left="2160" w:hanging="360"/>
+      </w:pPr>
+      <w:rPr>
+        <w:rFonts w:ascii="Wingdings" w:hAnsi="Wingdings" w:hint="default"/>
+        <w:sz w:val="20"/>
+      </w:rPr>
+    </w:lvl>
+    <w:lvl w:ilvl="3" w:tentative="1">
+      <w:start w:val="1"/>
+      <w:numFmt w:val="bullet"/>
+      <w:lvlText w:val=""/>
+      <w:lvlJc w:val="left"/>
+      <w:pPr>
+        <w:tabs>
+          <w:tab w:val="num" w:pos="2880"/>
+        </w:tabs>
+        <w:ind w:left="2880" w:hanging="360"/>
+      </w:pPr>
+      <w:rPr>
+        <w:rFonts w:ascii="Wingdings" w:hAnsi="Wingdings" w:hint="default"/>
+        <w:sz w:val="20"/>
+      </w:rPr>
+    </w:lvl>
+    <w:lvl w:ilvl="4" w:tentative="1">
+      <w:start w:val="1"/>
+      <w:numFmt w:val="bullet"/>
+      <w:lvlText w:val=""/>
+      <w:lvlJc w:val="left"/>
+      <w:pPr>
+        <w:tabs>
+          <w:tab w:val="num" w:pos="3600"/>
+        </w:tabs>
+        <w:ind w:left="3600" w:hanging="360"/>
+      </w:pPr>
+      <w:rPr>
+        <w:rFonts w:ascii="Wingdings" w:hAnsi="Wingdings" w:hint="default"/>
+        <w:sz w:val="20"/>
+      </w:rPr>
+    </w:lvl>
+    <w:lvl w:ilvl="5" w:tentative="1">
+      <w:start w:val="1"/>
+      <w:numFmt w:val="bullet"/>
+      <w:lvlText w:val=""/>
+      <w:lvlJc w:val="left"/>
+      <w:pPr>
+        <w:tabs>
+          <w:tab w:val="num" w:pos="4320"/>
+        </w:tabs>
+        <w:ind w:left="4320" w:hanging="360"/>
+      </w:pPr>
+      <w:rPr>
+        <w:rFonts w:ascii="Wingdings" w:hAnsi="Wingdings" w:hint="default"/>
+        <w:sz w:val="20"/>
+      </w:rPr>
+    </w:lvl>
+    <w:lvl w:ilvl="6" w:tentative="1">
+      <w:start w:val="1"/>
+      <w:numFmt w:val="bullet"/>
+      <w:lvlText w:val=""/>
+      <w:lvlJc w:val="left"/>
+      <w:pPr>
+        <w:tabs>
+          <w:tab w:val="num" w:pos="5040"/>
+        </w:tabs>
+        <w:ind w:left="5040" w:hanging="360"/>
+      </w:pPr>
+      <w:rPr>
+        <w:rFonts w:ascii="Wingdings" w:hAnsi="Wingdings" w:hint="default"/>
+        <w:sz w:val="20"/>
+      </w:rPr>
+    </w:lvl>
+    <w:lvl w:ilvl="7" w:tentative="1">
+      <w:start w:val="1"/>
+      <w:numFmt w:val="bullet"/>
+      <w:lvlText w:val=""/>
+      <w:lvlJc w:val="left"/>
+      <w:pPr>
+        <w:tabs>
+          <w:tab w:val="num" w:pos="5760"/>
+        </w:tabs>
+        <w:ind w:left="5760" w:hanging="360"/>
+      </w:pPr>
+      <w:rPr>
+        <w:rFonts w:ascii="Wingdings" w:hAnsi="Wingdings" w:hint="default"/>
+        <w:sz w:val="20"/>
+      </w:rPr>
+    </w:lvl>
+    <w:lvl w:ilvl="8" w:tentative="1">
+      <w:start w:val="1"/>
+      <w:numFmt w:val="bullet"/>
+      <w:lvlText w:val=""/>
+      <w:lvlJc w:val="left"/>
+      <w:pPr>
+        <w:tabs>
+          <w:tab w:val="num" w:pos="6480"/>
+        </w:tabs>
+        <w:ind w:left="6480" w:hanging="360"/>
+      </w:pPr>
+      <w:rPr>
+        <w:rFonts w:ascii="Wingdings" w:hAnsi="Wingdings" w:hint="default"/>
+        <w:sz w:val="20"/>
+      </w:rPr>
+    </w:lvl>
+  </w:abstractNum>
+  <w:abstractNum w:abstractNumId="20" w15:restartNumberingAfterBreak="0">
     <w:nsid w:val="742A3244"/>
     <w:multiLevelType w:val="multilevel"/>
     <w:tmpl w:val="51BE5452"/>
@@ -3895,28 +9202,67 @@
     </w:lvl>
   </w:abstractNum>
   <w:num w:numId="1">
-    <w:abstractNumId w:val="5"/>
+    <w:abstractNumId w:val="11"/>
   </w:num>
   <w:num w:numId="2">
-    <w:abstractNumId w:val="4"/>
+    <w:abstractNumId w:val="9"/>
   </w:num>
   <w:num w:numId="3">
     <w:abstractNumId w:val="0"/>
   </w:num>
   <w:num w:numId="4">
+    <w:abstractNumId w:val="20"/>
+  </w:num>
+  <w:num w:numId="5">
+    <w:abstractNumId w:val="15"/>
+  </w:num>
+  <w:num w:numId="6">
     <w:abstractNumId w:val="7"/>
   </w:num>
-  <w:num w:numId="5">
+  <w:num w:numId="7">
+    <w:abstractNumId w:val="8"/>
+  </w:num>
+  <w:num w:numId="8">
+    <w:abstractNumId w:val="3"/>
+  </w:num>
+  <w:num w:numId="9">
+    <w:abstractNumId w:val="13"/>
+  </w:num>
+  <w:num w:numId="10">
+    <w:abstractNumId w:val="5"/>
+  </w:num>
+  <w:num w:numId="11">
+    <w:abstractNumId w:val="18"/>
+  </w:num>
+  <w:num w:numId="12">
+    <w:abstractNumId w:val="19"/>
+  </w:num>
+  <w:num w:numId="13">
     <w:abstractNumId w:val="6"/>
   </w:num>
-  <w:num w:numId="6">
+  <w:num w:numId="14">
     <w:abstractNumId w:val="2"/>
   </w:num>
-  <w:num w:numId="7">
-    <w:abstractNumId w:val="3"/>
+  <w:num w:numId="15">
+    <w:abstractNumId w:val="10"/>
   </w:num>
-  <w:num w:numId="8">
+  <w:num w:numId="16">
+    <w:abstractNumId w:val="17"/>
+  </w:num>
+  <w:num w:numId="17">
     <w:abstractNumId w:val="1"/>
+  </w:num>
+  <w:num w:numId="18">
+    <w:abstractNumId w:val="14"/>
+  </w:num>
+  <w:num w:numId="19">
+    <w:abstractNumId w:val="16"/>
+  </w:num>
+  <w:num w:numId="20">
+    <w:abstractNumId w:val="4"/>
+  </w:num>
+  <w:num w:numId="21">
+    <w:abstractNumId w:val="12"/>
   </w:num>
 </w:numbering>
 </file>
@@ -4361,7 +9707,6 @@
     <w:next w:val="Normal"/>
     <w:link w:val="Heading3Char"/>
     <w:uiPriority w:val="9"/>
-    <w:semiHidden/>
     <w:unhideWhenUsed/>
     <w:qFormat/>
     <w:rsid w:val="002D5007"/>
@@ -4467,7 +9812,6 @@
     <w:basedOn w:val="DefaultParagraphFont"/>
     <w:link w:val="Heading3"/>
     <w:uiPriority w:val="9"/>
-    <w:semiHidden/>
     <w:rsid w:val="002D5007"/>
     <w:rPr>
       <w:rFonts w:asciiTheme="majorHAnsi" w:eastAsiaTheme="majorEastAsia" w:hAnsiTheme="majorHAnsi" w:cstheme="majorBidi"/>
@@ -4555,6 +9899,50 @@
     <w:name w:val="ͼe"/>
     <w:basedOn w:val="DefaultParagraphFont"/>
     <w:rsid w:val="008B0B1C"/>
+  </w:style>
+  <w:style w:type="character" w:customStyle="1" w:styleId="whitespace-normal">
+    <w:name w:val="whitespace-normal"/>
+    <w:basedOn w:val="DefaultParagraphFont"/>
+    <w:rsid w:val="005D0216"/>
+  </w:style>
+  <w:style w:type="paragraph" w:customStyle="1" w:styleId="pw-post-body-paragraph">
+    <w:name w:val="pw-post-body-paragraph"/>
+    <w:basedOn w:val="Normal"/>
+    <w:rsid w:val="00BF77F7"/>
+    <w:pPr>
+      <w:spacing w:before="100" w:beforeAutospacing="1" w:after="100" w:afterAutospacing="1" w:line="240" w:lineRule="auto"/>
+    </w:pPr>
+    <w:rPr>
+      <w:rFonts w:ascii="Times New Roman" w:eastAsia="Times New Roman" w:hAnsi="Times New Roman" w:cs="Times New Roman"/>
+      <w:sz w:val="24"/>
+      <w:szCs w:val="24"/>
+    </w:rPr>
+  </w:style>
+  <w:style w:type="character" w:customStyle="1" w:styleId="qg">
+    <w:name w:val="qg"/>
+    <w:basedOn w:val="DefaultParagraphFont"/>
+    <w:rsid w:val="00BF77F7"/>
+  </w:style>
+  <w:style w:type="character" w:customStyle="1" w:styleId="hljs-string">
+    <w:name w:val="hljs-string"/>
+    <w:basedOn w:val="DefaultParagraphFont"/>
+    <w:rsid w:val="00BF77F7"/>
+  </w:style>
+  <w:style w:type="character" w:customStyle="1" w:styleId="hljs-keyword">
+    <w:name w:val="hljs-keyword"/>
+    <w:basedOn w:val="DefaultParagraphFont"/>
+    <w:rsid w:val="00BF77F7"/>
+  </w:style>
+  <w:style w:type="paragraph" w:styleId="ListParagraph">
+    <w:name w:val="List Paragraph"/>
+    <w:basedOn w:val="Normal"/>
+    <w:uiPriority w:val="34"/>
+    <w:qFormat/>
+    <w:rsid w:val="009A6212"/>
+    <w:pPr>
+      <w:ind w:left="720"/>
+      <w:contextualSpacing/>
+    </w:pPr>
   </w:style>
 </w:styles>
 </file>
